--- a/01_《三人行》全24集全流程标杆成品库/05_核心人物一人一档/人物07_罗爱文（16—18岁少年死党 ＆ 2033中年企业家）.docx
+++ b/01_《三人行》全24集全流程标杆成品库/05_核心人物一人一档/人物07_罗爱文（16—18岁少年死党 ＆ 2033中年企业家）.docx
@@ -1404,6 +1404,22 @@
     </w:p>
     <w:p>
       <w:pPr>
+        <w:spacing w:before="60" w:after="100" w:line="384" w:lineRule="auto"/>
+        <w:ind w:firstLine="420"/>
+        <w:jc w:val="left"/>
+      </w:pPr>
+      <w:r>
+        <w:rPr>
+          <w:rFonts w:ascii="Times New Roman" w:hAnsi="Times New Roman" w:eastAsia="宋体"/>
+          <w:b w:val="0"/>
+          <w:color w:val="141414"/>
+          <w:sz w:val="21"/>
+        </w:rPr>
+        <w:t>【主创与演员幕后特辑《八中的朋友》深度补遗】：特辑指出罗爱文并非单纯的搞笑跟班，他略带讨好型人格的背后是对纯粹友情与机械技术的热爱——赵左右是他青春里的阳光，荀未来则是带他开眼界的大哥。他最终拒绝父亲安排的守成之路、远赴德国攻读新能源汽车，实现了从“学渣少爷”到“实业工程师”的成长。</w:t>
+      </w:r>
+    </w:p>
+    <w:p>
+      <w:pPr>
         <w:spacing w:before="240" w:after="80" w:line="384" w:lineRule="auto"/>
         <w:jc w:val="left"/>
       </w:pPr>
@@ -1524,293 +1540,6 @@
           <w:sz w:val="21"/>
         </w:rPr>
         <w:t>经历EP23时空修正后，在EP24大结局的2009年秋清晨，罗爱文在八中孔子像前与赵左右一起迎回了阳光复学的陈明，当场激动地认陈明做“明哥”！不久后，罗爱文在校园向“赵导”赵左右辞行，正式飞往德国留学——他没有听从父亲安排学企业管理，而是坚定转学新能源汽车制造，并满怀憧憬地与赵左右约定：“说不定我和明哥以后一块儿合作，能研究什么自动驾驶呢！走了，赵导！”</w:t>
-      </w:r>
-    </w:p>
-    <w:p>
-      <w:pPr>
-        <w:spacing w:before="160" w:after="80" w:line="384" w:lineRule="auto"/>
-        <w:jc w:val="left"/>
-      </w:pPr>
-      <w:r>
-        <w:rPr>
-          <w:rFonts w:ascii="Arial" w:hAnsi="Arial" w:eastAsia="黑体"/>
-          <w:b/>
-          <w:color w:val="141414"/>
-          <w:sz w:val="22"/>
-        </w:rPr>
-        <w:t>（附）本角色全剧登场场次、具体行动与核心台词逐集纪实（100%对齐定稿文学剧本）</w:t>
-      </w:r>
-    </w:p>
-    <w:p>
-      <w:pPr>
-        <w:spacing w:before="40" w:after="80" w:line="384" w:lineRule="auto"/>
-        <w:ind w:firstLine="400"/>
-        <w:jc w:val="left"/>
-      </w:pPr>
-      <w:r>
-        <w:rPr>
-          <w:rFonts w:ascii="Times New Roman" w:hAnsi="Times New Roman" w:eastAsia="宋体"/>
-          <w:b w:val="0"/>
-          <w:color w:val="141414"/>
-          <w:sz w:val="20"/>
-        </w:rPr>
-        <w:t>◆ EP01《夺回人生》：【1-5　外　长林数字公墓·陈明墓位（2033） — 日】：情节与动作调度：晴朗而凛冽的冬日，依山而建的现代公墓覆盖着皑皑白雪，苍松与浅灰色花岗岩纪念建筑在蓝天下显得格外肃穆。字幕浮现：2033。 画面下方叠印剧集标题：第1集 夺回人生。 上层墓位平台前，一块黑色大理石墓碑正面嵌着倾斜式高亮液晶触控屏，屏幕上显示着陈明的黑白遗像、「告别仪式已结束｜陈明 先生 1990—2033」以及数字祭奠二维码。屏幕旁放着一束洁白的菊花。 成年赵左右循声转头，越过肩头向台阶下望去。一辆黑色豪华商务车停在通道旁，梳着油亮背头、戴着金属细框眼镜、身穿考究黑色长款羊绒大衣配西装领带的成年罗爱文正站在车门边，被几名拿着复古画册的年轻男女热情围住。 成年罗爱文满面春风地接过对方递来的纸笔，一边低头潇洒签名一边温和应答。；核心台词实录：成年罗爱文：“好啊。没事啊。去我们实体店多逛逛。” ／ 成年罗爱文：“好嘞。谢谢啊。”　【1-6　外　长林数字公墓·商务车停靠区（2033） — 日】：情节与动作调度：成年罗爱文刚刚弯腰坐进黑色商务车后座，发现了快步走来的成年赵左右，脸色微变，立刻抬手朝前排司机连声催促。 电动侧滑门刚刚开始合拢，成年赵左右已经一个箭步冲到车边，伸出双手死死扒住车门边缘，探进半个身子往车厢里喊。 车门受阻重新滑开。坐在车内的成年罗爱文避无可避，只得迅速换上一副略显尴尬的熟络表情看向他。 成年罗爱文犹豫了一下，终究还是点了点头，迈步走下商务车。；核心台词实录：成年罗爱文：“关门！关门！关门，快关！” ／ 成年罗爱文：“左右啊。” ／ 成年罗爱文：“好啊。”　【1-7　外　公墓外林荫长道（2033） — 日】：情节与动作调度：雪后的城市林荫步道笔直幽长，两侧高大的落叶乔木枝干光秃。成年赵左右将黑色智能手机紧紧贴在耳边，一边快步走着一边低声向电话那头的妻子舒图解释；成年罗爱文双手插在大衣口袋里，保持着半步距离在旁边慢悠悠地陪着。 成年赵左右余光瞥了一眼身旁默不作声的罗爱文，有些难堪地压低嗓音捂住话筒。 电话那头啪地挂断了。成年赵左右握着挂断的手机僵在原地半秒，随即强装无事地把手机揣回兜里。与此同时，身旁的成年罗爱文也正好应付完一通下属打来的请示电话，从容地挂断。 成年罗爱文收起手机，转头望向神色落寞的成年赵左右。；核心台词实录：成年罗爱文：“以后这种装修的事啊，你就不用给我打电话了。你自己做决定就行了。” ／ 成年罗爱文：“最近怎么样？” ／ 成年罗爱文：“新工作找到了？这两年的变化你也知道。”　【1-8　外/内　2033长林城市街景与新闻演播室（蒙太奇） — 日】：情节与动作调度：揭示：2032年全球网络大瘫痪后，实体经济与纸媒全面复兴的2033年社会图景。 阳光透过木窗洒在书桌上，一名年轻女子正握着钢笔在信纸上一笔一划地认真书写。 雪地公园里，一对年轻情侣正兴致勃勃地举着复古实体相机互相拍照。 林荫道尽头，成年赵左右与成年罗爱文并肩走过贴满纸质海报的街角，朝前方一节由报废老式有轨电车改造而成的「旧时光咖啡」走去。；核心台词实录：成年罗爱文（画外音）：“以前都说纸媒啥的是夕阳产业了。” ／ 成年罗爱文（画外音）：“谁曾想啊——去年出了这么个事，一切都反过来了。” ／ 成年罗爱文：“左右啊，你也不用太灰心。那时尚就是个轮回，都是一阵阵的。”　【1-9　内　旧时光有轨电车咖啡馆（2033） — 日】：情节与动作调度：老式有轨电车车厢内部被改造为温暖复古的咖啡馆，保留着弧形木质车顶与金属拉手吊环，暖黄色壁灯与窗外的白雪相映成趣。成年罗爱文与成年赵左右顺着狭长的车厢过道走到中段胡桃木卡座面对面坐下。 成年罗爱文一边说着，一边从大衣内袋里掏出两个崭新的纸质白包信封，推到成年赵左右面前的桌面上。 成年赵左右伸手接过那两个薄薄的纸质白包，指尖摩挲着纸面，苦笑着垂下眼帘。 成年罗爱文端起咖啡杯没有接话。成年赵左右抬起头望向窗外，眼神里浮起一层对少年时代的怀念。 听出老同学叙旧背后的铺垫，成年罗爱文放下杯子，直接挑明了话头。；核心台词实录：成年罗爱文：“你看啊，我们厂十年前造超高清相机配件，现在马上就开始研究这复古的CCD相机。就你自己啊，要主动地跟上时尚的节奏嘛。你懂吧？” ／ 成年罗爱文：“对了。给你两个实体白包。以后就别扫码了。时髦起来。” ／ 成年罗爱文：“有什么事就直说吧。” ／ 成年罗爱文：“左右啊，有那么句话说叫——亲兄弟明算账。你懂吧？我不是不借你钱。我是把你当亲兄弟。”　【1-10　外　旧时光咖啡馆·门外雪街（2033） — 日】：情节与动作调度：成年罗爱文推门走出电车咖啡馆，踏上积雪的人行道。成年赵左右紧追在身后不肯放弃。 被戳中痛处的成年赵左右急红了眼，一把抓住罗爱文的胳膊赌咒发誓。 成年罗爱文神色微动，看着对方继续说道。 成年赵左右怔怔地听着，眼神里第一次动了念头。成年罗爱文从西装内袋里夹出一张印着「人生有限公司」的深色名片，递到他面前。 成年赵左右低头盯着那张名片良久没有吭声。成年罗爱文摇了摇头，转身准备离去，成年赵左右突然狐疑地叫住他。；核心台词实录：成年罗爱文：“行了行了，赵左右。你都知道自己没有竞争力了——我难道要两三万、两三万，陪到你找到工作为止吗？到时候你要还不上钱，能怎么办？” ／ 成年罗爱文：“你看看。你现在连命都不要了，你还借什么钱啊？我看啊，你不如去找人生有限公司去。” ／ 成年罗爱文：“创始人余问博士是个科学疯子，一直在研究时空旅行。现在到了实验的关键阶段，要找一个实验志愿者。但是就跟几十年前的载人火箭一样——技术不成熟，可能——” ／ 成年罗爱文：“会炸呀。” ／ 成年罗爱文：“所以呀，价格不贵嘛。赵左右，现在两三万，是解决不了你的问题的。你也知道，现在是实体杂志的红利期。当年你的梦想，不是当编辑吗？要不是听了你爸的话，学了计算机，现在熬出头吃红利的，可就是你呀。你懂吧？” ／ 成年罗爱文：“不如利用实验，回到过去，逆天改命。你要想好了。我现在就带你去。”　【1-11　外　2033雪街与2008长林八中·黑色铁围栏（时空交叠） — 日】：情节与动作调度：成年赵左右独自站在黑色铁艺围栏外，低头凝视着手中的名片。 铁围栏内侧的空间在冬日阳光下悄然发生奇异的折叠与置换。2008年校园的喧闹声穿透岁月呼啸而来，两个身穿深蓝校服的16岁少年正拎着麻辣烫在围栏内侧的雪地上追逐奔跑。 围栏外，仍穿着2033年黑色夹克与灰围巾的成年赵左右隔着密集的黑色铁栏，静静注视着围栏内那个生龙活虎的16岁自己。刺眼的冬日逆光洒在他的眉眼间，他的瞳孔深处燃起孤注一掷的火焰。；核心台词实录：罗爱文（画外）：“左右，等等我！”　【1-12　外　长林八中·操场看台楼梯与黑色铁围栏 — 日】：情节与动作调度：2008年深冬，长林市第八中学操场看台侧面。16岁的少年赵左右身穿袖侧带有两条鲜红条纹的米白色厚款连帽羽绒服、内搭八中深藏蓝运动校服，正躲在朱红色铁扶手的水泥折梯转角处，小心翼翼地将一袋刚从围栏外买来的红油麻辣烫递给身旁穿棕褐色羊羔毛翻领棉服的死党罗爱文。 罗爱文迫不及待地接过透明塑料袋，挑起一筷子沾满麻酱与红油的麻辣烫塞进嘴里，幸福得直眯眼。赵左右靠在台阶栏杆旁笑着看他吃。 罗爱文嚼着麻辣烫，目光无意间越过赵左右的肩膀，定格在几米外的黑色铁围栏外。 罗爱文拍了拍胸脯，顶着一头蓬松的爆炸头眉飞色舞。 罗爱文从怀里掏出一本花花绿绿的《心惊肉跳》杂志哗啦啦翻开，指着上面的一幅插图给赵左右看。；核心台词实录：罗爱文：“哦了。” ／ 罗爱文：“咱毕业了，就再也没有围栏挡着咱了。到时候啥也不用偷着吃。太带劲了。就冲这一口麻辣烫，以后不管你啥忙，我肯定帮你。” ／ 罗爱文：“左右。外面怎么一个中年大叔在看咱们？” ／ 罗爱文：“没见过。他好像我在《心惊肉跳》里看到的一个人。” ／ 罗爱文：“不是。” ／ 罗爱文：“被杀的这个。三无三失中年男。太可怜了。”　【1-13　内　长林八中·教导主任办公室及门外走廊 — 日】：情节与动作调度：教导主任办公室门外，赵左右、罗爱文和几个男生正把脑袋叠罗汉似的挤在门缝与走廊玻璃窗边，屏住呼吸往里偷看。　【1-14　内　长林八中·教学楼走廊 — 日】：情节与动作调度：单侧采光的长直内走廊里光线明亮，荀未来双手插兜独自往前走，沿途经过的男女学生纷纷像看传奇人物一样回头行注目礼，窃窃私语声此起彼伏。 这时，赵左右和罗爱文从走廊两侧一左一右快步贴了上来，把荀未来夹在中间。赵左右满脸崇拜地双手抱拳作揖。 荀未来斜睨了一眼又习惯性替人揽活的16岁自己，伸手按住他的肩膀，转头把任务派给了旁边的罗爱文。 说完，荀未来带着赵左右大步流星地继续往前走，把罗爱文一个人晾在了原地。罗爱文先是气鼓鼓地鼓起腮帮子抱怨，可不到半秒又双手捧脸娇羞地笑出了声，冲着两人的背影奋力挥手。；核心台词实录：罗爱文：“我还有大事要干。好生气呀。但是好喜欢。苟哥！我一定会好好完成任务的！”　【1-25　内　长林八中·高一二班教室 — 日】：情节与动作调度：高一二班教室内，班干部正站在讲台前将一叠《长林市第八中学文理分科意向表》分发给每一列同学。 教室中后排的四角座位区，赵左右低头看着发到桌上的分科意向表。坐在旁边的荀未来原本想开口问陈明，目光却立刻锁定了16岁的自己，身体前倾紧紧盯着赵左右。 赵左右一脸莫名其妙地看着他没有吭声。荀未来转头看向旁边埋头整理笔记的陈明，又看向另一侧的罗爱文。 罗爱文瞬间像被击中了天灵盖，满眼崇拜地握紧拳头。 三言两语搞定罗爱文后，荀未来再次转回身，步步紧逼地看向赵左右。；核心台词实录：罗爱文：“我……反正我爸是要送我出国的嘛。” ／ 罗爱文：“苟哥！没想到我只说了这一句话，你就能分析出来这么多。你真是这个世界上最懂我的人！我决定了，跟你学文！” ／ 罗爱文：“收到。” ／ 罗爱文：“我会深刻地反省自己的”……苟哥的语气还是挺难模仿的。我会深刻地反省自己的错误，戴主任……不对，不对。老戴……也不对。亲爱的……”　【1-28　外　长林八中·红砖教学楼正门大台阶 — 日】：情节与动作调度：荀未来低着头坐在冰冷的花岗岩台阶阴影里，手抵着隐隐作痛的胃部，肩背紧绷。身穿米白红条纹羽绒服的赵左右背着书包从阳光下走上台阶，停在他的侧前方。 荀未来挑了挑眉，嘴角勾起一抹意味深长的苦笑。 荀未来终于缓缓抬起头，用审视的目光看向眼前这个满脸真诚的16岁自己。 赵左右顺着他的视线回头。只见身穿棕褐毛领外套的罗爱文和身穿羽绒背心的陈明正一前一后走上台阶。两人没有先理会赵左右，而是径直走到荀未来面前。 丢下这句话，赵左右头也不回地转身走下台阶。陈明和罗爱文面面相觑，连忙转身追着赵左右去了。空旷的大台阶上只剩下荀未来孤零零一人。他脱力般重新跌坐回冰冷的台阶阴影里，手伸进衣兜，掏出一盒白色的胃药，怔怔地看了许久。；核心台词实录：罗爱文：“苟哥，你没事吧？检讨书我写完了，放进你书桌膛里了。”　【1-38　内/外　2008冬夜多空间群像（漫画屋房间·罗爱文家·办公室·赵家主卧·家属院） — 夜/晨】：情节与动作调度：漫画屋洗手间镜子前，荀未来看着镜中41岁的自己，身后衣架上挂着那件蓝白相间的长林八中校服；欧式豪宅餐厅里，身穿黑白条纹毛衣的罗爱文正陪着家人吃饭。</w:t>
-      </w:r>
-    </w:p>
-    <w:p>
-      <w:pPr>
-        <w:spacing w:before="40" w:after="80" w:line="384" w:lineRule="auto"/>
-        <w:ind w:firstLine="400"/>
-        <w:jc w:val="left"/>
-      </w:pPr>
-      <w:r>
-        <w:rPr>
-          <w:rFonts w:ascii="Times New Roman" w:hAnsi="Times New Roman" w:eastAsia="宋体"/>
-          <w:b w:val="0"/>
-          <w:color w:val="141414"/>
-          <w:sz w:val="20"/>
-        </w:rPr>
-        <w:t>◆ EP02《第三个雪人》：【2-6　内　长林八中·高一十班教室 — 日】：情节与动作调度：早读课前的高一十班教室。班长陈明双手费力地抱着一大摞练习册走进教室，戴眼镜的罗爱文连忙热心地迎上前接过一半。 陈明把作业本放在柜子上，拿起一叠《长林市第八中学文理分科意向表》走上讲台，分发给前排同学。 座位上的罗爱文看着空白的表格抓耳挠腮，转过身向后排的荀未来求救。；核心台词实录：罗爱文：“我来，我来，我来。” ／ 罗爱文：“来不及了，借我抄一下。” ／ 罗爱文：“写理由，没有写检讨这种充实的快感。”　【2-9　内　长林八中·学生食堂 — 日】：情节与动作调度：中午的学生食堂热闹非凡。荀未来坐在长条餐桌中央，四周里三层外三层围满了外班的男生女生——八班的、三班的、二班的肖途等人正听得津津有味。 坐在对面的三班女生和二班男生肖途立刻举手抢问。 荀未来叹了口气，换了个姿势，目光复杂地看着对方。 端着餐盘走过来的赵左右和罗爱文恰好听见尾巴，赵左右一脸茫然地指了指自己，罗爱文也满头雾水。；核心台词实录：罗爱文：“我怎么不知道，左右家有人干媒体的？” ／ 罗爱文：“一漫不来食堂吃饭。”</w:t>
-      </w:r>
-    </w:p>
-    <w:p>
-      <w:pPr>
-        <w:spacing w:before="40" w:after="80" w:line="384" w:lineRule="auto"/>
-        <w:ind w:firstLine="400"/>
-        <w:jc w:val="left"/>
-      </w:pPr>
-      <w:r>
-        <w:rPr>
-          <w:rFonts w:ascii="Times New Roman" w:hAnsi="Times New Roman" w:eastAsia="宋体"/>
-          <w:b w:val="0"/>
-          <w:color w:val="141414"/>
-          <w:sz w:val="20"/>
-        </w:rPr>
-        <w:t>◆ EP03《少年的决定》：【3-6　外/内　2033年长林数字公墓（闪回）与2008年高一十班教室 — 日】：情节与动作调度：电子墓碑屏幕顶部清晰显示着“告别仪式已结束 THE FUNERAL HAS ENDED”，正中央是陈明的黑白遗照与“陈明 先生 (1994-2033)”字样，屏幕四周实时滚动飘过昔日老同学们的电子白包弹幕：“罗爱文先生送出白包 安息”、“周日桃女士送出白包”、“荀未来先生送出白包 节哀”、“肖途先生送出白包 逝者已矣 节哀”、“管凤钦女士送出白包 一路走好”。　【3-15　外/内　三条鱼漫画屋·门口与一楼补习长桌（寒假补习：1月28日晨） — 日】：情节与动作调度：清晨，三条鱼漫画屋的卷帘门哗啦一声拉起。门外雪地里，身穿深棕棉服内搭纯白连帽卫衣的16岁赵左右、烫着一头蓬松爆炸头穿米灰毛领外套的罗爱文，以及摘下眼镜穿墨绿拼黑立领外套的陈明三人并排站立，手里各举着热气腾腾的包子油条。 赵左右、罗爱文与陈明三人突然齐刷刷抬起手臂指向门口的荀未来，摇头晃脑地合唱耍宝。 身穿黑色满印白色猫咪毛衣的荀未来指着罗爱文那头喜感十足的爆炸头忍俊不禁。 罗爱文摩拳擦掌地翻开崭新的数学笔记本。 陈明直接无视了罗爱文的问题，翻开手里的联考题集。；核心台词实录：赵左右＆罗爱文＆陈明：“是我该死的温柔，吓到你了吗？” ／ 罗爱文：“你滚！” ／ 罗爱文：“陈老师，我准备好了，开始吧！什么叫等差数列啊？”　【3-16　内　三条鱼漫画屋·书架过道与补习木桌区（小沈阳围巾试探与三代拉锯） — 日】：情节与动作调度：漫画屋玻璃门被推开，66岁的赵了头戴黑色圆顶礼帽、颈间围着一条红黑苏格兰格纹围巾、手里端着一杯珍珠奶茶踱步走进店里，在漫画书架前慢悠悠地翻看漫画。荀未来眯起眼睛走上前试探。 赵了转头瞥见远处趴在课桌上睡得四仰八叉的爆炸头罗爱文，幽默地顿了顿。 赵了随口应了一声，荀未来的眼神瞬间骤冷，欺身上前一步压低声音喝破！ 趴在桌上的罗爱文迷迷糊糊地抬起头揉了揉眼睛。 赵左右与罗爱文齐齐向陈明鞠了一躬。；核心台词实录：罗爱文：“完事了啊？” ／ 赵左右＆罗爱文：“老师再见！”　【3-19　内　电影院·售票大厅（荀未来替赵左右约王一漫坐摩天轮） — 日】：情节与动作调度：身穿驼色大衣配棕色格纹围巾的王一漫与身穿米白色小熊耳朵连帽羽绒服的尚雪走进电影院大厅，一眼看到了荀未来的背影。 王一漫垂下眼帘，神情清冷而克制，声音轻柔。 说话间，身穿棕橙色格纹内衬连帽棉服的16岁赵左右与穿黄蓝拼色羽绒服的罗爱文兴冲冲地走进大厅。 赵左右、罗爱文去经理室取票，尚雪去洗手间，大厅原地只剩下王一漫与荀未来两人。王一漫转头看向荀未来。；核心台词实录：罗爱文：“我帮你拿！”　【3-20　内　电影院·3号放映厅（《长江七号》观影与零食填鸭） — 日】：情节与动作调度：3号放映厅内灯光暗下，大银幕上正在放映周星驰电影《长江七号》。王一漫与尚雪并排坐在前排，罗爱文、赵左右与荀未来坐在正后排。　【3-25　内　电影院·男洗手间与走廊（反锁隔间与散场） — 黄昏】：情节与动作调度：赵左右转身欲走，荀未来急红了眼，一把拽住赵左右的胳膊将他强行拖进旁边的男洗手间里。 荀未来高大的身躯死死堵在洗手间门前，摆出架势逼视着16岁的自己。 16岁的赵左右缓缓握紧了右拳。下一秒，赵左右突然虚晃一招，趁荀未来下意识退入洗手间隔间的瞬间，猛地一把拉上隔间木门，从外面“咔哒”一声插死了金属门栓！ 恰在此时，3号放映厅大门打开，电影《长江七号》散场。罗爱文一边抽着纸巾抹眼泪一边走出来，王一漫与尚雪也走出放映厅四下张望。；核心台词实录：罗爱文：“不行，我得缓缓，太感人了……”　【3-26　内　电影院·男洗手间与放映厅外走廊（赵了摆立牌支走王一漫三人） — 夜】：情节与动作调度：男洗手间内，被反锁在隔间里的41岁荀未来用力拍打着隔间木门，懊恼地抓着头发。 荀未来踩上马桶，双手扒住隔间顶板奋力往上攀爬。与此同时，男洗手间外门前，身穿黑色皮夹克内搭白衬衫黑领带、头戴深色刺绣鸭舌帽的66岁赵了缓步走来，将一块黄色的“清扫中 CLEANING IN PROGRESS”塑料立牌端端正正摆在男洗手间门口。 随后，赵了转身走到3号放映厅外正在张望的王一漫、尚雪与罗爱文面前。 目送王一漫、尚雪与罗爱文三人离开走廊后，66岁的赵了气定神闲地转过身，推门走进了男洗手间。；核心台词实录：王一漫＆尚雪＆罗爱文：“对，爷爷好。” ／ 罗爱文：“爷爷，那我也先走了，拜拜……太悲伤了。”</w:t>
-      </w:r>
-    </w:p>
-    <w:p>
-      <w:pPr>
-        <w:spacing w:before="40" w:after="80" w:line="384" w:lineRule="auto"/>
-        <w:ind w:firstLine="400"/>
-        <w:jc w:val="left"/>
-      </w:pPr>
-      <w:r>
-        <w:rPr>
-          <w:rFonts w:ascii="Times New Roman" w:hAnsi="Times New Roman" w:eastAsia="宋体"/>
-          <w:b w:val="0"/>
-          <w:color w:val="141414"/>
-          <w:sz w:val="20"/>
-        </w:rPr>
-        <w:t>◆ EP04《避风港争夺战》：【4-9　内/外　三条鱼漫画屋里间、风雪街头与飞霞路电话亭（多线交叉剪辑） — 夜】：情节与动作调度：【三条鱼漫画屋·里间】蓝格布帘半掩的里间内，身穿米白色半拉链连帽卫衣的41岁荀未来盘腿坐在单人木板床上，正神色焦急地举着手机给罗爱文打电话；床边的小书桌台灯下，约莫十岁、身穿棕灰几何提花毛衣的漫画屋算账小孩正气定神闲地趴在桌前写寒假作业。 【风雪街头】身穿纯白色立领羽绒服的16岁罗爱文正站在漫天飞雪的马路边，一边举着手机接听一边焦急地四下张望。 【三条鱼漫画屋门口至街头】荀未来挂断电话，脑海中猛然闪过自己16岁那年因父亲撕书离家出走后引发的一连串连锁苦果，脸色骤变。；核心台词实录：罗爱文：“没来我家啊！我也在街上找呢，这大冷天的他能去哪儿啊？”　【4-11　内/外　八中后街·砂锅麻辣烫店与店外风雪街头 — 夜】：情节与动作调度：夜色已深，八中后街的十元砂锅麻辣烫店即将打烊。留着山羊胡、身穿深灰蓝色半高领毛衣系深色围裙的麻辣烫舒老板正在柜台前收拾白色塑料菜盒。 店门塑料帘被一把掀开，身穿卡其色厚羽绒服的41岁荀未来急匆匆闯进店里，喘着粗气直奔柜台。 舒老板停下手里的活儿，抬起头上下打量着神色紧绷的荀未来，警惕地反问。 【店外风雪街头】荀未来快步走出麻辣烫店，先前被他派去501室赵家楼下打探动静的陈明与罗爱文迎面跑了过来。；核心台词实录：罗爱文：“荀哥，我们刚去左右家楼下看过了，他爸妈屋里灯亮着，也没出来找人啊！”　【4-16　内　三条鱼漫画屋·里间账桌与一楼阅读区 — 日】：情节与动作调度：三条鱼漫画屋里间书桌前，身穿棕灰几何提花毛衣的十岁算账小孩正一边低头握着圆珠笔在账本上写写算算，一边头也不抬地对在屋里来回踱步的荀未来冒出一句金句。 算账小孩话音刚落，漫画屋一楼的玻璃木门便被“哐当”一声推开——身穿灰蓝色羽绒服的16岁赵左右满面春风、昂首挺胸地走了进来，双手高高举着两个红白相间的肯德基全家桶！ 脱去羽绒服、身穿鲜亮翠绿色高领纯色针织毛衣的41岁荀未来听到声音，一个箭步从里间冲了出来，张开双臂一把将16岁的赵左右死死搂进怀里！ 一旁身穿浅灰拼深灰拉链运动外套（左胸印有“FANS RECENT”字样）的死党罗爱文早就双眼放光地凑了上来，伸手从全家桶里抓出一只金黄酥脆的原味炸鸡腿，大口啃得满嘴流油。 正啃着鸡腿的罗爱文连忙举着鸡腿凑过来帮腔。；核心台词实录：罗爱文：“就是啊！要不你爸妈怎么一晚上没找你啊？实在不行你上我家住去，我帮你和你爸妈对抗到底！”</w:t>
-      </w:r>
-    </w:p>
-    <w:p>
-      <w:pPr>
-        <w:spacing w:before="40" w:after="80" w:line="384" w:lineRule="auto"/>
-        <w:ind w:firstLine="400"/>
-        <w:jc w:val="left"/>
-      </w:pPr>
-      <w:r>
-        <w:rPr>
-          <w:rFonts w:ascii="Times New Roman" w:hAnsi="Times New Roman" w:eastAsia="宋体"/>
-          <w:b w:val="0"/>
-          <w:color w:val="141414"/>
-          <w:sz w:val="20"/>
-        </w:rPr>
-        <w:t>◆ EP06《暖雪》：【6-7　外/内　长林八中·铁栏杆外、美营租车行、保卫室与储藏室 — 夜】：情节与动作调度：赵左右拔腿沿着夜街飞奔，荀未来在后面气喘吁吁地追赶，两人穿过限高架桥洞一路跑到长林八中校外铁栏杆栅栏旁。 荀未来扶着膝盖大口喘气，抬头看了一眼紧闭的校园铁栅栏。赵左右双手抓着铁栏杆，抬手指着校园深处的体育馆方向。 荀未来缓过一口气，疑惑地看着赵左右手指的方向。 保安室桌上的座机电话突然响起，学校保安拿起听筒接听。街边打印店门外，荀未来手里拿着刚让打印店做好的假工作证——证件上写着“《长林电视台》跨年节目组 导演组 罗爱文”，贴的却是荀未来自己的照片，正一边往外走一边举着手机给学校保安打电话。 居民区路口，身穿墨绿色三线羽绒服的罗爱文等候在路边，将家里找来的一把皮卡车钥匙递到荀未来手中。；核心台词实录：罗爱文：“荀哥，车钥匙。” ／ 罗爱文：“没事儿，有事您随时吩咐。” ／ 罗爱文：“放心吧，都安排好了。今天晚上，保证戴主任感动到睡不着觉。” ／ 罗爱文：“新年快乐。”</w:t>
-      </w:r>
-    </w:p>
-    <w:p>
-      <w:pPr>
-        <w:spacing w:before="40" w:after="80" w:line="384" w:lineRule="auto"/>
-        <w:ind w:firstLine="400"/>
-        <w:jc w:val="left"/>
-      </w:pPr>
-      <w:r>
-        <w:rPr>
-          <w:rFonts w:ascii="Times New Roman" w:hAnsi="Times New Roman" w:eastAsia="宋体"/>
-          <w:b w:val="0"/>
-          <w:color w:val="141414"/>
-          <w:sz w:val="20"/>
-        </w:rPr>
-        <w:t>◆ EP09《人生失控》：【9-4　外/内　长林八中·校园主干道与教学楼走廊 — 日】：情节与动作调度：清晨的阳光映照在长林八中校园融雪的水洼倒影里，水面波光粼粼，画面浮现本集片名：第 9 集 人生失控。 校园主干道上，背着黑色双肩包的荀未来与十六岁的赵左右并肩往教学楼走。荀未来低头发现鞋带松了，连忙停下脚步单膝跪在地上，把双肩包放在脚边系鞋带。 然而身旁的赵左右根本没有停步，甚至连头都没回，手里拿着复习小册子径直大步流星地朝教学楼走去。荀未来系好鞋带站起身，单肩甩上书包一看，顿时傻了眼，拔腿在后面小跑追赶。 走廊前方，身穿灰蓝拼色羽绒服套校服的罗爱文正站在教室门外，看见荀未来跑来，立刻眉开眼笑地挥手招呼。；核心台词实录：罗爱文：“荀哥！”　【9-5　内　长林八中·高一十班（文科班）教室 — 日】：情节与动作调度：重新分班后的高一十班（文科班）教室内，黑板正中央贴着一张写满名字的文科班新座位表。脱下羽绒服抱在胸前的荀未来与罗爱文并排站在黑板前，仰头看着讲台正前方第一排紧挨着的“荀未来”、“罗爱文”、“赵左右”三个名字，荀未来苦着脸连连叹气。 罗爱文伸手指着黑板上的座位表从左到右找了一圈，满脸疑惑地挠了挠头。 荀未来没好气地转头白了罗爱文一眼。 话音刚落，身穿深蓝色针织开衫、系着花丝巾的教导主任兼新班主任戴娟夹着红色备课本走进教室，抬手朝黑板前扎堆的学生们挥了挥。荀未来与罗爱文对视一眼，异口同声地苦笑吐出两个字：“果然。” 戴娟把红色备课本放在讲桌上，笑眯眯地看着走到第一排眼皮子底下的荀未来和罗爱文，抬手指了指黑板上的三角分布。；核心台词实录：罗爱文：“哎？我咋没看着陈明呢？”　【9-6　内　长林八中·学校食堂 — 日】：情节与动作调度：中午的学校食堂人声鼎沸。荀未来站在食堂门边的柱子旁，一手捂着隐隐作痛的胃部，一手拿着水杯仰头咽下两粒胃药。罗爱文端着空盘子从里面慌慌张张地跑出来，一把抓住荀未来的胳膊就往里拽。 荀未来被他拽得一个趔趄，皱着眉头没好气地反问。 罗爱文咽了口唾沫，伸手指向食堂就餐区深处，声音都在发颤。；核心台词实录：罗爱文：“荀哥荀哥荀哥！活见鬼了！” ／ 罗爱文：“左右变陈明了！”　【9-7　内　长林八中·高一十班与高一八班教室及男洗手间 — 日】：情节与动作调度：下午的高一十班地理课上，黑板上画着“天体系统的级别”与“地球上存在生命的条件”板书框架。身穿蓝色毛衣的地理男老师放下粉笔转过身，拍了拍手里的校本作业册。第一排的荀未来正趴在课桌上百无聊赖地打瞌睡，而后排的赵左右却腰杆笔直、全神贯注。 听到“赵左右”三个字，第一排迷迷糊糊的荀未来与后排全神贯注的十六岁赵左右竟然条件反射般同时“腾”地站了起来！讲台上的地理老师愣住了，看看后排又看看前排。 荀未来瞬间清醒过来，转头看了一眼后排站得笔直的赵左右，尴尬地摸了摸鼻子向老师解释，随后在全班同学的哄笑声中迅速坐回座位。 课间男洗手间内，陈明站在小便池前。罗爱文推开隔间门走出来，整理好衣服凑到陈明身旁笑嘻嘻地搭话。 罗爱文走到洗手池前拧开水龙头洗手，热心地招呼老朋友常回十班串门。；核心台词实录：罗爱文：“嘿，一个人在八班孤单吧？” ／ 罗爱文：“没事啊，有空就回十班看看，哥几个都在呢。” ／ 罗爱文：“哎，也是。你也就在上厕所的时候能把眼睛从书上挪开了。没事你得多上上厕所，好，别哪天再累过去了。我走了啊。”</w:t>
-      </w:r>
-    </w:p>
-    <w:p>
-      <w:pPr>
-        <w:spacing w:before="40" w:after="80" w:line="384" w:lineRule="auto"/>
-        <w:ind w:firstLine="400"/>
-        <w:jc w:val="left"/>
-      </w:pPr>
-      <w:r>
-        <w:rPr>
-          <w:rFonts w:ascii="Times New Roman" w:hAnsi="Times New Roman" w:eastAsia="宋体"/>
-          <w:b w:val="0"/>
-          <w:color w:val="141414"/>
-          <w:sz w:val="20"/>
-        </w:rPr>
-        <w:t>◆ EP10《只要我想》：【10-5　外/内　教学楼外广场·高一十班门外与男洗手间 — 夜】：情节与动作调度：夜幕降临，身穿棕褐色厚羽绒服的罗爱文从教学楼玻璃大门走出来。早已穿好砖红色连帽羽绒服守在树下的荀未来立刻招手唤住他。 罗爱文快步跑上前，好奇地询问。 荀未来一脸凝重地盯着罗爱文的眼睛，抛出了一个关乎兄弟生死的问题。 罗爱文连半秒都没犹豫，拍着胸脯斩钉截铁地回答。 荀未来领着罗爱文悄悄摸到高一十班教室后门外，伸手往教室里一指——只见空荡荡的教室里只亮着一排灯，十六岁的赵左右正独自埋头在高耸如山的书堆后疯狂演算着陈明留给他的那本绿色封面《数学答案略集锦（NOTES）》。罗爱文扒着门框看了一眼，恍然大悟地转头看向荀未来。；核心台词实录：罗爱文：“咋了，荀哥？” ／ 罗爱文：“那肯定死也得救啊！谁欺负他了？” ／ 罗爱文：“荀哥，原来是咱当坏人啊？” ／ 罗爱文：“左右他……冷血吗？” ／ 罗爱文：“我听你的。” ／ 罗爱文：“这样是不是有点太残忍了……他要是想不开该怎么办呀？”　【10-8　内　长林八中·高一十班教室（开学考放榜与历史课） — 日】：情节与动作调度：几天后的清晨，高一十班教室内阳光明媚。班主任戴娟身穿深灰色毛呢大衣站在讲台前，手里拿着刚批改出来的开学考成绩单，神情严肃地向全班通报。 第一排的罗爱文兴奋地带头高呼一声“好！”，全班同学热烈鼓掌，戴娟脸上也露出了欣慰的笑容。 掌声落下，戴娟环视全班，目光投向教室左后方，语气里满是惊喜与赞赏。座位上的赵左右自信地抬起头望向讲台。 全班瞬间爆发出雷鸣般的掌声！第一排的荀未来眼珠子差点瞪出来，满脸见了鬼般的不可置信；旁边的罗爱文开心地转过身向赵左右比出双剪刀手庆祝，荀未来回过神后也只得硬挤出笑容朝赵左右竖起大拇指；后排的赵左右嘴角扬起灿烂的笑容，转头看向斜前方的徐图图与王一漫，徐图图开心地朝他弯起眉眼，几人相视而笑。；核心台词实录：罗爱文：“好！”　【10-9　内/外　学校食堂·教学楼走廊·高一十班与主任办公室 — 日】：情节与动作调度：大雪纷飞的校园里，孔子汉白玉雕像静立在风雪中。中午的学校食堂长桌旁，赵左右与王一漫隔桌相对而坐，两人都在一边吃饭一边争分夺秒地翻阅资料刷题。赵左右抬起头偷偷看了一眼对面专注写字的王一漫，眼神里带着渴望与自我激励。 对面的王一漫笔尖不停地在试卷上书写，神情平静而清冷，心底却回响着另一番残酷的认知。 课间休息的教学楼走廊上人流穿梭，赵左右手里拿着试卷正与罗爱文说话，荀未来快步跑过来在拐角处截住两人，热情地张罗着去广播室捧场。 就在荀未来凑近的瞬间，赵左右鼻翼微动，清晰地闻到了荀未来和罗爱文校服上那股熟悉的男士香水味——正是几天前晚上在漆黑的男洗手间里抢走他《陈明数学答案略集锦》的那个黑影身上的气味！赵左右眼神骤然冰冷如刀，猛地停下脚步一把甩开荀未来的胳膊，转过身死死盯住心虚低头的罗爱文！ 赵左右胸口剧烈起伏，压抑着滔天的怒火，声音低沉得可怕，朝着罗爱文伸出手。；核心台词实录：罗爱文：“什么意思啊？” ／ 罗爱文：“你说什么呢？！” ／ 罗爱文：“赵左右，还是不是兄弟了？！” ／ 罗爱文：“我就想让你变成之前那样！变成那个我认识的赵左右！” ／ 罗爱文：“是你变了！你变了！——好，赵班长，事都是我一个人干的，不用你去找老戴，我自己去！” ／ 罗爱文：“对不起。”</w:t>
-      </w:r>
-    </w:p>
-    <w:p>
-      <w:pPr>
-        <w:spacing w:before="40" w:after="80" w:line="384" w:lineRule="auto"/>
-        <w:ind w:firstLine="400"/>
-        <w:jc w:val="left"/>
-      </w:pPr>
-      <w:r>
-        <w:rPr>
-          <w:rFonts w:ascii="Times New Roman" w:hAnsi="Times New Roman" w:eastAsia="宋体"/>
-          <w:b w:val="0"/>
-          <w:color w:val="141414"/>
-          <w:sz w:val="20"/>
-        </w:rPr>
-        <w:t>◆ EP11《YOU WIN》：【11-9　外/内　长林八中雪地步道·主任办公室·学校食堂与广播室 — 日】：情节与动作调度：次日清晨，刀子嘴豆腐心的父亲赵东来还是穿戴整齐，双手插在灰绿色连帽羽绒服兜里，阴沉着脸跟在儿子赵左右身后走进长林八中校园。迎面抱书走过的陈明看到父子俩的背影，停下脚步回头深深看了一眼。 教导主任办公室内，戴娟端坐在办公桌后，赵东来一改昨晚在家里的暴脾气，局促不安地坐在对面赔着笑脸，赵左右低头站在父亲身旁。戴娟开门见山地开口。 赵东来尴尬地干笑了两声，转头狠狠瞪了身旁的儿子一眼，随即收起笑容，身体前倾诚恳地替儿子向戴主任辩解；旁边的赵左右余光看着维护自己的父亲，眼波微动。 中午的学校食堂里，到处都是议论“十班文综作弊哥班长马上要被戴嬷嬷广播通报批评”的哄笑声。赵左右独自一人坐在角落里，一边机械地用筷子挑着面条，一边翻看着那本《梦的解析》。不远处的餐桌旁，罗爱文担心地转头向荀未来请示。 广播喇叭里传出戴娟被打断后不悦的呵斥声。食堂里的赵左右、徐图图、荀未来、罗爱文同时抬起头看向喇叭！；核心台词实录：罗爱文：“荀哥，咱们要不要去安慰安慰左右啊？”　【11-10　内/外　高一十班走廊·主任办公室重考与走廊掌掴 — 日/夜】：情节与动作调度：高一十班安静的自习课上，班主任戴娟走到教室后门，平静地唤出赵左右。 赵左右站起身走出教室。走廊宣传栏旁，荀未来、罗爱文、徐图图三人像叠罗汉一样扒在教室后门框边探头偷听。走廊窗前，戴娟双手交叠看着赵左右，宣布了学校的最终决定（正是66岁赵了昨晚在雪地长椅支的那一招）。 赵左右非但没有先关心自己的处分，反而第一时间急切地追问陈明的情况。 下午两点十六分（墙上SANXIN石英钟定格），教导主任办公室内，赵左右独自坐在办公桌前，手握白色圆珠笔在全新的文综试卷与答题卡上奋笔疾书。办公室外窗台下，荀未来、罗爱文、徐图图、王一漫四人整整齐齐地扒着窗沿往里张望，紧张地小声祈祷打气。；核心台词实录：荀未来＆罗爱文＆徐图图：“能行能行！能成能成！稳住稳住！不会失手吧？”</w:t>
-      </w:r>
-    </w:p>
-    <w:p>
-      <w:pPr>
-        <w:spacing w:before="40" w:after="80" w:line="384" w:lineRule="auto"/>
-        <w:ind w:firstLine="400"/>
-        <w:jc w:val="left"/>
-      </w:pPr>
-      <w:r>
-        <w:rPr>
-          <w:rFonts w:ascii="Times New Roman" w:hAnsi="Times New Roman" w:eastAsia="宋体"/>
-          <w:b w:val="0"/>
-          <w:color w:val="141414"/>
-          <w:sz w:val="20"/>
-        </w:rPr>
-        <w:t>◆ EP13《我与我的宣战》：【13-1　内/外　末班公交车·岁月潭百乐超市与罗爱文家（餐厅与厨房） — 夜】：情节与动作调度：寒夜深沉，一列末班公交车停靠在郊区终点站。车厢后排座椅上，无家可归的四十一岁荀未来身穿棕褐色翻领棉服，怀里紧紧抱着黑色双肩包，脚边立着那只黑色拉杆箱，正歪着头沉沉睡去。身穿黑色制服、左臂戴着红袖章的公交司机走过来，伸手轻轻推了推荀未来的肩膀。 荀未来枕在双肩包上，眼睛都没睁开，迷迷糊糊地在梦中呢喃了一句。 公交司机俯下身凑近他的耳边，满头雾水地反问。 就在荀未来手伸进口袋的刹那，身后超市门帘突然被掀开——身穿黑白绿拼色连帽羽绒服、背着白色双肩包的十六岁罗爱文走了进来，一眼看见拖着大行李箱站在柜台前的荀未来，惊讶地瞪大了眼睛！ 罗爱文苦着脸摇了摇头，满腹牢骚地吐槽起来。；核心台词实录：罗爱文：“荀哥？你……来这儿露营啊？” ／ 罗爱文：“哎呀别提了，我每周末晚上都得来这附近一个老外家补英语。” ／ 罗爱文：“我得出国呀！主要是我爸工厂在附近，他跟那老外认识，非得让我来。” ／ 罗爱文：“啊没有，他住工厂。” ／ 罗爱文：“我……我现在那个妈不跟我住一块儿，家里就我一个人。——咋了？” ／ 罗爱文：“荀哥，话费帮你充好了，床也铺好了。吃饱了没？要不要给你煮点猪肉大葱馅饺子？我珍藏的，贼香！”　【13-4　内　长林八中·高一十班教室·主任办公室与学校食堂 — 日】：情节与动作调度：早自习前的高一十班教室里，同学们陆续进班。身穿蓝白校服内搭酒红连帽卫衣的赵左右坐在座位上写字；四十一岁的荀未来背着黑色双肩包从后门大摇大摆地走进教室，在第一排坐下后从书包里掏出一本红色封面的《读者》杂志津津有味地翻看。 后排的赵左右合上笔盖站起身，不动声色地走到第一排荀未来的课桌前，居高临下地开口试探。 荀未来眼皮都没抬，翻过一页《读者》杂志，语气淡漠地挡了回去。 中午的学校食堂里，罗爱文与荀未来面对面坐在餐桌旁，桌面上摊着几张杂志策划草稿。罗爱文看着草稿愁眉苦脸地发问。 罗爱文握紧拳头凑上前替两人打气，荀未来目光笃定地冷笑回应。；核心台词实录：罗爱文：“荀哥，咱们怎么能在这么短的时间里边搞出一本杂志，还得轰动全校呢？” ／ 罗爱文：“加油，能不能成立杂志社就在此一举了！” ／ 罗爱文：“啊？我觉得挺甜的啊。”　【13-5　内/外　罗爱文家书房·学校过街天桥·红砖通道与复印店 — 夜/日】：情节与动作调度：夜晚，罗爱文家的书房被临时改造成了杂志社秘密编辑部，桌上摆着电脑和打印机，白板上用黑笔写着“《三人行》：1.快 2.准 3.狠｜流量｜电影观后感、对立观点、意见极端”。身穿草绿色半拉链卫衣的荀未来站在白板前，手里拿着策划案，转身朝躺在真皮沙发上的罗爱文豪气一挥手！ 沙发上的罗爱文鲤鱼打挺般一跃而起，拼命鼓掌叫好。 荀未来无奈地瞥了他一眼。 罗爱文憨厚地挠了挠头：“啊？”荀未来拿起白板笔在空中比划着，结合自己在二零三三年浸淫自媒体时代的爆款套路，开启了“快、准、狠”三字诀教学（配合闪回画面）。 荀未来在白板上重重写下一个“快”字。【闪回】荀未来在十班教室走道里收集全班同学寒假写的书单与电影读后感作业本，罗爱文抱着一大摞作文本在走廊里兴奋地蹦跳。；核心台词实录：罗爱文：“好！” ／ 罗爱文：“哇！荀哥荀哥！我们终于做成了，真的做成了荀哥！——哎这儿都疵开了，你重新改一下，一定要做好，完美知道吗？一定要完美！”　【13-6　内　八中校长办公室·高一十班教室·洗手间隔间与心理社活动室 — 日】：情节与动作调度：白天的长林八中校长办公室内，沙发茶几上正放着一本《三人行》创刊号。身穿深灰色大衣的教导主任戴娟站在茶几旁，忐忑地向从书架前踱步走回的校长询问。 身穿深色西装的校长指了指茶几上的《三人行》杂志，在沙发上坐下。 戴娟心里咯噔一下，连忙低头指着杂志撇清责任，生怕校长怪罪。 中午的心理社活动教室内，白板上写着“快速情绪急救、情绪的生理机制”与人类大脑结构图。赵左右正带着五名心理社社员围坐自习，教室门突然被一把推开——荀未来带着罗爱文大步流星地走了进来，直接走到赵左右面前拿开他手里的书，一屁股坐在桌角上，笑眯眯地宣布“鸠占鹊巢”！ 荀未来转头跟身旁的罗爱文递了个眼色，罗爱文立刻大声接茬。；核心台词实录：罗爱文：“外边草坪！” ／ 罗爱文：“苦其心志，劳其筋骨！”　【13-7　外/内　校园雪地树林·学校图书馆与夜间有轨电车 — 日/夜】：情节与动作调度：寒风凛冽的校园雪地小树林里，被赶出活动室的十六岁赵左右身穿白色长款羽绒服、围着墨绿色围巾，竟然真的独自一人坐在积雪的大石头上，捧着《梦的解析》专心致志地默读！不远处的教学楼红砖墙转角后，四十一岁的荀未来探出半个脑袋看着这一幕，心疼得直嘬牙花子。 片刻之后，受荀未来指派的罗爱文拎着一只黑色保温壶屁颠屁颠地跑进雪地树林，走到赵左右面前递上一只塑料杯，倒满了热气腾腾的红糖姜茶。 赵左右抬起头，越过罗爱文的肩膀瞥了一眼远处教学楼门内正在探头张望的荀未来，嘴角微不可察地一勾，双手接过热姜茶点头道谢。 罗爱文笑着应了声“没事，那我先回去了啊”，拎着保温壶跑回教学楼门内向荀未来邀功：“荀哥，喝了喝了喝了！”雪地大石头上的赵左右低头轻轻吹了吹热气，抿了一口暖胃的姜茶，眼神愈发笃定。；核心台词实录：罗爱文：“左右，太冷了，喝点姜茶暖暖身子吧。”　【13-8　外/内　罗爱文家小区雪道与501室赵左右家餐厅 — 夜】：情节与动作调度：夜晚，在电车上被十六岁自己拿捏得死死的荀未来背着双肩包，垂头丧气地走在罗爱文家小区积雪的步行道上。路灯阴影下，头戴黑色棒球帽、围着灰黑格纹围巾的六十六岁赵了正双手捧着一杯插着吸管的塑料杯热奶茶站在路边。荀未来吓了一跳，抓紧背包带警惕地询问。</w:t>
-      </w:r>
-    </w:p>
-    <w:p>
-      <w:pPr>
-        <w:spacing w:before="40" w:after="80" w:line="384" w:lineRule="auto"/>
-        <w:ind w:firstLine="400"/>
-        <w:jc w:val="left"/>
-      </w:pPr>
-      <w:r>
-        <w:rPr>
-          <w:rFonts w:ascii="Times New Roman" w:hAnsi="Times New Roman" w:eastAsia="宋体"/>
-          <w:b w:val="0"/>
-          <w:color w:val="141414"/>
-          <w:sz w:val="20"/>
-        </w:rPr>
-        <w:t>◆ EP14《继承》：【14-1　内　长林八中·高一十班教室·罗爱文家书房与未来杂志社活动室 — 日/夜】：情节与动作调度：白天的长林八中高一十班教室内，墙面贴着“惜时如金 勤奋进取”的标语。教导主任戴娟手里捏着半截粉笔站在讲台前，向全班同学宣布即将开展的学工实践活动通知。 戴娟话音刚落，全班同学顿时一片哀嚎，纷纷瘫靠在椅背上齐声叹气。 坐在教室中排的罗爱文往前探出脑袋，大声向准备离开讲台的戴娟提议。 戴娟停下脚步转过头，似笑非笑地看着罗爱文反问了一句。 罗爱文一愣，张大嘴巴反应过来，顿时无言以对。；核心台词实录：罗爱文：“戴主任，非得周六周天去吗？周一周二去不行啊？” ／ 罗爱文：“啊？” ／ 罗爱文：“啊？啊，哥，全年级学工都上我家厂子，太有面儿了！” ／ 罗爱文：“我爸说了，我出国留个学，学个工商管理回来，厂子就给我管了。” ／ 罗爱文：“啥财务官啊，就是掏钱的。”　【14-5　内/外　高一十班教室·罗爱文家客厅·校园林荫道·食堂与微机室 — 日/夜】：情节与动作调度：高一十班教室内，四十一岁的荀未来正坐在第一排翻看《读者》杂志。十六岁的赵左右走到他的课桌前停下。荀未来放下手中的杂志，抬头看着赵左右，装出一副语重心长的兄长模样主动摊牌。 赵左右居高临下地看着四十一岁的自己，顺着他的话直接抛出了接手《三人行》的要求，更掷地有声地立下了超越长林的宏愿！ 荀未来闻言先是一愣，随即狂喜地从座位上蹦了起来，高举双臂在教室过道里兴奋地转圈欢呼！恰逢一名男同学从前门跑进教室大喊“老戴来了！”，荀未来连忙收住动作溜回座位。 傍晚，罗爱文家的中式红木客厅内，回到家的荀未来一边摇头晃脑地哼着京剧戏腔，一边把书包潇洒地甩在沙发上，整个人惬意地往沙发上一躺。 罗爱文端着水杯走过来，满脸不解地看着把社长位置拱手让人的荀未来。；核心台词实录：罗爱文：“荀哥，你把杂志社交给赵左右了，咋还这么高兴啊？”　【14-7　内　飞霞湾王一漫家卧室与罗爱文家豪宅客厅 — 夜】：情节与动作调度：夜晚，飞霞湾别墅王一漫的卧室内，王一漫独自坐在梳妆台前，对着镜子轻轻抚摸自己额头上的那颗小痘痘，眼神里带着一丝少女的忧虑。这时，母亲杨敏端着一盘切好的苹果推门走进卧室，来到梳妆台旁。 王一漫立刻放下摸额头的手，乖巧地挺直后背向母亲汇报。 杨敏脸上挂着温和却不容置疑的微笑，立刻提起了上次开学考的分数。 同一时刻，罗爱文家的独栋别墅客厅内，四十一岁的荀未来一边脱下厚外套走进客厅，一边揉着发酸的脖颈大声呼喊楼上的罗爱文。 罗爱文穿着居家服匆匆从二楼旋转楼梯跑下来，神色慌张地站在楼梯口，拼命冲着荀未来挤眉弄眼、把食指竖在嘴边比划着“嘘——”的手势！；核心台词实录：罗爱文：“嘘——！” ／ 罗爱文：“爸，真是我叫荀哥来陪我的，你就别为难人家了。”　【14-8　内/外　高一十班教室·天门饭店大堂·门外轿车与VIP包厢 — 日/夜】：情节与动作调度：荀未来接过他手里的三角板比划着，现场教学如何在实话基础上“加料”，并拿坐在前排打瞌睡的罗爱文举例。 赵左右看了一眼坐在前排的罗爱文，实在想不出词。 荀未来脱口而出一个2020年代的网络热词；镜头切至前排罗爱文的面部大特写——只见罗爱文正仰头呼呼大睡，两只闭着的眼皮上竟然贴着两张画着睁大眼珠子的白纸片！ 赵左右看着眼皮贴假眼珠呼呼大睡的罗爱文，又转头看向满嘴新潮词汇的荀未来，眼神里再次闪过一丝敏锐的试探！</w:t>
-      </w:r>
-    </w:p>
-    <w:p>
-      <w:pPr>
-        <w:spacing w:before="40" w:after="80" w:line="384" w:lineRule="auto"/>
-        <w:ind w:firstLine="400"/>
-        <w:jc w:val="left"/>
-      </w:pPr>
-      <w:r>
-        <w:rPr>
-          <w:rFonts w:ascii="Times New Roman" w:hAnsi="Times New Roman" w:eastAsia="宋体"/>
-          <w:b w:val="0"/>
-          <w:color w:val="141414"/>
-          <w:sz w:val="20"/>
-        </w:rPr>
-        <w:t>◆ EP15《左或右》：【15-1　内　501室赵左右卧室·罗爱文家地下室与501室客厅 — 夜/日】：情节与动作调度：夜晚，五零一室赵左右的卧室内，十六岁的赵左右坐在书桌前，低头端详着手里那沓二零零八年手撕老黄历（最上面一张印着“2008 1月大 30 丁亥年十二月廿三 星期三”）。回想起刚才在烧烤店里荀未来面不改色大口吃下烤菠萝牛肉串的一幕，少年原本笃定的眼神渐渐转为困惑与释怀。 同一时刻，罗爱文家的地下室房间内，刚刚在烧烤店硬炫了一整盘烤菠萝的四十一岁荀未来疯了一样冲下楼梯！他脖子和脸颊上已经起了一大片鲜红的过敏红疹，奇痒难耐地死死抓挠着脖子，翻箱倒柜地拉开抽屉和储物架寻找抗过敏药。 荀未来终于在铁架上抓到了那瓶白色抗过敏药，手忙脚乱地拧开瓶盖倒出药片塞进嘴里；听到动静的罗爱文匆匆从门外跑进地下室，看到浑身通红瘫坐在地上的荀哥吓了一大跳。 荀未来背靠着柜子坐在地上，一边拼命抓挠着脖子一边哑着嗓子向罗爱文求助。 罗爱文连声答应着“好，好”，飞快地跑去拿起保温壶倒了一杯温水，小跑着端到荀未来面前递给他。；核心台词实录：罗爱文：“荀哥！荀哥你咋了？” ／ 罗爱文：“水来了水来了！慢点啊，烫。” ／ 罗爱文：“荀哥，你不会被毒蛇、蜘蛛啥的咬了吧？要不要去医院呢？” ／ 罗爱文：“别挠，越挠越痒，我帮你顺顺。好点了不？慢点。” ／ 罗爱文：“哎。” ／ 罗爱文：“哪能二十多年啊？咱是一辈子的好兄弟，哥！”　【15-3　外/内　长林八中校门大巴车旁与爱荣机械制造厂车间 — 日】：情节与动作调度：周六上午八点，长林市第八中学校门外停着几辆印有“皇家商务 VIP（吉A·6360U）”字样的大巴车，画面浮现本集片名：第 15 集 左或右。 高一十班和九班的学生们背着行李包在大巴车旁列队集合。站在队列里的罗爱文凑到赵左右身旁，小声检查拍摄设备。 赵左右拍了拍胸口掛着的DV包，自信满满地回答。 罗爱文紧接着又问了一句关键耗材。 罗爱文懊恼地叹了口气：“哎呀……”就在这时，站在旁边的四十一岁荀未来微微一笑，不慌不忙地从外套口袋里掏出一张崭新的迷你DVD储存光盘，递到了赵左右面前！赵左右如获至宝地接过光盘，激动地直拍荀未来的肩膀。；核心台词实录：罗爱文：“你电充满了没？” ／ 罗爱文：“那那个储存光盘拿了吗？” ／ 赵左右/荀未来/罗爱文：“记住了！” ／ 罗爱文：“爹——！” ／ 罗爱文：“荀哥，也给我个任务呗，我多有面儿啊今天！”　【15-5　内/外　车间过道·厂区废旧库房门外与机修工作间 — 日】：情节与动作调度：车间过道里，罗爱文正张开双臂像小鸟一样蹦蹦跳跳地喊着“飞呀，飞呀”，看到拍完罗厂长走过来的赵左右和迎上来的荀未来，连忙停下脚步。荀未来双手插兜关切地询问赵左右。 赵左右低头看着DV摄像机，眉头微蹙地说出了心里的违和感。 荀未来拍了拍赵左右的肩膀，自信满满地安慰他。 赵左右收起DV，转头看向还没拍工人视角的罗爱文。 罗爱文兴奋地比了个OK手势，得意地说出父亲的安排。；核心台词实录：罗爱文：“欧了！我爸还给我指派了一个优秀员工呢！” ／ 罗爱文：“算是吧，我们在网上发，还有同名杂志呢。那个……我们能跟着您拍一天，记录一下您的生活吗？” ／ 罗爱文：“啊？为什么呀？” ／ 罗爱文：“这不可能！我爸不可能包庇这种人！” ／ 罗爱文：“你说！你为什么要诬陷我爸？你说！为什么！” ／ 罗爱文：“刚才那段视频，我能删了吗？咱们再换一个人拍呗。”　【15-6　内　爱荣机械厂厂长办公室·会议室与男生宿舍 — 日/夜】：情节与动作调度：厂长办公室内，听完儿子复述老工人爆料的罗仕强猛地一拍办公桌，装出一副义愤填膺的模样向罗爱文表态。 单纯的罗爱文抱着DV机站在办公桌前，还是有些疑惑地追问了一句。 罗仕强眼珠一转，笑着绕出办公桌走到儿子面前，一边拍着他的肩膀一边套话打听那个老工人的长相！ 罗爱文想起荀哥刚才的提醒，警惕地后退了半步。 罗仕强立刻赌咒发誓，拉着罗爱文往沙发上坐，满嘴“有则改之无则加勉”的漂亮话。；核心台词实录：罗爱文：“可是那个叔叔爆料说，是你一直在包庇纵容林总工，你咋会不知道？” ／ 罗爱文：“爸，你是不是想开除他呀？” ／ 罗爱文：“爸，那我把那个叔叔说的话发到网上去，你也同意的，对吧？” ／ 罗爱文：“是我拍到的，跟他俩没关系。” ／ 罗爱文：“那个叔叔说的话我都一一跟你说了，既然你同意发布，就没什么好看的了。” ／ 罗爱文：“我要是不呢？”　【15-7　外/内　爱荣机械厂组装车间窗外与车间内部 — 夜】：情节与动作调度：夜幕降临，爱荣机械厂空旷的组装车间内亮着顶灯。总工程师林善才正与厂长罗仕强站在车床旁激烈对峙；跑过来的赵左右、荀未来和罗爱文听到里面的争吵声，连忙弯下腰悄悄趴在车间外走廊的玻璃窗台上往里窥视。 罗仕强难以置信地看着昔日一起创业的兄弟；窗外偷听的罗爱文这才明白父亲为何一直隐忍包庇林善才，顿时愣住了。 空荡荡的车间里，被昔日兄弟捏住命门的罗仕强气得狠狠一脚踹在机床踏板上，背对着大门痛苦地扶额喘息。窗外的赵左右对荀未来和罗爱文小声说了句“我去”，随即推门走进了车间。 十六岁的赵左右没有半点犹豫，给出了最纯粹的四个字回答；窗外趴在玻璃上的罗爱文听到这句话，眼泪瞬间夺眶而出！ 罗仕强深深地凝视着眼前这个澄澈的少年，忽然向他抛出了一个直击灵魂的假设——而这恰恰是2033年荀未来与罗爱文之间真实发生过的命运拷问！　【15-8　外　爱荣机械厂室外雪夜石阶与冰封岁月潭 — 夜/傍晚】：情节与动作调度：深夜，工厂厂房外的积雪石阶上，十六岁的罗爱文与赵左右并肩而坐，两人在寒夜里呼出一团团白气。刚刚在窗外听完父亲心声的罗爱文双手插在大衣口袋里，低声向赵左右吐露父亲多年来的伪装。 罗爱文仰头长长地吐出一口白雾，沉默了几秒后，突然转过头目光认真地看向身旁的赵左右，说出了自己经过今天这场风波后的全新人生决定！ 赵左右转过头惊讶地看着他。 罗爱文摇了摇头，脸上浮起一抹前所未有的坚定与成熟。 赵左右一怔：“大专？”罗爱文用力点了点头，说出了想替父亲分担技术命门的真心话。；核心台词实录：罗爱文：“我爸之前经常跟我说，他在外边有很多女人，最后是他把我妈给抛弃了。罗叔叔喜欢把坏事情藏在心里。我之前研究过心理学，说坏情绪要有个出口，否则会闷出病来的。” ／ 罗爱文：“左右，我刚才突然在想，我不想出国了。” ／ 罗爱文：“我想先考个大专，学学技术。” ／ 罗爱文：“嗯。或者毕业之后找个师傅带我进车间练练。我想学技术，不想学管理。哪怕之后再出国，到德国学个机械工程什么的，这样才能真的帮到我爸！” ／ 罗爱文：“好嘞，赵导！” ／ 罗爱文：“对了，荀哥先回宿舍了吗？”</w:t>
-      </w:r>
-    </w:p>
-    <w:p>
-      <w:pPr>
-        <w:spacing w:before="40" w:after="80" w:line="384" w:lineRule="auto"/>
-        <w:ind w:firstLine="400"/>
-        <w:jc w:val="left"/>
-      </w:pPr>
-      <w:r>
-        <w:rPr>
-          <w:rFonts w:ascii="Times New Roman" w:hAnsi="Times New Roman" w:eastAsia="宋体"/>
-          <w:b w:val="0"/>
-          <w:color w:val="141414"/>
-          <w:sz w:val="20"/>
-        </w:rPr>
-        <w:t>◆ EP16《再见，老同学》：【16-1　内/外　爱荣机械厂男生宿舍·厂门传达室与厂外马路 — 夜】：情节与动作调度：夜晚九点五十二分，爱荣机械制造厂的男生高低床宿舍内，十六岁的赵左右与罗爱文站在桌旁，看着墙上的挂钟满脸焦急。 罗爱文赞同地点了点头，低头一看书桌，突然发现荀未来的摩托罗拉翻盖手机还静静躺在桌面上！罗爱文连忙拿起翻盖手机打开按了几个数字（尝试输入密码“0121”，屏幕弹出“密码错误”）。 赵左右当机立断，招呼罗爱文一起往外冲。 飘雪的寒夜里，赵左右和罗爱文一路小跑冲到工厂大门旁的传达室窗口，敲开玻璃窗，举起手里的手机照片向值班保安大叔询问。 赵左右愣住了，转过身难以置信地看着罗爱文。；核心台词实录：罗爱文：“是啊。哎？荀哥电话都没拿，肯定没走远！” ／ 罗爱文：“不知道呀，刚才搁那儿光顾着哭来着，没注意荀哥。” ／ 罗爱文：“哦，他住我家。” ／ 罗爱文：“啊，住我家！是荀哥不让我说。” ／ 罗爱文：“以后出去溜达也得把手机带上，要不俺俩都找不着你！”　【16-3　外/内　长林八中校门口·教导主任办公室·高一十班教室与岁月潭雪夜（闪回） — 日/夜】：情节与动作调度：周日返校的清晨，印有“吉A·6795D”车牌的学工大巴车停在长林市第八中学内，画面浮现本集片名：第 16 集 再见，老同学。 十六岁的赵左右背着书包走下大巴车，无意间瞥见四十一岁的荀未来独自一人朝着行政楼方向走去，神色有些异样，便悄悄跟了上去。 挂满“教书育人 桃李满天下”锦旗的教导主任办公室内，四十一岁的荀未来笔直地站在办公桌前，向教导主任戴娟正式提出了退学申请；尾随而至的赵左右躲在半掩的办公室门缝外，震惊地捂住嘴偷听。 门外的赵左右听到这里，悄悄退开跑去通知罗爱文；办公室内，荀未来对着这位严厉却刀子嘴豆腐心的恩师，郑重地鞠了一躬。 片刻后，高一十班空旷的教室内，黑板上方贴着“勤奋 严谨 团结 进取”的班训。荀未来正独自站在第一排课桌前，把抽屉里的课本和资料一本本装进牛皮纸袋里。十六岁的赵左右与罗爱文气喘吁吁地从后门冲进教室！；核心台词实录：罗爱文：“荀哥，我们都知道了！”　【16-4　外/内　长林八中校门口林荫道·502室赵了家与雪夜路虎车内 — 日/夜】：情节与动作调度：画面切回白天长林市第八中学校门口路边。收废品的大爷把荀未来整理出来的一大摞旧试卷和废书搬上三轮车，从兜里摸出一枚金黄的五毛钱硬币（印着荷花图案的五角硬币）递给荀未来；荀未来礼貌地道了声“谢谢啊”。旁边的赵左右和罗爱文看着那辆装得满满当当的三轮车直替荀哥抱不平。 罗爱文也愤愤不平地帮腔：“奸商，少说也得值五十呀！”荀未来却低头看着掌心里那枚五毛钱硬币，转过身温柔地递到了十六岁赵左右的面前——精准呼应了第四集雪夜里小赵请他吃的那块五毛钱车站小蛋糕！ 赵左右接过那枚带着体温的五毛钱硬币，眼眶微酸地握在手心里，抬头与荀未来定下明年的生日之约。 一旁的罗爱文连忙凑上来指着自己追问。 荀未来笑着拍了拍罗爱文的肩膀：“嗯，左右在，我肯定也在。”赵左右紧接着好奇地反问荀哥的生日。；核心台词实录：罗爱文：“那我呢？我生日的时候你也一定会来的，对吧？” ／ 赵左右/徐图图/罗爱文/王一漫：“再见荀哥——！再见——！”　【16-5　内　酒店套房·长林八中微机室·影视筹备办公室与海航酒店门外 — 日/夜】：情节与动作调度：画面浮现字幕：数日后。长林八中微机室（电脑机房）内，先切入一段赵左右用DV拍摄的搞笑视频画面：只见立志搞技术的罗爱文在镜头前手捧一个自己手工焊制的“手摇新能源发电灯”，得意洋洋地边摇把手边介绍：“Hello大家好，这是我新研发的新能源发电灯，慢慢摇……”话音未落，“啪”的一声电火花爆闪，发电灯当场短路冒出滚滚黑烟，吓得画外掌镜的赵左右惊呼：“爱文，你没事吧？没毁容吧？！”</w:t>
-      </w:r>
-    </w:p>
-    <w:p>
-      <w:pPr>
-        <w:spacing w:before="40" w:after="80" w:line="384" w:lineRule="auto"/>
-        <w:ind w:firstLine="400"/>
-        <w:jc w:val="left"/>
-      </w:pPr>
-      <w:r>
-        <w:rPr>
-          <w:rFonts w:ascii="Times New Roman" w:hAnsi="Times New Roman" w:eastAsia="宋体"/>
-          <w:b w:val="0"/>
-          <w:color w:val="141414"/>
-          <w:sz w:val="20"/>
-        </w:rPr>
-        <w:t>◆ EP17《不速之客》：【17-3　内　2058年高尚副总裁访谈室与2008年雪原古堡余博士实验室 — 日/夜】：情节与动作调度：荀未来连忙回答：“我叫荀未来。”余博士点点头夸了句好名字，随即话锋一转，开始连珠炮般地抽查他的求学背景；门外车内的赵了连忙对着麦克风飞快编造答案（把罗爱文、陈明、王一漫、徐图图的名字拆开组合），荀未来则像复读机一样对答如流！</w:t>
-      </w:r>
-    </w:p>
-    <w:p>
-      <w:pPr>
-        <w:spacing w:before="40" w:after="80" w:line="384" w:lineRule="auto"/>
-        <w:ind w:firstLine="400"/>
-        <w:jc w:val="left"/>
-      </w:pPr>
-      <w:r>
-        <w:rPr>
-          <w:rFonts w:ascii="Times New Roman" w:hAnsi="Times New Roman" w:eastAsia="宋体"/>
-          <w:b w:val="0"/>
-          <w:color w:val="141414"/>
-          <w:sz w:val="20"/>
-        </w:rPr>
-        <w:t>◆ EP18《一夜剧变》：【18-3　内　酒店2388套房客厅·501室赵左右卧室与父母主卧 — 夜】：情节与动作调度：赵左右看着短信幸福地笑了笑，关掉台灯躺进被窝，却激动得翻来覆去怎么也睡不着。他干脆掀开被子跳下床，走到书桌前打开台式电脑，点开【魔豆网｜频道：左右日常集】，播放起自己拍摄的十班同学们（徐图图、王一漫、罗爱文）在校园里嬉笑打闹的视频，伴着电脑音箱里传出的欢声笑语，安然进入了梦乡。　【18-7　内　长林八中高一十班教室·五楼楼梯间·501室客厅与502室赵了家 — 日/夜】：情节与动作调度：下午，高一十班教室内正在上历史课。历史女老师背对学生在黑板上书写“唐朝的荣衰与民族交融（突厥、回纥、靺鞨、吐蕃）”的板书，台下的赵左右、徐图图、王一漫等人正低头认真记笔记。突然，教室前排传来一阵断断续续的“嗡嗡、咔咔”小型马达与齿轮运转声！ 历史老师停下粉笔转过身：“什么声音？”全班同学茫然四顾；等老师转回身继续写字，那阵机械运转声又响了起来！历史老师放下粉笔径直走下讲台，停在第一排罗爱文的课桌前，伸手敲了敲桌面。 正在课桌膛里鼓捣发明的罗爱文心虚地抬起头，乖乖从桌膛里捧出一辆自己手工焊制的“太阳能电路板四驱小车”放到讲桌上。不料历史老师拿起小车端详了一眼，非但没有没收批评，反而温和地递还给他，为这位立志走技术路线的少年开了绿灯！ 罗爱文喜出望外（“真的啊？那太好了！”），在全班同学羡慕的目光中抱着零件兴冲冲地准备跑去技术教室；恰逢教导主任戴娟经过教室门口，笑着叫住了他。 罗爱文拍着胸脯自信满满地放出豪言，引得全班哄堂大笑，前排的赵左右也笑得合不拢嘴。；核心台词实录：罗爱文：“当然了！等我研究怎么把智控技术集成进去，这个少说能卖几十万呢！” ／ 罗爱文：“戴主任，我早就把我爸给我的信用卡还给他了！谢戴主任！”</w:t>
-      </w:r>
-    </w:p>
-    <w:p>
-      <w:pPr>
-        <w:spacing w:before="40" w:after="80" w:line="384" w:lineRule="auto"/>
-        <w:ind w:firstLine="400"/>
-        <w:jc w:val="left"/>
-      </w:pPr>
-      <w:r>
-        <w:rPr>
-          <w:rFonts w:ascii="Times New Roman" w:hAnsi="Times New Roman" w:eastAsia="宋体"/>
-          <w:b w:val="0"/>
-          <w:color w:val="141414"/>
-          <w:sz w:val="20"/>
-        </w:rPr>
-        <w:t>◆ EP21《当雪落下》：【21-3　外/内　长林八中教学楼与高二（2）班教室·学校食堂 — 日】：情节与动作调度：公元2008年9月，新学期开学。长林市第八中学宏伟的教学楼外墙上镌刻着“养德 修业 正己 树人”八个大字，楼前高高悬挂着“新学期 新气象”的红色横幅。阳光洒在喧闹的校园里，画面浮现本集片名花字：第 21 集 当雪落下。 升入高二（2）班的教室内一片欢腾，同学们背着书包兴奋地对照黑板上的座位表寻找新座位。烫着卷发的罗爱文一屁股坐到靠窗最后一排，高举双手欢呼雀跃。 过道另一侧，身穿蓝白相间八中校服的徐图图与王一漫并肩坐到一起，徐图图开心地挽住王一漫的胳膊。；核心台词实录：罗爱文：“耶！最后一排，还是戴主任最懂我！”　【21-5　内　超市零食货架·高二（2）班教室·学校图书馆书架过道 — 日】：情节与动作调度：讨了个没趣的小雪尴尬地转过身，将手里的零食递向后排贪吃的罗爱文。 罗爱文眼睛一亮刚想伸手去接，恰巧从前门走进教室的赵左右冷冷地瞪了他一眼并微微摇头示意。罗爱文瞬间缩回手，连连摆手拒绝！小雪只得灰溜溜地把零食塞回书包。前排的徐图图有些于心不忍，湊到王一漫耳边小声嘀咕。　【21-6　内　501室餐厅与玄关·赵左右卧室窗前·学校食堂与高二（2）班教室 — 夜/日】：情节与动作调度：夜晚，五零一室餐厅暖黄的灯光下，赵左右飞快地扒完碗里的最后几口米饭，放下碗筷起身准备回屋剪视频。 母亲刘美奕体贴地嘱咐了儿子一句，赵左右应了声“嗯”便走进自己房间关上了门。 父亲赵东来夹了一筷子菜，乐呵呵地调侃起如今当上“黍豆网红人”的宝贝儿子。 三个女生正有说有笑地吃着汉堡套餐，赵左右与罗爱文端着餐盘走了过来。罗爱文大大咧咧地抬手打招呼：“嗨！”谁知小雪一看到赵左右，就像老鼠见了猫一样脸色微变，慌忙抓起餐盘站起身落荒而逃！ 罗爱文举在半空的手僵住了，莫名其妙地转头看向赵左右和王一漫。；核心台词实录：罗爱文：“哎？她见着咱俩，跟见着鬼似的呢？”　【21-7　外/内　冬日长林八中覆雪操场·荒村破屋·返城SUV车内与502室安全屋 — 日】：情节与动作调度：时光流转，画面浮现字幕：三个月后·冬。鹅毛大雪将长林八中的操场装点成一片银白世界。篮球架下，身穿浅蓝色毛绒大衣的徐图图与身穿棕色棉服的罗爱文正使劲滚着一个大雪球当雪人身体，身穿深色大衣的王一漫则蹲在一旁，强迫症发作似的双手捧着一颗小雪球不停揉搓。 王一漫头也不抬，极其执拗地盯着手里的雪球。 罗爱文冻得双手通红，龇牙咧嘴地甩着手向徐图图告饶。 小雪愣了一下，指了指自己，在徐图图连声催促和罗爱文“慢点别摔着”的叮嘱中，踩着积雪小跑过来，却有些拘谨地不敢下手。 罗爱文与徐图图异口同声地捧场夸赞：“圆，圆！”“老圆了！”小雪看着眼前这个虽然算不上完美却充满欢声笑语的雪人，轻声感慨起自己在2058年的孤独过往。；核心台词实录：罗爱文：“哎，一漫，你快别再揉那个头了，快过来帮我们把这个身体堆得再大点。” ／ 罗爱文：“图图，不行了，我……我已经感觉不到我手存在了，你堆吧。”</w:t>
-      </w:r>
-    </w:p>
-    <w:p>
-      <w:pPr>
-        <w:spacing w:before="40" w:after="80" w:line="384" w:lineRule="auto"/>
-        <w:ind w:firstLine="400"/>
-        <w:jc w:val="left"/>
-      </w:pPr>
-      <w:r>
-        <w:rPr>
-          <w:rFonts w:ascii="Times New Roman" w:hAnsi="Times New Roman" w:eastAsia="宋体"/>
-          <w:b w:val="0"/>
-          <w:color w:val="141414"/>
-          <w:sz w:val="20"/>
-        </w:rPr>
-        <w:t>◆ EP23《不可战胜的敌人》：【23-6　外/内　2008林海雪原电话亭·老居民楼道与501室·高二（2）班教室与微机室·杂志社火灾废墟与雪夜串串香餐车 — 日/夜】：情节与动作调度：公元2008年，阳光穿透白雪皑皑的林海雪原，画面中央浮现出冰冷的特效数字：【`时空修正 82%`】。十六岁的赵左右推开蓝色公用电话亭的门走了出来，踩在厚厚的积雪上环顾四周明朗的街景，疑惑地喃喃自语： 然而当赵左右走回自家老居民楼水泥楼梯间时，迎面正巧看见母亲刘美奕正与五零二室真正的房东张叔站在门口寒暄。张叔乐呵呵地说北京生意不好做，准备把这套老房子收回来自己住。赵左右走上前打了声招呼（“张叔”），随口指着五零二室屋里说道： 此言一出，张叔与母亲刘美奕同时露出莫名其妙的神色！张叔皱着眉摇了摇头。 次日白天，长林八中高二（2）班教室后排。身穿校服的赵左右焦急地把徐图图、王一漫和罗爱文围在一起，向他们求证《三人行》杂志与荀未来的存在。 赵左右急得指向讲台右侧的空位，转向罗爱文和徐图图大喊！；核心台词实录：罗爱文：“啊？转校生？咱们班来过转校生吗？我记得老戴只安排过我一个人坐过雅座啊。”</w:t>
-      </w:r>
-    </w:p>
-    <w:p>
-      <w:pPr>
-        <w:spacing w:before="40" w:after="80" w:line="384" w:lineRule="auto"/>
-        <w:ind w:firstLine="400"/>
-        <w:jc w:val="left"/>
-      </w:pPr>
-      <w:r>
-        <w:rPr>
-          <w:rFonts w:ascii="Times New Roman" w:hAnsi="Times New Roman" w:eastAsia="宋体"/>
-          <w:b w:val="0"/>
-          <w:color w:val="141414"/>
-          <w:sz w:val="20"/>
-        </w:rPr>
-        <w:t>◆ EP24《独自面对》（大结局）：【24-1　内/外　501室赵左右家·长林八中孔子雕像广场与高三（2）班教室 — 日】：情节与动作调度：片头龙标与“朝也 CHAO YE FILM”水墨厂牌隐去。清晨七点半，五零一室暖意融融。身穿淡紫色花纹睡衣的母亲刘美奕推开儿子卧室门，见已经穿好校服衬衫、针织背心外搭驼色连帽大衣的赵左右正背着书包准备出门，惊讶地喊了一声：“赵左右！” 刘美奕看了一眼墙上的挂钟，关切地询问。 独自背负着三代人全部记忆的赵左右眼神沉稳而自律，微笑着向母亲解释。 清晨的阳光洒进长林市第八中学校门与孔子雕像广场。身穿墨绿色羽绒服的罗爱文正垂头丧气地叹着气（“哎……”），并肩走来的赵左右拍了拍他的肩膀。 罗爱文哭丧着脸，向死党倾诉自己被父亲罗厂长否决了考大专当总工的梦想。；核心台词实录：罗爱文：“我的大专梦碎了。我爸知道之后把我臭骂了一顿，可能最后还是要出国了。” ／ 罗爱文：“还跟我爸掰扯呢。我是真想学技术，管人那套东西我不感兴趣。” ／ 罗爱文：“好久没人跟我这么说话了。陈明啊，你以后就是我大哥，明哥！”　【24-3　内/外　长林八中高三教学楼走廊与冬日飘雪连廊（2009秋—2009冬） — 日】：情节与动作调度：画面浮现时间字标：2009 秋。高三教学楼走廊里，“决战高考 为梦想而战”的红色签名墙格外醒目。班主任戴娟走过走廊叮嘱学生们：“现在都是高三人了啊，学习环境要干净，心也要静下来。”身穿黑白运动外套的罗爱文礼貌地向戴主任打过招呼，转身走到赵左右面前郑重辞行。 赵左右一怔，不舍地拉住他。 罗爱文挠了挠头，爽朗地笑着摆手。 罗爱文眼神坚定地透露了自己的破局计划。 罗爱文重重点头，笑着指向理科八班的方向，喊出了对赵左右未来的称呼。；核心台词实录：罗爱文：“我后天就飞德国了，专门来跟大家告个别。” ／ 罗爱文：“哎呀，来不及了。我爸明天还要带我去七大姑八大姨家挨个告别。等你以后有空来德国，我请你吃烤肠！” ／ 罗爱文：“还是学管理。不过我争取过，没准能换专业。我还是想学造新能源汽车！” ／ 罗爱文：“嗯。那我先去八班找明哥打个招呼，说不定我俩以后一块儿合作能研究什么自动驾驶呢。走了，赵导！”</w:t>
       </w:r>
     </w:p>
     <w:p>
@@ -2102,7 +1831,7 @@
           <w:color w:val="192D55"/>
           <w:sz w:val="25"/>
         </w:rPr>
-        <w:t>第六章　代表性经典台词金句全录与人物表演调度指南</w:t>
+        <w:t>第六章　代表性经典台词金句全录与人物表演调度指南（100%对齐定稿剧本原字原句）</w:t>
       </w:r>
     </w:p>
     <w:p>
@@ -2117,7 +1846,7 @@
           <w:color w:val="141414"/>
           <w:sz w:val="21"/>
         </w:rPr>
-        <w:t>• “好生气呀，但是好喜欢！”（EP01，罗爱文被荀未来甩了三千字检讨后傲娇又崇拜的喜剧名台词）</w:t>
+        <w:t>• “我还有大事要干。好生气呀。但是好喜欢。苟哥！我一定会好好完成任务的！”（EP01第1-19场，罗爱文被荀未来甩了三千字检讨后傲娇又崇拜的喜剧名台词）</w:t>
       </w:r>
     </w:p>
     <w:p>
@@ -2132,7 +1861,7 @@
           <w:color w:val="141414"/>
           <w:sz w:val="21"/>
         </w:rPr>
-        <w:t>• “耶！最后一排，还是戴主任最懂我！”（EP21，高二开学罗爱文被分到最后一排“雅座”时的欢呼）</w:t>
+        <w:t>• “赵左右，现在两三万，是解决不了你的问题的。”（EP01第1-13场，2033年41岁成年罗爱文在旧时光咖啡馆点醒赵左右并递出人生有限公司名片）</w:t>
       </w:r>
     </w:p>
     <w:p>
@@ -2147,7 +1876,7 @@
           <w:color w:val="141414"/>
           <w:sz w:val="21"/>
         </w:rPr>
-        <w:t>• “好久没人跟我这么说话了。陈明啊，你以后就是我大哥，明哥！”（EP24大结局，孔子像前罗爱文迎回阳光复学的陈明时激动拜大哥）</w:t>
+        <w:t>• “耶！最后一排，还是戴主任最懂我！”（EP21第21-4场，高二开学罗爱文被分到最后一排“雅座”时的欢呼）</w:t>
       </w:r>
     </w:p>
     <w:p>
@@ -2162,7 +1891,22 @@
           <w:color w:val="141414"/>
           <w:sz w:val="21"/>
         </w:rPr>
-        <w:t>• “我还是想学造新能源汽车……陈明不是学计算机吗，说不定我俩以后一块儿合作能研究什么自动驾驶呢。走了，赵导！”（EP24大结局，罗爱文飞往德国留学前向赵左右的潇洒辞行）</w:t>
+        <w:t>• “好久没人跟我这么说话了。陈明啊，你以后就是我大哥，明哥！”（EP24第24-1场大结局，孔子像前罗爱文迎回阳光复学的陈明时激动拜大哥）</w:t>
+      </w:r>
+    </w:p>
+    <w:p>
+      <w:pPr>
+        <w:spacing w:before="40" w:after="80" w:line="384" w:lineRule="auto"/>
+        <w:jc w:val="left"/>
+      </w:pPr>
+      <w:r>
+        <w:rPr>
+          <w:rFonts w:ascii="Times New Roman" w:hAnsi="Times New Roman" w:eastAsia="宋体"/>
+          <w:b w:val="0"/>
+          <w:color w:val="141414"/>
+          <w:sz w:val="21"/>
+        </w:rPr>
+        <w:t>• “还是学管理。不过我争取过，没准能换专业。我还是想学造新能源汽车！”（EP24第24-2场大结局，罗爱文飞往德国留学前向赵左右道出坚持技术理想的决心）</w:t>
       </w:r>
     </w:p>
     <w:sectPr>

--- a/01_《三人行》全24集全流程标杆成品库/05_核心人物一人一档/人物07_罗爱文（16—18岁少年死党 ＆ 2033中年企业家）.docx
+++ b/01_《三人行》全24集全流程标杆成品库/05_核心人物一人一档/人物07_罗爱文（16—18岁少年死党 ＆ 2033中年企业家）.docx
@@ -1870,13 +1870,7 @@
         <w:jc w:val="left"/>
       </w:pPr>
       <w:r>
-        <w:rPr>
-          <w:rFonts w:ascii="Times New Roman" w:hAnsi="Times New Roman" w:eastAsia="宋体"/>
-          <w:b w:val="0"/>
-          <w:color w:val="141414"/>
-          <w:sz w:val="21"/>
-        </w:rPr>
-        <w:t>• “耶！最后一排，还是戴主任最懂我！”（EP21第21-4场，高二开学罗爱文被分到最后一排“雅座”时的欢呼）</w:t>
+        <w:t>• “耶！最后一排，还是戴主任最懂我！”（EP21第21-3场，高二开学罗爱文被分到最后一排“雅座”时的欢呼）</w:t>
       </w:r>
     </w:p>
     <w:p>

--- a/01_《三人行》全24集全流程标杆成品库/05_核心人物一人一档/人物07_罗爱文（16—18岁少年死党 ＆ 2033中年企业家）.docx
+++ b/01_《三人行》全24集全流程标杆成品库/05_核心人物一人一档/人物07_罗爱文（16—18岁少年死党 ＆ 2033中年企业家）.docx
@@ -1492,7 +1492,7 @@
           <w:color w:val="141414"/>
           <w:sz w:val="21"/>
         </w:rPr>
-        <w:t>升入文科（10）班后，罗爱文与赵左右、荀未来并排坐在讲台前的“铁三角雅座”。在EP10–12中，当赵左右因成绩焦虑与他们爆发冲突时，罗爱文始终不离不弃；陈明顶包退学后，罗爱文顶着严寒陪赵左右和荀未来跑遍金淮汽配厂寻找陈明。在EP14–15中，罗爱文全力协助创办《三人行》杂志社，并在自家爱荣机械制造厂学工期间，无私配合赵左右拍摄厂区纪录片，勇敢揭露了父亲罗仕强的摆拍作秀，鼓励醉酒老工人说出真心话，并在EP16与众人含泪送别退学的荀未来。</w:t>
+        <w:t>升入文科（10）班后，罗爱文与赵左右、荀未来并排坐在讲台前的“铁三角雅座”。在EP10–12中，当赵左右因成绩焦虑与他们爆发冲突时，罗爱文始终不离不弃；陈明在广播室自曝偷打CS为赵左右作证退学后，罗爱文顶着严寒陪赵左右和荀未来跑遍金淮汽配厂寻找陈明。在EP14–15中，罗爱文全力协助创办《三人行》杂志社，并在自家爱荣机械制造厂学工期间，无私配合赵左右拍摄厂区纪录片，勇敢揭露了父亲罗仕强的摆拍作秀，鼓励醉酒老工人说出真心话，并在EP16与众人含泪送别退学的荀未来。</w:t>
       </w:r>
     </w:p>
     <w:p>

--- a/01_《三人行》全24集全流程标杆成品库/05_核心人物一人一档/人物07_罗爱文（16—18岁少年死党 ＆ 2033中年企业家）.docx
+++ b/01_《三人行》全24集全流程标杆成品库/05_核心人物一人一档/人物07_罗爱文（16—18岁少年死党 ＆ 2033中年企业家）.docx
@@ -1430,7 +1430,7 @@
           <w:color w:val="192D55"/>
           <w:sz w:val="25"/>
         </w:rPr>
-        <w:t>第四章　全剧完整人物生平传记与核心事件全纪实</w:t>
+        <w:t>第四章　全剧完整人物生平传记与逐集分场剧情推进全纪实</w:t>
       </w:r>
     </w:p>
     <w:p>
@@ -1542,6 +1542,1389 @@
         <w:t>经历EP23时空修正后，在EP24大结局的2009年秋清晨，罗爱文在八中孔子像前与赵左右一起迎回了阳光复学的陈明，当场激动地认陈明做“明哥”！不久后，罗爱文在校园向“赵导”赵左右辞行，正式飞往德国留学——他没有听从父亲安排学企业管理，而是坚定转学新能源汽车制造，并满怀憧憬地与赵左右约定：“说不定我和明哥以后一块儿合作，能研究什么自动驾驶呢！走了，赵导！”</w:t>
       </w:r>
     </w:p>
+    <w:p>
+      <w:pPr>
+        <w:spacing w:before="160" w:after="80" w:line="384" w:lineRule="auto"/>
+        <w:jc w:val="left"/>
+      </w:pPr>
+      <w:r>
+        <w:rPr>
+          <w:rFonts w:ascii="Arial" w:hAnsi="Arial" w:eastAsia="黑体"/>
+          <w:b/>
+          <w:color w:val="141414"/>
+          <w:sz w:val="22"/>
+        </w:rPr>
+        <w:t>（附）本角色全剧逐集登场场次、具体行动、核心对白与剧情推动脉络总表（100%源自定稿文学剧本）</w:t>
+      </w:r>
+    </w:p>
+    <w:tbl>
+      <w:tblPr>
+        <w:tblStyle w:val="TableGrid"/>
+        <w:tblW w:type="auto" w:w="0"/>
+        <w:jc w:val="center"/>
+        <w:tblLayout w:type="fixed"/>
+        <w:tblLook w:firstColumn="1" w:firstRow="1" w:lastColumn="0" w:lastRow="0" w:noHBand="0" w:noVBand="1" w:val="04A0"/>
+      </w:tblPr>
+      <w:tblGrid>
+        <w:gridCol w:w="5184"/>
+        <w:gridCol w:w="5184"/>
+      </w:tblGrid>
+      <w:tr>
+        <w:trPr>
+          <w:tblHeader/>
+          <w:cantSplit/>
+        </w:trPr>
+        <w:tc>
+          <w:tcPr>
+            <w:tcW w:type="dxa" w:w="2376"/>
+            <w:vAlign w:val="center"/>
+            <w:tcMar>
+              <w:top w:w="130" w:type="dxa"/>
+              <w:bottom w:w="130" w:type="dxa"/>
+              <w:left w:w="150" w:type="dxa"/>
+              <w:right w:w="150" w:type="dxa"/>
+            </w:tcMar>
+            <w:shd w:fill="1F3864"/>
+          </w:tcPr>
+          <w:p>
+            <w:pPr>
+              <w:spacing w:before="40" w:after="40" w:line="312" w:lineRule="auto"/>
+              <w:jc w:val="center"/>
+            </w:pPr>
+            <w:r/>
+            <w:r>
+              <w:rPr>
+                <w:rFonts w:ascii="Arial" w:hAnsi="Arial" w:eastAsia="黑体"/>
+                <w:b/>
+                <w:color w:val="FFFFFF"/>
+                <w:sz w:val="19"/>
+              </w:rPr>
+              <w:t>登场集数与片名</w:t>
+            </w:r>
+          </w:p>
+        </w:tc>
+        <w:tc>
+          <w:tcPr>
+            <w:tcW w:type="dxa" w:w="7992"/>
+            <w:vAlign w:val="center"/>
+            <w:tcMar>
+              <w:top w:w="130" w:type="dxa"/>
+              <w:bottom w:w="130" w:type="dxa"/>
+              <w:left w:w="150" w:type="dxa"/>
+              <w:right w:w="150" w:type="dxa"/>
+            </w:tcMar>
+            <w:shd w:fill="1F3864"/>
+          </w:tcPr>
+          <w:p>
+            <w:pPr>
+              <w:spacing w:before="40" w:after="40" w:line="312" w:lineRule="auto"/>
+              <w:jc w:val="center"/>
+            </w:pPr>
+            <w:r/>
+            <w:r>
+              <w:rPr>
+                <w:rFonts w:ascii="Arial" w:hAnsi="Arial" w:eastAsia="黑体"/>
+                <w:b/>
+                <w:color w:val="FFFFFF"/>
+                <w:sz w:val="19"/>
+              </w:rPr>
+              <w:t>本集各场次具体行动、人物互动、核心台词与剧情推进逻辑</w:t>
+            </w:r>
+          </w:p>
+        </w:tc>
+      </w:tr>
+      <w:tr>
+        <w:trPr>
+          <w:cantSplit/>
+        </w:trPr>
+        <w:tc>
+          <w:tcPr>
+            <w:tcW w:type="dxa" w:w="2376"/>
+            <w:vAlign w:val="center"/>
+            <w:tcMar>
+              <w:top w:w="105" w:type="dxa"/>
+              <w:bottom w:w="105" w:type="dxa"/>
+              <w:left w:w="145" w:type="dxa"/>
+              <w:right w:w="145" w:type="dxa"/>
+            </w:tcMar>
+          </w:tcPr>
+          <w:p>
+            <w:pPr>
+              <w:spacing w:before="40" w:after="40" w:line="341" w:lineRule="auto"/>
+              <w:jc w:val="center"/>
+            </w:pPr>
+            <w:r/>
+            <w:r>
+              <w:rPr>
+                <w:rFonts w:ascii="Times New Roman" w:hAnsi="Times New Roman" w:eastAsia="宋体"/>
+                <w:b/>
+                <w:color w:val="191919"/>
+                <w:sz w:val="19"/>
+              </w:rPr>
+              <w:t>EP01《夺回人生》</w:t>
+            </w:r>
+          </w:p>
+        </w:tc>
+        <w:tc>
+          <w:tcPr>
+            <w:tcW w:type="dxa" w:w="7992"/>
+            <w:vAlign w:val="center"/>
+            <w:tcMar>
+              <w:top w:w="105" w:type="dxa"/>
+              <w:bottom w:w="105" w:type="dxa"/>
+              <w:left w:w="145" w:type="dxa"/>
+              <w:right w:w="145" w:type="dxa"/>
+            </w:tcMar>
+          </w:tcPr>
+          <w:p>
+            <w:pPr>
+              <w:spacing w:before="40" w:after="40" w:line="341" w:lineRule="auto"/>
+              <w:jc w:val="left"/>
+            </w:pPr>
+            <w:r/>
+            <w:r>
+              <w:rPr>
+                <w:rFonts w:ascii="Times New Roman" w:hAnsi="Times New Roman" w:eastAsia="宋体"/>
+                <w:b w:val="0"/>
+                <w:color w:val="191919"/>
+                <w:sz w:val="19"/>
+              </w:rPr>
+              <w:t>• 【1-5　外　长林数字公墓·陈明墓位（2033） — 日】成年赵左右循声转头，越过肩头向台阶下望去。一辆黑色豪华商务车停在通道旁，梳着油亮背头、戴着金属细框眼镜、身穿考究黑色长款羊绒大衣配西装领带的成年罗爱文正站在车门边，被几名拿着复古画册的年轻男女热情围住。 成年罗爱文满面春风地接过对方递来的纸笔，一边低头潇洒签名一边温和应答。 另一名年轻路人举起复古相机招呼众人靠近罗爱文。 送走粉丝，成年罗爱文转身准备拉门上车。站在上方墓位平台的成年赵左右见状，连忙迈步顺着台阶朝商务车方向追了过去。（核心台词：成年罗爱文：“好啊。没事啊。去我们实体店多逛逛。” ／ 成年罗爱文：“好嘞。谢谢啊。”）</w:t>
+              <w:br/>
+              <w:t>• 【1-6　外　长林数字公墓·商务车停靠区（2033） — 日】成年罗爱文刚刚弯腰坐进黑色商务车后座，发现了快步走来的成年赵左右，脸色微变，立刻抬手朝前排司机连声催促。 车门受阻重新滑开。坐在车内的成年罗爱文避无可避，只得迅速换上一副略显尴尬的熟络表情看向他。 成年罗爱文犹豫了一下，终究还是点了点头，迈步走下商务车。（核心台词：成年罗爱文：“关门！关门！关门，快关！” ／ 成年赵左右：“老罗！老罗！把门打开啊！老同学没看见呀？瞎啊？” ／ 成年罗爱文：“左右啊。”）</w:t>
+              <w:br/>
+              <w:t>• 【1-7　外　公墓外林荫长道（2033） — 日】雪后的城市林荫步道笔直幽长，两侧高大的落叶乔木枝干光秃。成年赵左右将黑色智能手机紧紧贴在耳边，一边快步走着一边低声向电话那头的妻子舒图解释；成年罗爱文双手插在大衣口袋里，保持着半步距离在旁边慢悠悠地陪着。 成年赵左右余光瞥了一眼身旁默不作声的罗爱文，有些难堪地压低嗓音捂住话筒。 电话那头啪地挂断了。成年赵左右握着挂断的手机僵在原地半秒，随即强装无事地把手机揣回兜里。与此同时，身旁的成年罗爱文也正好应付完一通下属打来的请示电话，从容地挂断。 成年罗爱文收起手机，转头望向神色落寞的成年赵左右。（核心台词：成年罗爱文：“以后这种装修的事啊，你就不用给我打电话了。你自己做决定就行了。” ／ 成年罗爱文：“最近怎么样？” ／ 成年罗爱文：“新工作找到了？这两年的变化你也知道。”）</w:t>
+              <w:br/>
+              <w:t>• 【1-8　外/内　2033长林城市街景与新闻演播室（蒙太奇） — 日】林荫道尽头，成年赵左右与成年罗爱文并肩走过贴满纸质海报的街角，朝前方一节由报废老式有轨电车改造而成的「旧时光咖啡」走去。（核心台词：成年罗爱文（画外音）：“以前都说纸媒啥的是夕阳产业了。” ／ 成年罗爱文（画外音）：“谁曾想啊——去年出了这么个事，一切都反过来了。” ／ 成年罗爱文：“左右啊，你也不用太灰心。那时尚就是个轮回，都是一阵阵的。”）</w:t>
+              <w:br/>
+              <w:t>• 【1-9　内　旧时光有轨电车咖啡馆（2033） — 日】老式有轨电车车厢内部被改造为温暖复古的咖啡馆，保留着弧形木质车顶与金属拉手吊环，暖黄色壁灯与窗外的白雪相映成趣。成年罗爱文与成年赵左右顺着狭长的车厢过道走到中段胡桃木卡座面对面坐下。 成年罗爱文一边说着，一边从大衣内袋里掏出两个崭新的纸质白包信封，推到成年赵左右面前的桌面上。 成年罗爱文端起咖啡杯没有接话。成年赵左右抬起头望向窗外，眼神里浮起一层对少年时代的怀念。 听出老同学叙旧背后的铺垫，成年罗爱文放下杯子，直接挑明了话头。 成年赵左右喉结微动，终于放下中年人的体面，局促而热切地直视着罗爱文。 成年罗爱文说着便站（核心台词：成年罗爱文：“你看啊，我们厂十年前造超高清相机配件，现在马上就开始研究这复古的CCD相机。就你自己啊，要主动地跟上时尚的节奏嘛。你懂吧？” ／ 成年罗爱文：“对了。给你两个实体白包。以后就别扫码了。时髦起来。” ／ 成年赵左右：“老罗。你知道我这一生当中，最幸运的事是什么吗？就是在高中的时候啊，认识了你和陈明。我记得高中的时候，咱俩的关系其实是最好的。每天都形影不离，还经常偷偷摸摸地去吃麻辣烫。后来，我就去了北京。你也出了国。也一直没有怎么见上面。现在嘛，陈明也走了。”）</w:t>
+              <w:br/>
+              <w:t>• 【1-10　外　旧时光咖啡馆·门外雪街（2033） — 日】成年罗爱文推门走出电车咖啡馆，踏上积雪的人行道。成年赵左右紧追在身后不肯放弃。 被戳中痛处的成年赵左右急红了眼，一把抓住罗爱文的胳膊赌咒发誓。 成年罗爱文 成年赵左右怔怔地听着，眼神里第一次动了念头。成年罗爱文从西装内袋里夹出一张印着「人生有限公司」的深色名片，递到他面前。 成年赵左右低头盯着那张名片良久没有吭声。成年罗爱文摇了摇头，转身准备离去，成年赵左右突然狐疑地叫住他。 成年罗爱文拍了拍他的肩膀扬长而去。那张「人生有限公司」的名片飘落在雪地上。成年赵左右独自伫立在寒风中，片刻后俯身将雪地里的名片捡起。就在这时（核心台词：成年赵左右：“老罗，你就帮我这一次吧。” ／ 成年罗爱文：“行了行了，赵左右。你都知道自己没有竞争力了——我难道要两三万、两三万，陪到你找到工作为止吗？到时候你要还不上钱，能怎么办？” ／ 成年罗爱文：“你看看。你现在连命都不要了，你还借什么钱啊？我看啊，你不如去找人生有限公司去。”）</w:t>
+              <w:br/>
+              <w:t>• 【1-11　外　2033雪街与2008长林八中·黑色铁围栏（时空交叠） — 日】成年赵左右独自站在黑色铁艺围栏外，低头凝视着手中的名片。 铁围栏内侧的空间在冬日阳光下悄然发生奇异的折叠与置换。2008年校园的喧闹声穿透岁月呼啸而来，两个身穿深蓝校服的16岁少年正拎着麻辣烫在围栏内侧的雪地上追逐奔跑。（核心台词：赵左右（画外）：“快点，爱文！太慢了，你干嘛呢？” ／ 罗爱文（画外）：“左右，等等我！”）</w:t>
+              <w:br/>
+              <w:t>• 【1-12　外　长林八中·操场看台楼梯与黑色铁围栏 — 日】2008年深冬，长林市第八中学操场看台侧面。16岁的少年赵左右身穿袖侧带有两条鲜红条纹的米白色厚款连帽羽绒服、内搭八中深藏蓝运动校服，正躲在朱红色铁扶手的水泥折梯转角处，小心翼翼地将一袋刚从围栏外买来的红油麻辣烫递给身旁穿棕褐色羊羔毛翻领棉服的死党罗爱文。 罗爱文迫不及待地接过透明塑料袋，挑起一筷子沾满麻酱与红油的麻辣烫塞进嘴里，幸福得直眯眼。赵左右靠在台阶栏杆旁笑着看他吃。 罗爱文嚼着麻辣烫，目光无意间越过赵左右的肩膀，定格在几米外的黑色铁围栏外。 罗爱文拍了拍胸脯，顶着一头蓬松的爆炸头眉飞色舞。 罗爱文从怀里掏（核心台词：赵左右：“拿稳，别撒了啊。来，爱文你先尝尝。” ／ 罗爱文：“哦了。” ／ 罗爱文：“咱毕业了，就再也没有围栏挡着咱了。到时候啥也不用偷着吃。太带劲了。就冲这一口麻辣烫，以后不管你啥忙，我肯定帮你。”）</w:t>
+              <w:br/>
+              <w:t>• 【1-13　内　长林八中·教导主任办公室及门外走廊 — 日】教导主任办公室门外，赵左右、罗爱文和几个男生正把脑袋叠罗汉似的挤在门缝与走廊玻璃窗边，屏住呼吸往里偷看。</w:t>
+              <w:br/>
+              <w:t>• 【1-14　内　长林八中·教学楼走廊 — 日】这时，赵左右和罗爱文从走廊两侧一左一右快步贴了上来，把荀未来夹在中间。赵左右满脸崇拜地双手抱拳作揖。 荀未来斜睨了一眼又习惯性替人揽活的16岁自己，伸手按住他的肩膀，转头把任务派给了旁边的罗爱文。 说完，荀未来带着赵左右大步流星地继续往前走，把罗爱文一个人晾在了原地。罗爱文先是气鼓鼓地鼓起腮帮子抱怨，可不到半秒又双手捧脸娇羞地笑出了声，冲着两人的背影奋力挥手。（核心台词：荀未来：“你写？写什么写？赵左右，你以后这样会一直吃亏的。罗爱文，你写。” ／ 罗爱文：“我还有大事要干。好生气呀。但是好喜欢。苟哥！我一定会好好完成任务的！”）</w:t>
+              <w:br/>
+              <w:t>• 【1-25　内　长林八中·高一二班教室 — 日】赵左右一脸莫名其妙地看着他没有吭声。荀未来转头看向旁边埋头整理笔记的陈明，又看向另一侧的罗爱文。 罗爱文瞬间像被击中了天灵盖，满眼崇拜地握紧拳头。 三言两语搞定罗爱文后，荀未来再次转回身，步步紧逼地看向赵左右。 赵左右叫上陈明往教室外走去。座位上只剩下罗爱文一个人咬着笔杆，对着三千字检讨书苦苦揣摩大哥的文风。（核心台词：荀未来：“陈明，你肯定选理科，对吧？爱文，你呢？” ／ 罗爱文：“我……反正我爸是要送我出国的嘛。” ／ 罗爱文：“苟哥！没想到我只说了这一句话，你就能分析出来这么多。你真是这个世界上最懂我的人！我决定了，跟你学文！”）</w:t>
+              <w:br/>
+              <w:t>• 【1-28　外　长林八中·红砖教学楼正门大台阶 — 日】赵左右顺着他的视线回头。只见身穿棕褐毛领外套的罗爱文和身穿羽绒背心的陈明正一前一后走上台阶。两人没有先理会赵左右，而是径直走到荀未来面前。 丢下这句话，赵左右头也不回地转身走下台阶。陈明和罗爱文面面相觑，连忙转身追着赵左右去了。空旷的大台阶上只剩下荀未来孤零零一人。他脱力般重新跌坐回冰冷的台阶阴影里，手伸进衣兜，掏出一盒白色的胃药，怔怔地看了许久。（核心台词：赵左右：“苟哥，其实早上你为了我和爱文，挡在戴主任面前的时候，就已经是我兄弟了。” ／ 罗爱文：“苟哥，你没事吧？检讨书我写完了，放进你书桌膛里了。”）</w:t>
+              <w:br/>
+              <w:t>• 【1-33　内　赵左右家·赵左右房间 — 夜】贴满热血动漫海报的小卧室里亮着暖黄的台灯。那只透明蓝盒太空生日蛋糕被放在床前的矮柜上。赵左右坐在单人木床沿上，把沉甸甸的黑色双肩书包放到膝头，刺啦一声拉开拉链——里面竟然被塞得满满当当。 他先从书包里掏出一本厚厚的《Harry Potter》英文原版书，书页间掉出一张手写贺卡。卡片上用马克笔龙飞凤舞地写着祝福，偏偏把「Surprise!」少写了一个字母拼成了「Suprise!」。赵左右看着那行熟悉的错别字，原本郁结了一下午的心头阴霾瞬间一扫而空，扑哧一声笑了出来。（核心台词：赵左右：“Surprise还拼错了，倒也算是你罗爱文的防伪标记。” ／ 赵左右：“那这蛋糕……如果不是陈明和罗爱文送的，那会不会是……”）</w:t>
+              <w:br/>
+              <w:t>• 【1-38　内/外　2008冬夜多空间群像（漫画屋房间·罗爱文家·办公室·赵家主卧·家属院） — 夜/晨】漫画屋洗手间镜子前，荀未来看着镜中41岁的自己，身后衣架上挂着那件蓝白相间的长林八中校服；欧式豪宅餐厅里，身穿黑白条纹毛衣的罗爱文正陪着家人吃饭。</w:t>
+              <w:br/>
+              <w:t>• 【1-39　外　长林八中·黑色铁围栏边 — 日】清晨的校园铁围栏旁，身穿米白红条纹羽绒服的赵左右正拎着一袋热乎乎的早点站在栏杆内侧张望。身穿红褐连帽外套配校服的荀未来从步道另一侧走过来。（核心台词：赵左右：“你说罗爱文啊？他被戴主任按在办公室里复习呢，我给他带点。”）</w:t>
+              <w:br/>
+              <w:t>• 【1-40　外　长林八中·校园步道 — 日】荀未来走到赵左右身旁，两人很自然地并肩顺着覆雪的校园步道往教学楼方向走去。早已消了气的赵左右一边走，一边像个小大人似的操心起荀未来的胃。 两人一高一低、说说笑笑地并肩向教学楼深处走去。（核心台词：赵左右：“想好了吗？准备选文吗？你胃好点了吗？你以后呀，也别吃口味这么重的东西了，对你的胃不好。我给罗爱文带的。”）</w:t>
+            </w:r>
+          </w:p>
+        </w:tc>
+      </w:tr>
+      <w:tr>
+        <w:trPr>
+          <w:cantSplit/>
+        </w:trPr>
+        <w:tc>
+          <w:tcPr>
+            <w:tcW w:type="dxa" w:w="2376"/>
+            <w:vAlign w:val="center"/>
+            <w:tcMar>
+              <w:top w:w="105" w:type="dxa"/>
+              <w:bottom w:w="105" w:type="dxa"/>
+              <w:left w:w="145" w:type="dxa"/>
+              <w:right w:w="145" w:type="dxa"/>
+            </w:tcMar>
+            <w:shd w:fill="F7FAFC"/>
+          </w:tcPr>
+          <w:p>
+            <w:pPr>
+              <w:spacing w:before="40" w:after="40" w:line="341" w:lineRule="auto"/>
+              <w:jc w:val="center"/>
+            </w:pPr>
+            <w:r/>
+            <w:r>
+              <w:rPr>
+                <w:rFonts w:ascii="Times New Roman" w:hAnsi="Times New Roman" w:eastAsia="宋体"/>
+                <w:b/>
+                <w:color w:val="191919"/>
+                <w:sz w:val="19"/>
+              </w:rPr>
+              <w:t>EP02《第三个雪人》</w:t>
+            </w:r>
+          </w:p>
+        </w:tc>
+        <w:tc>
+          <w:tcPr>
+            <w:tcW w:type="dxa" w:w="7992"/>
+            <w:vAlign w:val="center"/>
+            <w:tcMar>
+              <w:top w:w="105" w:type="dxa"/>
+              <w:bottom w:w="105" w:type="dxa"/>
+              <w:left w:w="145" w:type="dxa"/>
+              <w:right w:w="145" w:type="dxa"/>
+            </w:tcMar>
+            <w:shd w:fill="F7FAFC"/>
+          </w:tcPr>
+          <w:p>
+            <w:pPr>
+              <w:spacing w:before="40" w:after="40" w:line="341" w:lineRule="auto"/>
+              <w:jc w:val="left"/>
+            </w:pPr>
+            <w:r/>
+            <w:r>
+              <w:rPr>
+                <w:rFonts w:ascii="Times New Roman" w:hAnsi="Times New Roman" w:eastAsia="宋体"/>
+                <w:b w:val="0"/>
+                <w:color w:val="191919"/>
+                <w:sz w:val="19"/>
+              </w:rPr>
+              <w:t>• 【2-6　内　长林八中·高一十班教室 — 日】早读课前的高一十班教室。班长陈明双手费力地抱着一大摞练习册走进教室，戴眼镜的罗爱文连忙热心地迎上前接过一半。 座位上的罗爱文看着空白的表格抓耳挠腮，转过身向后排的荀未来求救。（核心台词：罗爱文：“我来，我来，我来。” ／ 罗爱文：“来不及了，借我抄一下。” ／ 罗爱文：“写理由，没有写检讨这种充实的快感。”）</w:t>
+              <w:br/>
+              <w:t>• 【2-7　外　2033年陈明告别仪式大厅外（闪回） — 日】【闪回·2033年】冬日晴空下，陈明（1992—2033）告别仪式已结束的电子挽联大屏立在台阶旁。41岁的赵左右身穿黑色大衣站在电子屏前，凝视着屏幕上不断滚动的昔日高中同学吊唁弹幕（“先生送出白包 安息”、“王一漫女士送出白包 安息”、“女士送出白包 一路走好”）。（核心台词：荀未来（画外音）：“罗爱文就不指望了；三班，二班肖途，还是八班有钱，吃上实体风红利，公司都上市了。不过要说混得最好的，还是——王一漫。”）</w:t>
+              <w:br/>
+              <w:t>• 【2-9　内　长林八中·学生食堂 — 日】端着餐盘走过来的赵左右和罗爱文恰好听见尾巴，赵左右一脸茫然地指了指自己，罗爱文也满头雾水。（核心台词：罗爱文：“我怎么不知道，左右家有人干媒体的？” ／ 罗爱文：“一漫不来食堂吃饭。”）</w:t>
+            </w:r>
+          </w:p>
+        </w:tc>
+      </w:tr>
+      <w:tr>
+        <w:trPr>
+          <w:cantSplit/>
+        </w:trPr>
+        <w:tc>
+          <w:tcPr>
+            <w:tcW w:type="dxa" w:w="2376"/>
+            <w:vAlign w:val="center"/>
+            <w:tcMar>
+              <w:top w:w="105" w:type="dxa"/>
+              <w:bottom w:w="105" w:type="dxa"/>
+              <w:left w:w="145" w:type="dxa"/>
+              <w:right w:w="145" w:type="dxa"/>
+            </w:tcMar>
+          </w:tcPr>
+          <w:p>
+            <w:pPr>
+              <w:spacing w:before="40" w:after="40" w:line="341" w:lineRule="auto"/>
+              <w:jc w:val="center"/>
+            </w:pPr>
+            <w:r/>
+            <w:r>
+              <w:rPr>
+                <w:rFonts w:ascii="Times New Roman" w:hAnsi="Times New Roman" w:eastAsia="宋体"/>
+                <w:b/>
+                <w:color w:val="191919"/>
+                <w:sz w:val="19"/>
+              </w:rPr>
+              <w:t>EP03《少年的决定》</w:t>
+            </w:r>
+          </w:p>
+        </w:tc>
+        <w:tc>
+          <w:tcPr>
+            <w:tcW w:type="dxa" w:w="7992"/>
+            <w:vAlign w:val="center"/>
+            <w:tcMar>
+              <w:top w:w="105" w:type="dxa"/>
+              <w:bottom w:w="105" w:type="dxa"/>
+              <w:left w:w="145" w:type="dxa"/>
+              <w:right w:w="145" w:type="dxa"/>
+            </w:tcMar>
+          </w:tcPr>
+          <w:p>
+            <w:pPr>
+              <w:spacing w:before="40" w:after="40" w:line="341" w:lineRule="auto"/>
+              <w:jc w:val="left"/>
+            </w:pPr>
+            <w:r/>
+            <w:r>
+              <w:rPr>
+                <w:rFonts w:ascii="Times New Roman" w:hAnsi="Times New Roman" w:eastAsia="宋体"/>
+                <w:b w:val="0"/>
+                <w:color w:val="191919"/>
+                <w:sz w:val="19"/>
+              </w:rPr>
+              <w:t>• 【3-6　外/内　2033年长林数字公墓（闪回）与2008年高一十班教室 — 日】电子墓碑屏幕顶部清晰显示着“告别仪式已结束 THE FUNERAL HAS ENDED”，正中央是陈明的黑白遗照与“陈明 先生 (1994-2033)”字样，屏幕四周实时滚动飘过昔日老同学们的电子白包弹幕：“罗爱文先生送出白包 安息”、“周日桃女士送出白包”、“荀未来先生送出白包 节哀”、“肖途先生送出白包 逝者已矣 节哀”、“管凤钦女士送出白包 一路走好”。</w:t>
+              <w:br/>
+              <w:t>• 【3-15　外/内　三条鱼漫画屋·门口与一楼补习长桌（寒假补习：1月28日晨） — 日】清晨，三条鱼漫画屋的卷帘门哗啦一声拉起。门外雪地里，身穿深棕棉服内搭纯白连帽卫衣的16岁赵左右、烫着一头蓬松爆炸头穿米灰毛领外套的罗爱文，以及摘下眼镜穿墨绿拼黑立领外套的陈明三人并排站立，手里各举着热气腾腾的包子油条。 赵左右、罗爱文与陈明三人突然齐刷刷抬起手臂指向门口的荀未来，摇头晃脑地合唱耍宝。 身穿黑色满印白色猫咪毛衣的荀未来指着罗爱文那头喜感十足的爆炸头忍俊不禁。 罗爱文摩拳擦掌地翻开崭新的数学笔记本。 陈明直接无视了罗爱文的问题，翻开手里的联考题集。 话音刚落，罗爱文握着笔在空白的横线笔记本第一行郑重其事（核心台词：赵左右＆罗爱文＆陈明：“是我该死的温柔，吓到你了吗？” ／ 罗爱文：“你滚！” ／ 罗爱文：“陈老师，我准备好了，开始吧！什么叫等差数列啊？”）</w:t>
+              <w:br/>
+              <w:t>• 【3-16　内　三条鱼漫画屋·书架过道与补习木桌区（小沈阳围巾试探与三代拉锯） — 日】赵了转头瞥见远处趴在课桌上睡得四仰八叉的爆炸头罗爱文，幽默地顿了顿。 趴在桌上的罗爱文迷迷糊糊地抬起头揉了揉眼睛。 赵左右与罗爱文齐齐向陈明鞠了一躬。 赵左右与罗爱文嬉笑着跑出漫画屋。赵了端着珍珠奶茶走到玻璃门口回头看向荀未来，荀未来抬起右手，用两根手指指了指自己的眼睛又指向赵了，做出严厉警告的手势。（核心台词：罗爱文：“完事了啊？” ／ 赵左右＆罗爱文：“老师再见！”）</w:t>
+              <w:br/>
+              <w:t>• 【3-19　内　电影院·售票大厅（荀未来替赵左右约王一漫坐摩天轮） — 日】说话间，身穿棕橙色格纹内衬连帽棉服的16岁赵左右与穿黄蓝拼色羽绒服的罗爱文兴冲冲地走进大厅。 赵左右、罗爱文去经理室取票，尚雪去洗手间，大厅原地只剩下王一漫与荀未来两人。王一漫转头看向荀未来。（核心台词：罗爱文：“我帮你拿！”）</w:t>
+              <w:br/>
+              <w:t>• 【3-20　内　电影院·3号放映厅（《长江七号》观影与零食填鸭） — 日】3号放映厅内灯光暗下，大银幕上正在放映周星驰电影《长江七号》。王一漫与尚雪并排坐在前排，罗爱文、赵左右与荀未来坐在正后排。</w:t>
+              <w:br/>
+              <w:t>• 【3-25　内　电影院·男洗手间与走廊（反锁隔间与散场） — 黄昏】恰在此时，3号放映厅大门打开，电影《长江七号》散场。罗爱文一边抽着纸巾抹眼泪一边走出来，王一漫与尚雪也走出放映厅四下张望。（核心台词：罗爱文：“不行，我得缓缓，太感人了……”）</w:t>
+              <w:br/>
+              <w:t>• 【3-26　内　电影院·男洗手间与放映厅外走廊（赵了摆立牌支走王一漫三人） — 夜】随后，赵了转身走到3号放映厅外正在张望的王一漫、尚雪与罗爱文面前。 目送王一漫、尚雪与罗爱文三人离开走廊后，66岁的赵了气定神闲地转过身，推门走进了男洗手间。（核心台词：王一漫＆尚雪＆罗爱文：“对，爷爷好。” ／ 王一漫：“谢谢爷爷。爱文，那我们就先回去了，拜拜。” ／ 罗爱文：“爷爷，那我也先走了，拜拜……太悲伤了。”）</w:t>
+            </w:r>
+          </w:p>
+        </w:tc>
+      </w:tr>
+      <w:tr>
+        <w:trPr>
+          <w:cantSplit/>
+        </w:trPr>
+        <w:tc>
+          <w:tcPr>
+            <w:tcW w:type="dxa" w:w="2376"/>
+            <w:vAlign w:val="center"/>
+            <w:tcMar>
+              <w:top w:w="105" w:type="dxa"/>
+              <w:bottom w:w="105" w:type="dxa"/>
+              <w:left w:w="145" w:type="dxa"/>
+              <w:right w:w="145" w:type="dxa"/>
+            </w:tcMar>
+            <w:shd w:fill="F7FAFC"/>
+          </w:tcPr>
+          <w:p>
+            <w:pPr>
+              <w:spacing w:before="40" w:after="40" w:line="341" w:lineRule="auto"/>
+              <w:jc w:val="center"/>
+            </w:pPr>
+            <w:r/>
+            <w:r>
+              <w:rPr>
+                <w:rFonts w:ascii="Times New Roman" w:hAnsi="Times New Roman" w:eastAsia="宋体"/>
+                <w:b/>
+                <w:color w:val="191919"/>
+                <w:sz w:val="19"/>
+              </w:rPr>
+              <w:t>EP04《避风港争夺战》</w:t>
+            </w:r>
+          </w:p>
+        </w:tc>
+        <w:tc>
+          <w:tcPr>
+            <w:tcW w:type="dxa" w:w="7992"/>
+            <w:vAlign w:val="center"/>
+            <w:tcMar>
+              <w:top w:w="105" w:type="dxa"/>
+              <w:bottom w:w="105" w:type="dxa"/>
+              <w:left w:w="145" w:type="dxa"/>
+              <w:right w:w="145" w:type="dxa"/>
+            </w:tcMar>
+            <w:shd w:fill="F7FAFC"/>
+          </w:tcPr>
+          <w:p>
+            <w:pPr>
+              <w:spacing w:before="40" w:after="40" w:line="341" w:lineRule="auto"/>
+              <w:jc w:val="left"/>
+            </w:pPr>
+            <w:r/>
+            <w:r>
+              <w:rPr>
+                <w:rFonts w:ascii="Times New Roman" w:hAnsi="Times New Roman" w:eastAsia="宋体"/>
+                <w:b w:val="0"/>
+                <w:color w:val="191919"/>
+                <w:sz w:val="19"/>
+              </w:rPr>
+              <w:t>• 【4-9　内/外　三条鱼漫画屋里间、风雪街头与飞霞路电话亭（多线交叉剪辑） — 夜】【三条鱼漫画屋·里间】蓝格布帘半掩的里间内，身穿米白色半拉链连帽卫衣的41岁荀未来盘腿坐在单人木板床上，正神色焦急地举着手机给罗爱文打电话；床边的小书桌台灯下，约莫十岁、身穿棕灰几何提花毛衣的漫画屋算账小孩正气定神闲地趴在桌前写寒假作业。 【风雪街头】身穿纯白色立领羽绒服的16岁罗爱文正站在漫天飞雪的马路边，一边举着手机接听一边焦急地四下张望。（核心台词：荀未来：“喂，罗爱文！赵左右找你了吗？他跟他爸吵架跑出来了！” ／ 罗爱文：“没来我家啊！我也在街上找呢，这大冷天的他能去哪儿啊？”）</w:t>
+              <w:br/>
+              <w:t>• 【4-11　内/外　八中后街·砂锅麻辣烫店与店外风雪街头 — 夜】【店外风雪街头】荀未来快步走出麻辣烫店，先前被他派去501室赵家楼下打探动静的陈明与罗爱文迎面跑了过来。（核心台词：罗爱文：“荀哥，我们刚去左右家楼下看过了，他爸妈屋里灯亮着，也没出来找人啊！”）</w:t>
+              <w:br/>
+              <w:t>• 【4-16　内　三条鱼漫画屋·里间账桌与一楼阅读区 — 日】一旁身穿浅灰拼深灰拉链运动外套（左胸印有“FANS RECENT”字样）的死党罗爱文早就双眼放光地凑了上来，伸手从全家桶里抓出一只金黄酥脆的原味炸鸡腿，大口啃得满嘴流油。 正啃着鸡腿的罗爱文连忙举着鸡腿凑过来帮腔。 荀未来急火攻心，一把从罗爱文手里夺过那只炸鸡腿举在自己与赵左右之间，斩钉截铁地喝道。 没心没肺的罗爱文还捧着全家桶追到门口朝外喊：“左右，下次让赵爷爷买点披萨！” 荀未来气得七窍生烟，抬起一脚照着罗爱文的屁股踹了过去。（核心台词：罗爱文：“就是啊！要不你爸妈怎么一晚上没找你啊？实在不行你上我家住去，我帮你和你爸妈对抗到底！”）</w:t>
+            </w:r>
+          </w:p>
+        </w:tc>
+      </w:tr>
+      <w:tr>
+        <w:trPr>
+          <w:cantSplit/>
+        </w:trPr>
+        <w:tc>
+          <w:tcPr>
+            <w:tcW w:type="dxa" w:w="2376"/>
+            <w:vAlign w:val="center"/>
+            <w:tcMar>
+              <w:top w:w="105" w:type="dxa"/>
+              <w:bottom w:w="105" w:type="dxa"/>
+              <w:left w:w="145" w:type="dxa"/>
+              <w:right w:w="145" w:type="dxa"/>
+            </w:tcMar>
+          </w:tcPr>
+          <w:p>
+            <w:pPr>
+              <w:spacing w:before="40" w:after="40" w:line="341" w:lineRule="auto"/>
+              <w:jc w:val="center"/>
+            </w:pPr>
+            <w:r/>
+            <w:r>
+              <w:rPr>
+                <w:rFonts w:ascii="Times New Roman" w:hAnsi="Times New Roman" w:eastAsia="宋体"/>
+                <w:b/>
+                <w:color w:val="191919"/>
+                <w:sz w:val="19"/>
+              </w:rPr>
+              <w:t>EP06《暖雪》</w:t>
+            </w:r>
+          </w:p>
+        </w:tc>
+        <w:tc>
+          <w:tcPr>
+            <w:tcW w:type="dxa" w:w="7992"/>
+            <w:vAlign w:val="center"/>
+            <w:tcMar>
+              <w:top w:w="105" w:type="dxa"/>
+              <w:bottom w:w="105" w:type="dxa"/>
+              <w:left w:w="145" w:type="dxa"/>
+              <w:right w:w="145" w:type="dxa"/>
+            </w:tcMar>
+          </w:tcPr>
+          <w:p>
+            <w:pPr>
+              <w:spacing w:before="40" w:after="40" w:line="341" w:lineRule="auto"/>
+              <w:jc w:val="left"/>
+            </w:pPr>
+            <w:r/>
+            <w:r>
+              <w:rPr>
+                <w:rFonts w:ascii="Times New Roman" w:hAnsi="Times New Roman" w:eastAsia="宋体"/>
+                <w:b w:val="0"/>
+                <w:color w:val="191919"/>
+                <w:sz w:val="19"/>
+              </w:rPr>
+              <w:t>• 【6-7　外/内　长林八中·铁栏杆外、美营租车行、保卫室与储藏室 — 夜】保安室桌上的座机电话突然响起，学校保安拿起听筒接听。街边打印店门外，荀未来手里拿着刚让打印店做好的假工作证——证件上写着“《长林电视台》跨年节目组 导演组 罗爱文”，贴的却是荀未来自己的照片，正一边往外走一边举着手机给学校保安打电话。 居民区路口，身穿墨绿色三线羽绒服的罗爱文等候在路边，将家里找来的一把皮卡车钥匙递到荀未来手中。 罗爱文拍了拍胸口，豪爽地摆了摆手。 荀未来感激地拍了拍罗爱文的胳膊，两人互道新年祝福。（核心台词：罗爱文：“荀哥，车钥匙。” ／ 罗爱文：“没事儿，有事您随时吩咐。” ／ 罗爱文：“放心吧，都安排好了。今天晚上，保证戴主任感动到睡不着觉。”）</w:t>
+            </w:r>
+          </w:p>
+        </w:tc>
+      </w:tr>
+      <w:tr>
+        <w:trPr>
+          <w:cantSplit/>
+        </w:trPr>
+        <w:tc>
+          <w:tcPr>
+            <w:tcW w:type="dxa" w:w="2376"/>
+            <w:vAlign w:val="center"/>
+            <w:tcMar>
+              <w:top w:w="105" w:type="dxa"/>
+              <w:bottom w:w="105" w:type="dxa"/>
+              <w:left w:w="145" w:type="dxa"/>
+              <w:right w:w="145" w:type="dxa"/>
+            </w:tcMar>
+            <w:shd w:fill="F7FAFC"/>
+          </w:tcPr>
+          <w:p>
+            <w:pPr>
+              <w:spacing w:before="40" w:after="40" w:line="341" w:lineRule="auto"/>
+              <w:jc w:val="center"/>
+            </w:pPr>
+            <w:r/>
+            <w:r>
+              <w:rPr>
+                <w:rFonts w:ascii="Times New Roman" w:hAnsi="Times New Roman" w:eastAsia="宋体"/>
+                <w:b/>
+                <w:color w:val="191919"/>
+                <w:sz w:val="19"/>
+              </w:rPr>
+              <w:t>EP07《舒图来了》</w:t>
+            </w:r>
+          </w:p>
+        </w:tc>
+        <w:tc>
+          <w:tcPr>
+            <w:tcW w:type="dxa" w:w="7992"/>
+            <w:vAlign w:val="center"/>
+            <w:tcMar>
+              <w:top w:w="105" w:type="dxa"/>
+              <w:bottom w:w="105" w:type="dxa"/>
+              <w:left w:w="145" w:type="dxa"/>
+              <w:right w:w="145" w:type="dxa"/>
+            </w:tcMar>
+            <w:shd w:fill="F7FAFC"/>
+          </w:tcPr>
+          <w:p>
+            <w:pPr>
+              <w:spacing w:before="40" w:after="40" w:line="341" w:lineRule="auto"/>
+              <w:jc w:val="left"/>
+            </w:pPr>
+            <w:r/>
+            <w:r>
+              <w:rPr>
+                <w:rFonts w:ascii="Times New Roman" w:hAnsi="Times New Roman" w:eastAsia="宋体"/>
+                <w:b w:val="0"/>
+                <w:color w:val="191919"/>
+                <w:sz w:val="19"/>
+              </w:rPr>
+              <w:t>• 【7-1　外/内　都市高楼·商务车与后台化妆间（2035） — 日/昏】话音未落，掌心里的手机再次剧烈震动起来，屏幕亮起“老罗”的来电显示。赵左右深吸一口气，划开接听键放到耳边。 电话听筒里瞬间炸开老罗惊惶失措的呼喊声。（核心台词：赵左右：“喂，老罗。” ／ 老罗（电话音）：“不好了老赵，图图出事了！”）</w:t>
+            </w:r>
+          </w:p>
+        </w:tc>
+      </w:tr>
+      <w:tr>
+        <w:trPr>
+          <w:cantSplit/>
+        </w:trPr>
+        <w:tc>
+          <w:tcPr>
+            <w:tcW w:type="dxa" w:w="2376"/>
+            <w:vAlign w:val="center"/>
+            <w:tcMar>
+              <w:top w:w="105" w:type="dxa"/>
+              <w:bottom w:w="105" w:type="dxa"/>
+              <w:left w:w="145" w:type="dxa"/>
+              <w:right w:w="145" w:type="dxa"/>
+            </w:tcMar>
+          </w:tcPr>
+          <w:p>
+            <w:pPr>
+              <w:spacing w:before="40" w:after="40" w:line="341" w:lineRule="auto"/>
+              <w:jc w:val="center"/>
+            </w:pPr>
+            <w:r/>
+            <w:r>
+              <w:rPr>
+                <w:rFonts w:ascii="Times New Roman" w:hAnsi="Times New Roman" w:eastAsia="宋体"/>
+                <w:b/>
+                <w:color w:val="191919"/>
+                <w:sz w:val="19"/>
+              </w:rPr>
+              <w:t>EP09《人生失控》</w:t>
+            </w:r>
+          </w:p>
+        </w:tc>
+        <w:tc>
+          <w:tcPr>
+            <w:tcW w:type="dxa" w:w="7992"/>
+            <w:vAlign w:val="center"/>
+            <w:tcMar>
+              <w:top w:w="105" w:type="dxa"/>
+              <w:bottom w:w="105" w:type="dxa"/>
+              <w:left w:w="145" w:type="dxa"/>
+              <w:right w:w="145" w:type="dxa"/>
+            </w:tcMar>
+          </w:tcPr>
+          <w:p>
+            <w:pPr>
+              <w:spacing w:before="40" w:after="40" w:line="341" w:lineRule="auto"/>
+              <w:jc w:val="left"/>
+            </w:pPr>
+            <w:r/>
+            <w:r>
+              <w:rPr>
+                <w:rFonts w:ascii="Times New Roman" w:hAnsi="Times New Roman" w:eastAsia="宋体"/>
+                <w:b w:val="0"/>
+                <w:color w:val="191919"/>
+                <w:sz w:val="19"/>
+              </w:rPr>
+              <w:t>• 【9-4　外/内　长林八中·校园主干道与教学楼走廊 — 日】走廊前方，身穿灰蓝拼色羽绒服套校服的罗爱文正站在教室门外，看见荀未来跑来，立刻眉开眼笑地挥手招呼。（核心台词：罗爱文：“荀哥！”）</w:t>
+              <w:br/>
+              <w:t>• 【9-5　内　长林八中·高一十班（文科班）教室 — 日】重新分班后的高一十班（文科班）教室内，黑板正中央贴着一张写满名字的文科班新座位表。脱下羽绒服抱在胸前的荀未来与罗爱文并排站在黑板前，仰头看着讲台正前方第一排紧挨着的“荀未来”、“罗爱文”、“赵左右”三个名字，荀未来苦着脸连连叹气。 罗爱文伸手指着黑板上的座位表从左到右找了一圈，满脸疑惑地挠了挠头。 荀未来没好气地转头白了罗爱文一眼。 话音刚落，身穿深蓝色针织开衫、系着花丝巾的教导主任兼新班主任戴娟夹着红色备课本走进教室，抬手朝黑板前扎堆的学生们挥了挥。荀未来与罗爱文对视一眼，异口同声地苦笑吐出两个字：“果然。” 戴（核心台词：罗爱文：“哎？我咋没看着陈明呢？”）</w:t>
+              <w:br/>
+              <w:t>• 【9-6　内　长林八中·学校食堂 — 日】中午的学校食堂人声鼎沸。荀未来站在食堂门边的柱子旁，一手捂着隐隐作痛的胃部，一手拿着水杯仰头咽下两粒胃药。罗爱文端着空盘子从里面慌慌张张地跑出来，一把抓住荀未来的胳膊就往里拽。 罗爱文咽了口唾沫，伸手指向食堂就餐区深处，声音都在发颤。（核心台词：罗爱文：“荀哥荀哥荀哥！活见鬼了！” ／ 罗爱文：“左右变陈明了！”）</w:t>
+              <w:br/>
+              <w:t>• 【9-7　内　长林八中·高一十班与高一八班教室及男洗手间 — 日】课间男洗手间内，陈明站在小便池前。罗爱文推开隔间门走出来，整理好衣服凑到陈明身旁笑嘻嘻地搭话。 罗爱文走到洗手池前拧开水龙头洗手，热心地招呼老朋友常回十班串门。 罗爱文甩了甩手上的水珠，转过头看着满脸倦容的陈明，半开玩笑半认真地拍了拍他的肩膀叮嘱，随后转身走出洗手间。（核心台词：罗爱文：“嘿，一个人在八班孤单吧？” ／ 罗爱文：“没事啊，有空就回十班看看，哥几个都在呢。” ／ 罗爱文：“哎，也是。你也就在上厕所的时候能把眼睛从书上挪开了。没事你得多上上厕所，好，别哪天再累过去了。我走了啊。”）</w:t>
+            </w:r>
+          </w:p>
+        </w:tc>
+      </w:tr>
+      <w:tr>
+        <w:trPr>
+          <w:cantSplit/>
+        </w:trPr>
+        <w:tc>
+          <w:tcPr>
+            <w:tcW w:type="dxa" w:w="2376"/>
+            <w:vAlign w:val="center"/>
+            <w:tcMar>
+              <w:top w:w="105" w:type="dxa"/>
+              <w:bottom w:w="105" w:type="dxa"/>
+              <w:left w:w="145" w:type="dxa"/>
+              <w:right w:w="145" w:type="dxa"/>
+            </w:tcMar>
+            <w:shd w:fill="F7FAFC"/>
+          </w:tcPr>
+          <w:p>
+            <w:pPr>
+              <w:spacing w:before="40" w:after="40" w:line="341" w:lineRule="auto"/>
+              <w:jc w:val="center"/>
+            </w:pPr>
+            <w:r/>
+            <w:r>
+              <w:rPr>
+                <w:rFonts w:ascii="Times New Roman" w:hAnsi="Times New Roman" w:eastAsia="宋体"/>
+                <w:b/>
+                <w:color w:val="191919"/>
+                <w:sz w:val="19"/>
+              </w:rPr>
+              <w:t>EP10《只要我想》</w:t>
+            </w:r>
+          </w:p>
+        </w:tc>
+        <w:tc>
+          <w:tcPr>
+            <w:tcW w:type="dxa" w:w="7992"/>
+            <w:vAlign w:val="center"/>
+            <w:tcMar>
+              <w:top w:w="105" w:type="dxa"/>
+              <w:bottom w:w="105" w:type="dxa"/>
+              <w:left w:w="145" w:type="dxa"/>
+              <w:right w:w="145" w:type="dxa"/>
+            </w:tcMar>
+            <w:shd w:fill="F7FAFC"/>
+          </w:tcPr>
+          <w:p>
+            <w:pPr>
+              <w:spacing w:before="40" w:after="40" w:line="341" w:lineRule="auto"/>
+              <w:jc w:val="left"/>
+            </w:pPr>
+            <w:r/>
+            <w:r>
+              <w:rPr>
+                <w:rFonts w:ascii="Times New Roman" w:hAnsi="Times New Roman" w:eastAsia="宋体"/>
+                <w:b w:val="0"/>
+                <w:color w:val="191919"/>
+                <w:sz w:val="19"/>
+              </w:rPr>
+              <w:t>• 【10-1　内/外　长林八中高一十班教室与操场铁栅栏外 — 日】清晨的长林八中校园，晨光掠过孔子汉白玉雕像与教学楼。高一十班教室内，课桌上堆满高耸的复习书本，身穿蓝白校服内搭灰色连帽卫衣的十六岁赵左右正低头全神贯注地刷题。四十一岁的荀未来手臂上搭着深棕色羽绒服、单肩背着书包从后门走进教室，径直走到赵左右课桌旁，俯下身凑到他耳边低声招呼。 赵左右握笔的手停顿了一下，被荀未来身上的隔夜酒气呛得抬起右手虚掩住嘴唇轻咳了一声，眉头微蹙着转头避开视线，垂眸低语。（核心台词：荀未来：“你就别跟我装客气了，咱俩第一次见面的时候，你不就跟罗爱文在操场上偷吃东西呢？走。”）</w:t>
+              <w:br/>
+              <w:t>• 【10-5　外/内　教学楼外广场·高一十班门外与男洗手间 — 夜】夜幕降临，身穿棕褐色厚羽绒服的罗爱文从教学楼玻璃大门走出来。早已穿好砖红色连帽羽绒服守在树下的荀未来立刻招手唤住他。 罗爱文快步跑上前，好奇地询问。 荀未来一脸凝重地盯着罗爱文的眼睛，抛出了一个关乎兄弟生死的问题。 罗爱文连半秒都没犹豫，拍着胸脯斩钉截铁地回答。 荀未来领着罗爱文悄悄摸到高一十班教室后门外，伸手往教室里一指——只见空荡荡的教室里只亮着一排灯，十六岁的赵左右正独自埋头在高耸如山的书堆后疯狂演算着陈明留给他的那本绿色封面《数学答案略集锦（NOTES）》。罗爱文扒着门框看了一眼，恍然大悟地转头看向荀未来。（核心台词：罗爱文：“咋了，荀哥？” ／ 罗爱文：“那肯定死也得救啊！谁欺负他了？” ／ 罗爱文：“荀哥，原来是咱当坏人啊？”）</w:t>
+              <w:br/>
+              <w:t>• 【10-8　内　长林八中·高一十班教室（开学考放榜与历史课） — 日】第一排的罗爱文兴奋地带头高呼一声“好！”，全班同学热烈鼓掌，戴娟脸上也露出了欣慰的笑容。 全班瞬间爆发出雷鸣般的掌声！第一排的荀未来眼珠子差点瞪出来，满脸见了鬼般的不可置信；旁边的罗爱文开心地转过身向赵左右比出双剪刀手庆祝，荀未来回过神后也只得硬挤出笑容朝赵左右竖起大拇指；后排的赵左右嘴角扬起灿烂的笑容，转头看向斜前方的徐图图与王一漫，徐图图开心地朝他弯起眉眼，几人相视而笑。（核心台词：罗爱文：“好！”）</w:t>
+              <w:br/>
+              <w:t>• 【10-9　内/外　学校食堂·教学楼走廊·高一十班与主任办公室 — 日】课间休息的教学楼走廊上人流穿梭，赵左右手里拿着试卷正与罗爱文说话，荀未来快步跑过来在拐角处截住两人，热情地张罗着去广播室捧场。 就在荀未来凑近的瞬间，赵左右鼻翼微动，清晰地闻到了荀未来和罗爱文校服上那股熟悉的男士香水味——正是几天前晚上在漆黑的男洗手间里抢走他《陈明数学答案略集锦》的那个黑影身上的气味！赵左右眼神骤然冰冷如刀，猛地停下脚步一把甩开荀未来的胳膊，转过身死死盯住心虚低头的罗爱文！ 赵左右胸口剧烈起伏，压抑着滔天的怒火，声音低沉得可怕，朝着罗爱文伸出手。 荀未来心里咯噔一下，装傻充愣地打哈哈；旁边的罗爱文（核心台词：赵左右：“你们去吧，我和爱文要去八班问几道数学题。” ／ 赵左右：“我记得你衣服上的味道！那天晚上在厕所里的那个人就是你！罗爱文，我真没想到你是这种人！你自己考倒数第一就算了，还要抢我的复习笔记！” ／ 罗爱文：“什么意思啊？”）</w:t>
+            </w:r>
+          </w:p>
+        </w:tc>
+      </w:tr>
+      <w:tr>
+        <w:trPr>
+          <w:cantSplit/>
+        </w:trPr>
+        <w:tc>
+          <w:tcPr>
+            <w:tcW w:type="dxa" w:w="2376"/>
+            <w:vAlign w:val="center"/>
+            <w:tcMar>
+              <w:top w:w="105" w:type="dxa"/>
+              <w:bottom w:w="105" w:type="dxa"/>
+              <w:left w:w="145" w:type="dxa"/>
+              <w:right w:w="145" w:type="dxa"/>
+            </w:tcMar>
+          </w:tcPr>
+          <w:p>
+            <w:pPr>
+              <w:spacing w:before="40" w:after="40" w:line="341" w:lineRule="auto"/>
+              <w:jc w:val="center"/>
+            </w:pPr>
+            <w:r/>
+            <w:r>
+              <w:rPr>
+                <w:rFonts w:ascii="Times New Roman" w:hAnsi="Times New Roman" w:eastAsia="宋体"/>
+                <w:b/>
+                <w:color w:val="191919"/>
+                <w:sz w:val="19"/>
+              </w:rPr>
+              <w:t>EP11《YOU WIN》</w:t>
+            </w:r>
+          </w:p>
+        </w:tc>
+        <w:tc>
+          <w:tcPr>
+            <w:tcW w:type="dxa" w:w="7992"/>
+            <w:vAlign w:val="center"/>
+            <w:tcMar>
+              <w:top w:w="105" w:type="dxa"/>
+              <w:bottom w:w="105" w:type="dxa"/>
+              <w:left w:w="145" w:type="dxa"/>
+              <w:right w:w="145" w:type="dxa"/>
+            </w:tcMar>
+          </w:tcPr>
+          <w:p>
+            <w:pPr>
+              <w:spacing w:before="40" w:after="40" w:line="341" w:lineRule="auto"/>
+              <w:jc w:val="left"/>
+            </w:pPr>
+            <w:r/>
+            <w:r>
+              <w:rPr>
+                <w:rFonts w:ascii="Times New Roman" w:hAnsi="Times New Roman" w:eastAsia="宋体"/>
+                <w:b w:val="0"/>
+                <w:color w:val="191919"/>
+                <w:sz w:val="19"/>
+              </w:rPr>
+              <w:t>• 【11-9　外/内　长林八中雪地步道·主任办公室·学校食堂与广播室 — 日】中午的学校食堂里，到处都是议论“十班文综作弊哥班长马上要被戴嬷嬷广播通报批评”的哄笑声。赵左右独自一人坐在角落里，一边机械地用筷子挑着面条，一边翻看着那本《梦的解析》。不远处的餐桌旁，罗爱文担心地转头向荀未来请示。 广播喇叭里传出戴娟被打断后不悦的呵斥声。食堂里的赵左右、徐图图、荀未来、罗爱文同时抬起头看向喇叭！（核心台词：罗爱文：“荀哥，咱们要不要去安慰安慰左右啊？”）</w:t>
+              <w:br/>
+              <w:t>• 【11-10　内/外　高一十班走廊·主任办公室重考与走廊掌掴 — 日/夜】赵左右站起身走出教室。走廊宣传栏旁，荀未来、罗爱文、徐图图三人像叠罗汉一样扒在教室后门框边探头偷听。走廊窗前，戴娟双手交叠看着赵左右，宣布了学校的最终决定（正是66岁赵了昨晚在雪地长椅支的那一招）。 下午两点十六分（墙上SANXIN石英钟定格），教导主任办公室内，赵左右独自坐在办公桌前，手握白色圆珠笔在全新的文综试卷与答题卡上奋笔疾书。办公室外窗台下，荀未来、罗爱文、徐图图、王一漫四人整整齐齐地扒着窗沿往里张望，紧张地小声祈祷打气。（核心台词：荀未来＆罗爱文＆徐图图：“能行能行！能成能成！稳住稳住！不会失手吧？”）</w:t>
+            </w:r>
+          </w:p>
+        </w:tc>
+      </w:tr>
+      <w:tr>
+        <w:trPr>
+          <w:cantSplit/>
+        </w:trPr>
+        <w:tc>
+          <w:tcPr>
+            <w:tcW w:type="dxa" w:w="2376"/>
+            <w:vAlign w:val="center"/>
+            <w:tcMar>
+              <w:top w:w="105" w:type="dxa"/>
+              <w:bottom w:w="105" w:type="dxa"/>
+              <w:left w:w="145" w:type="dxa"/>
+              <w:right w:w="145" w:type="dxa"/>
+            </w:tcMar>
+            <w:shd w:fill="F7FAFC"/>
+          </w:tcPr>
+          <w:p>
+            <w:pPr>
+              <w:spacing w:before="40" w:after="40" w:line="341" w:lineRule="auto"/>
+              <w:jc w:val="center"/>
+            </w:pPr>
+            <w:r/>
+            <w:r>
+              <w:rPr>
+                <w:rFonts w:ascii="Times New Roman" w:hAnsi="Times New Roman" w:eastAsia="宋体"/>
+                <w:b/>
+                <w:color w:val="191919"/>
+                <w:sz w:val="19"/>
+              </w:rPr>
+              <w:t>EP13《我与我的宣战》</w:t>
+            </w:r>
+          </w:p>
+        </w:tc>
+        <w:tc>
+          <w:tcPr>
+            <w:tcW w:type="dxa" w:w="7992"/>
+            <w:vAlign w:val="center"/>
+            <w:tcMar>
+              <w:top w:w="105" w:type="dxa"/>
+              <w:bottom w:w="105" w:type="dxa"/>
+              <w:left w:w="145" w:type="dxa"/>
+              <w:right w:w="145" w:type="dxa"/>
+            </w:tcMar>
+            <w:shd w:fill="F7FAFC"/>
+          </w:tcPr>
+          <w:p>
+            <w:pPr>
+              <w:spacing w:before="40" w:after="40" w:line="341" w:lineRule="auto"/>
+              <w:jc w:val="left"/>
+            </w:pPr>
+            <w:r/>
+            <w:r>
+              <w:rPr>
+                <w:rFonts w:ascii="Times New Roman" w:hAnsi="Times New Roman" w:eastAsia="宋体"/>
+                <w:b w:val="0"/>
+                <w:color w:val="191919"/>
+                <w:sz w:val="19"/>
+              </w:rPr>
+              <w:t>• 【13-1　内/外　末班公交车·岁月潭百乐超市与罗爱文家（餐厅与厨房） — 夜】就在荀未来手伸进口袋的刹那，身后超市门帘突然被掀开——身穿黑白绿拼色连帽羽绒服、背着白色双肩包的十六岁罗爱文走了进来，一眼看见拖着大行李箱站在柜台前的荀未来，惊讶地瞪大了眼睛！ 罗爱文苦着脸摇了摇头，满腹牢骚地吐槽起来。 罗爱文梗着脖子据理力争。 罗爱文摆了摆手。 罗爱文脸上掠过一丝富二代少年的尴尬与落寞，挠了挠头实话实说；荀未来一听“家里就我一个人”这七个字，眼睛瞬间亮了起来，直勾勾地盯住了罗爱文！罗爱文被他看得发毛，疑惑地问了一句：“咋了？” 半个小时后，罗爱文宽敞气派的中式精装豪宅餐厅内，换上舒适浅灰麻花毛衣（核心台词：罗爱文：“荀哥？你……来这儿露营啊？” ／ 罗爱文：“哎呀别提了，我每周末晚上都得来这附近一个老外家补英语。” ／ 罗爱文：“我得出国呀！主要是我爸工厂在附近，他跟那老外认识，非得让我来。”）</w:t>
+              <w:br/>
+              <w:t>• 【13-4　内　长林八中·高一十班教室·主任办公室与学校食堂 — 日】中午的学校食堂里，罗爱文与荀未来面对面坐在餐桌旁，桌面上摊着几张杂志策划草稿。罗爱文看着草稿愁眉苦脸地发问。 罗爱文握紧拳头凑上前替两人打气，荀未来目光笃定地冷笑回应。 荀未来神色戒备地低头看了一眼碗里的菠萝，冷淡地道了声谢；旁边的罗爱文开心地认出是菠萝。 罗爱文毫无心机地笑着点头：“啊，我知道，没事。”荀未来却心里咯噔一下（他当然知道自己吃菠萝会浑身起疹子！），连忙垂下眼帘把脸别向一旁，找了个借口推给罗爱文。 旁边的罗爱文好奇地拿起叉子叉了一块放进嘴里，嚼得津津有味，满脸疑惑地看向荀未来。 荀未来气急败坏地冲罗爱（核心台词：戴娟：“赵左右现在什么成绩，你什么成绩啊？你和那个罗爱文回回考试垫底，我还能让你俩去搞什么杂志？” ／ 罗爱文：“荀哥，咱们怎么能在这么短的时间里边搞出一本杂志，还得轰动全校呢？” ／ 罗爱文：“加油，能不能成立杂志社就在此一举了！”）</w:t>
+              <w:br/>
+              <w:t>• 【13-5　内/外　罗爱文家书房·学校过街天桥·红砖通道与复印店 — 夜/日】夜晚，罗爱文家的书房被临时改造成了杂志社秘密编辑部，桌上摆着电脑和打印机，白板上用黑笔写着“《三人行》：1.快 2.准 3.狠｜流量｜电影观后感、对立观点、意见极端”。身穿草绿色半拉链卫衣的荀未来站在白板前，手里拿着策划案，转身朝躺在真皮沙发上的罗爱文豪气一挥手！ 沙发上的罗爱文鲤鱼打挺般一跃而起，拼命鼓掌叫好。 罗爱文憨厚地挠了挠头：“啊？”荀未来拿起白板笔在空中比划着，结合自己在二零三三年浸淫自媒体时代的爆款套路，开启了“快、准、狠”三字诀教学（配合闪回画面）。 荀未来在白板上重重写下一个“快”字。【闪回】荀未（核心台词：罗爱文：“好！” ／ 荀未来：“我跟罗爱文呢办了一个杂志，叫《三人行》。你不是咱市高中的名人嘛，我们想请你拍张照，当首期的封面。” ／ 荀未来：“是这样，我们这个是校园杂志，不盈利的。但是我跟罗爱文可以请你吃饭，你想吃什么都行。”）</w:t>
+              <w:br/>
+              <w:t>• 【13-6　内　八中校长办公室·高一十班教室·洗手间隔间与心理社活动室 — 日】中午的心理社活动教室内，白板上写着“快速情绪急救、情绪的生理机制”与人类大脑结构图。赵左右正带着五名心理社社员围坐自习，教室门突然被一把推开——荀未来带着罗爱文大步流星地走了进来，直接走到赵左右面前拿开他手里的书，一屁股坐在桌角上，笑眯眯地宣布“鸠占鹊巢”！ 荀未来转头跟身旁的罗爱文递了个眼色，罗爱文立刻大声接茬。 荀未来把书递还给赵左右，拍了拍手夫唱妇随地补充；罗爱文在旁边摇头晃脑地背诵孟子名言。 罗爱文扯着嗓子接上后半句。 话音刚落，原本还在抱怨的几名心理社社员瞬间倒戈，纷纷起身举手：“哎哎，我加入，我加入！这（核心台词：罗爱文：“外边草坪！” ／ 罗爱文：“苦其心志，劳其筋骨！”）</w:t>
+              <w:br/>
+              <w:t>• 【13-7　外/内　校园雪地树林·学校图书馆与夜间有轨电车 — 日/夜】片刻之后，受荀未来指派的罗爱文拎着一只黑色保温壶屁颠屁颠地跑进雪地树林，走到赵左右面前递上一只塑料杯，倒满了热气腾腾的红糖姜茶。 赵左右抬起头，越过罗爱文的肩膀瞥了一眼远处教学楼门内正在探头张望的荀未来，嘴角微不可察地一勾，双手接过热姜茶点头道谢。 罗爱文笑着应了声“没事，那我先回去了啊”，拎着保温壶跑回教学楼门内向荀未来邀功：“荀哥，喝了喝了喝了！”雪地大石头上的赵左右低头轻轻吹了吹热气，抿了一口暖胃的姜茶，眼神愈发笃定。（核心台词：罗爱文：“左右，太冷了，喝点姜茶暖暖身子吧。”）</w:t>
+              <w:br/>
+              <w:t>• 【13-8　外/内　罗爱文家小区雪道与501室赵左右家餐厅 — 夜】夜晚，在电车上被十六岁自己拿捏得死死的荀未来背着双肩包，垂头丧气地走在罗爱文家小区积雪的步行道上。路灯阴影下，头戴黑色棒球帽、围着灰黑格纹围巾的六十六岁赵了正双手捧着一杯插着吸管的塑料杯热奶茶站在路边。荀未来吓了一跳，抓紧背包带警惕地询问。（核心台词：赵了：“我那次漫画屋也拆了，也住罗爱文家。这次我以为你会投靠我。”）</w:t>
+            </w:r>
+          </w:p>
+        </w:tc>
+      </w:tr>
+      <w:tr>
+        <w:trPr>
+          <w:cantSplit/>
+        </w:trPr>
+        <w:tc>
+          <w:tcPr>
+            <w:tcW w:type="dxa" w:w="2376"/>
+            <w:vAlign w:val="center"/>
+            <w:tcMar>
+              <w:top w:w="105" w:type="dxa"/>
+              <w:bottom w:w="105" w:type="dxa"/>
+              <w:left w:w="145" w:type="dxa"/>
+              <w:right w:w="145" w:type="dxa"/>
+            </w:tcMar>
+          </w:tcPr>
+          <w:p>
+            <w:pPr>
+              <w:spacing w:before="40" w:after="40" w:line="341" w:lineRule="auto"/>
+              <w:jc w:val="center"/>
+            </w:pPr>
+            <w:r/>
+            <w:r>
+              <w:rPr>
+                <w:rFonts w:ascii="Times New Roman" w:hAnsi="Times New Roman" w:eastAsia="宋体"/>
+                <w:b/>
+                <w:color w:val="191919"/>
+                <w:sz w:val="19"/>
+              </w:rPr>
+              <w:t>EP14《继承》</w:t>
+            </w:r>
+          </w:p>
+        </w:tc>
+        <w:tc>
+          <w:tcPr>
+            <w:tcW w:type="dxa" w:w="7992"/>
+            <w:vAlign w:val="center"/>
+            <w:tcMar>
+              <w:top w:w="105" w:type="dxa"/>
+              <w:bottom w:w="105" w:type="dxa"/>
+              <w:left w:w="145" w:type="dxa"/>
+              <w:right w:w="145" w:type="dxa"/>
+            </w:tcMar>
+          </w:tcPr>
+          <w:p>
+            <w:pPr>
+              <w:spacing w:before="40" w:after="40" w:line="341" w:lineRule="auto"/>
+              <w:jc w:val="left"/>
+            </w:pPr>
+            <w:r/>
+            <w:r>
+              <w:rPr>
+                <w:rFonts w:ascii="Times New Roman" w:hAnsi="Times New Roman" w:eastAsia="宋体"/>
+                <w:b w:val="0"/>
+                <w:color w:val="191919"/>
+                <w:sz w:val="19"/>
+              </w:rPr>
+              <w:t>• 【14-1　内　长林八中·高一十班教室·罗爱文家书房与未来杂志社活动室 — 日/夜】坐在教室中排的罗爱文往前探出脑袋，大声向准备离开讲台的戴娟提议。 戴娟停下脚步转过头，似笑非笑地看着罗爱文反问了一句。 罗爱文一愣，张大嘴巴反应过来，顿时无言以对。 夜晚，罗爱文家的书房内，披着格纹外套的四十一岁荀未来正坐在书桌前敲击笔记本电脑键盘编写文稿。身后的真皮沙发上，罗爱文翘着二郎腿，一个人捂着嘴乐不可支地傻笑。荀未来听到动静，停下手指转过头疑惑地看他。 罗爱文激动地放下手，两只手兴奋地搓着、挥了挥拳头。 罗爱文得意洋洋地往沙发靠背上一仰，抖着腿说出父亲给他的许诺。 荀未来停下敲键盘的手，轻声感叹了一句，回（核心台词：罗爱文：“戴主任，非得周六周天去吗？周一周二去不行啊？” ／ 罗爱文：“啊？” ／ 罗爱文：“啊？啊，哥，全年级学工都上我家厂子，太有面儿了！”）</w:t>
+              <w:br/>
+              <w:t>• 【14-5　内/外　高一十班教室·罗爱文家客厅·校园林荫道·食堂与微机室 — 日/夜】傍晚，罗爱文家的中式红木客厅内，回到家的荀未来一边摇头晃脑地哼着京剧戏腔，一边把书包潇洒地甩在沙发上，整个人惬意地往沙发上一躺。 罗爱文端着水杯走过来，满脸不解地看着把社长位置拱手让人的荀未来。 荀未来翘着二郎腿，毫不客气地白了罗爱文一眼，语气里满是对十六岁自己的骄傲。（核心台词：罗爱文：“荀哥，你把杂志社交给赵左右了，咋还这么高兴啊？”）</w:t>
+              <w:br/>
+              <w:t>• 【14-7　内　飞霞湾王一漫家卧室与罗爱文家豪宅客厅 — 夜】同一时刻，罗爱文家的独栋别墅客厅内，四十一岁的荀未来一边脱下厚外套走进客厅，一边揉着发酸的脖颈大声呼喊楼上的罗爱文。 罗爱文穿着居家服匆匆从二楼旋转楼梯跑下来，神色慌张地站在楼梯口，拼命冲着荀未来挤眉弄眼、把食指竖在嘴边比划着“嘘——”的手势！ 话音未落，“叮”的一声轻响，客厅一侧的别墅家用电梯门缓缓滑开——身穿深色高领毛衣、气场威严的罗爱文父亲（爱荣机械厂罗厂长）端着一只保温杯，慢条斯理地从电梯里走了出来！ 楼梯上的罗爱文绝望地扶额捂脸；沙发上的荀未来吓得浑身一激灵，腾地站起身来，脸上瞬间堆起十二分谄媚的笑容向罗（核心台词：罗爱文：“嘘——！” ／ 罗爱文：“爸，真是我叫荀哥来陪我的，你就别为难人家了。” ／ 罗厂长：“怪不得，怪不得。哎，爱文说过你们那个《三人行》的想法，我觉得你挺有这个产品思维的，啊？呵呵呵。”）</w:t>
+              <w:br/>
+              <w:t>• 【14-8　内/外　高一十班教室·天门饭店大堂·门外轿车与VIP包厢 — 日/夜】荀未来接过他手里的三角板比划着，现场教学如何在实话基础上“加料”，并拿坐在前排打瞌睡的罗爱文举例。 赵左右看了一眼坐在前排的罗爱文，实在想不出词。 荀未来脱口而出一个2020年代的网络热词；镜头切至前排罗爱文的面部大特写——只见罗爱文正仰头呼呼大睡，两只闭着的眼皮上竟然贴着两张画着睁大眼珠子的白纸片！ 赵左右看着眼皮贴假眼珠呼呼大睡的罗爱文，又转头看向满嘴新潮词汇的荀未来，眼神里再次闪过一丝敏锐的试探！（核心台词：赵左右：“聊正事为啥要去酒店包厢啊？我直接去爱文他家拜访他不就好了？”）</w:t>
+            </w:r>
+          </w:p>
+        </w:tc>
+      </w:tr>
+      <w:tr>
+        <w:trPr>
+          <w:cantSplit/>
+        </w:trPr>
+        <w:tc>
+          <w:tcPr>
+            <w:tcW w:type="dxa" w:w="2376"/>
+            <w:vAlign w:val="center"/>
+            <w:tcMar>
+              <w:top w:w="105" w:type="dxa"/>
+              <w:bottom w:w="105" w:type="dxa"/>
+              <w:left w:w="145" w:type="dxa"/>
+              <w:right w:w="145" w:type="dxa"/>
+            </w:tcMar>
+            <w:shd w:fill="F7FAFC"/>
+          </w:tcPr>
+          <w:p>
+            <w:pPr>
+              <w:spacing w:before="40" w:after="40" w:line="341" w:lineRule="auto"/>
+              <w:jc w:val="center"/>
+            </w:pPr>
+            <w:r/>
+            <w:r>
+              <w:rPr>
+                <w:rFonts w:ascii="Times New Roman" w:hAnsi="Times New Roman" w:eastAsia="宋体"/>
+                <w:b/>
+                <w:color w:val="191919"/>
+                <w:sz w:val="19"/>
+              </w:rPr>
+              <w:t>EP15《左或右》</w:t>
+            </w:r>
+          </w:p>
+        </w:tc>
+        <w:tc>
+          <w:tcPr>
+            <w:tcW w:type="dxa" w:w="7992"/>
+            <w:vAlign w:val="center"/>
+            <w:tcMar>
+              <w:top w:w="105" w:type="dxa"/>
+              <w:bottom w:w="105" w:type="dxa"/>
+              <w:left w:w="145" w:type="dxa"/>
+              <w:right w:w="145" w:type="dxa"/>
+            </w:tcMar>
+            <w:shd w:fill="F7FAFC"/>
+          </w:tcPr>
+          <w:p>
+            <w:pPr>
+              <w:spacing w:before="40" w:after="40" w:line="341" w:lineRule="auto"/>
+              <w:jc w:val="left"/>
+            </w:pPr>
+            <w:r/>
+            <w:r>
+              <w:rPr>
+                <w:rFonts w:ascii="Times New Roman" w:hAnsi="Times New Roman" w:eastAsia="宋体"/>
+                <w:b w:val="0"/>
+                <w:color w:val="191919"/>
+                <w:sz w:val="19"/>
+              </w:rPr>
+              <w:t>• 【15-1　内　501室赵左右卧室·罗爱文家地下室与501室客厅 — 夜/日】同一时刻，罗爱文家的地下室房间内，刚刚在烧烤店硬炫了一整盘烤菠萝的四十一岁荀未来疯了一样冲下楼梯！他脖子和脸颊上已经起了一大片鲜红的过敏红疹，奇痒难耐地死死抓挠着脖子，翻箱倒柜地拉开抽屉和储物架寻找抗过敏药。 荀未来终于在铁架上抓到了那瓶白色抗过敏药，手忙脚乱地拧开瓶盖倒出药片塞进嘴里；听到动静的罗爱文匆匆从门外跑进地下室，看到浑身通红瘫坐在地上的荀哥吓了一大跳。 荀未来背靠着柜子坐在地上，一边拼命抓挠着脖子一边哑着嗓子向罗爱文求助。 罗爱文连声答应着“好，好”，飞快地跑去拿起保温壶倒了一杯温水，小跑着端到荀未来面（核心台词：罗爱文：“荀哥！荀哥你咋了？” ／ 罗爱文：“水来了水来了！慢点啊，烫。” ／ 罗爱文：“荀哥，你不会被毒蛇、蜘蛛啥的咬了吧？要不要去医院呢？”）</w:t>
+              <w:br/>
+              <w:t>• 【15-3　外/内　长林八中校门大巴车旁与爱荣机械制造厂车间 — 日】高一十班和九班的学生们背着行李包在大巴车旁列队集合。站在队列里的罗爱文凑到赵左右身旁，小声检查拍摄设备。 罗爱文紧接着又问了一句关键耗材。 罗爱文懊恼地叹了口气：“哎呀……”就在这时，站在旁边的四十一岁荀未来微微一笑，不慌不忙地从外套口袋里掏出一张崭新的迷你DVD储存光盘，递到了赵左右面前！赵左右如获至宝地接过光盘，激动地直拍荀未来的肩膀。 罗爱文也竖起大拇指佩服道：“还得是你啊！”荀未来得意地扬了扬下巴。 赵左右、荀未来、罗爱文三人立正站好，异口同声地大声回答，随后跟随队伍登上大巴车。 站在队列里的罗爱文激动地高（核心台词：罗爱文：“你电充满了没？” ／ 罗爱文：“那那个储存光盘拿了吗？” ／ 赵左右/荀未来/罗爱文：“记住了！”）</w:t>
+              <w:br/>
+              <w:t>• 【15-4　内　工厂宿舍·爱荣机械厂厂长办公室·1990年代雪原卡车（闪回）与生产车间 — 日】中午的工厂男生宿舍内，四十一岁的荀未来正坐在书桌前操作笔记本电脑上的视频剪辑软件，将王一漫问“请问这个我要怎么锯呢”与师傅训斥的画面恶意拼接在一起，试图剪出大小姐受挫的戏剧冲突。 同一时刻，爱荣机械制造厂挂满锦旗（“捐资助学功德无量 情系教育树人育才”）的厂长办公室内，十六岁的赵左右正举着索尼DV摄像机对准办公桌后的厂长罗仕强。罗仕强手里端着一份印有“爱荣机械 IRON MACHINERY”字样的《月度工作报告》，正襟危坐、字正腔圆地对着镜头背诵官话。（核心台词：赵左右：“不对啊罗叔叔！那既然厂子叫爱荣，为啥罗爱文要叫爱文啊？您后来移情别恋了？！”）</w:t>
+              <w:br/>
+              <w:t>• 【15-5　内/外　车间过道·厂区废旧库房门外与机修工作间 — 日】车间过道里，罗爱文正张开双臂像小鸟一样蹦蹦跳跳地喊着“飞呀，飞呀”，看到拍完罗厂长走过来的赵左右和迎上来的荀未来，连忙停下脚步。荀未来双手插兜关切地询问赵左右。 赵左右收起DV，转头看向还没拍工人视角的罗爱文。 罗爱文兴奋地比了个OK手势，得意地说出父亲的安排。 三人走出温暖的车间，来到厂区背阴处一排冷清的废旧集装箱与库房外。寒风呼啸，罗爱文冻得直搓手哈气：“好冷啊，这没人啊。”突然，荀未来停下脚步，指向前方库房门口一个正背靠着砖墙、大白天独饮“燕京啤酒”的五十多岁老工人。 赵左右眼睛一亮，把DV摄像机递给罗爱文并（核心台词：赵左右：“走吧，爱文，我们陪你去拍最后一段。” ／ 罗爱文：“欧了！我爸还给我指派了一个优秀员工呢！” ／ 罗爱文：“算是吧，我们在网上发，还有同名杂志呢。那个……我们能跟着您拍一天，记录一下您的生活吗？”）</w:t>
+              <w:br/>
+              <w:t>• 【15-6　内　爱荣机械厂厂长办公室·会议室与男生宿舍 — 日/夜】厂长办公室内，听完儿子复述老工人爆料的罗仕强猛地一拍办公桌，装出一副义愤填膺的模样向罗爱文表态。 单纯的罗爱文抱着DV机站在办公桌前，还是有些疑惑地追问了一句。 罗爱文想起荀哥刚才的提醒，警惕地后退了半步。 罗仕强立刻赌咒发誓，拉着罗爱文往沙发上坐，满嘴“有则改之无则加勉”的漂亮话。 罗爱文听信了父亲的话，天真地顺着话头试探了一句。 罗爱文为了保护两个好兄弟，主动把责任全揽到了自己身上。 罗仕强眼神一沉，立刻伸手向罗爱文索要他怀里的DV摄像机。 罗爱文把DV机死死护在身后，察觉到了父亲的真实意图。 罗爱文倔强地昂起（核心台词：罗爱文：“可是那个叔叔爆料说，是你一直在包庇纵容林总工，你咋会不知道？” ／ 罗爱文：“爸，你是不是想开除他呀？” ／ 罗爱文：“爸，那我把那个叔叔说的话发到网上去，你也同意的，对吧？”）</w:t>
+              <w:br/>
+              <w:t>• 【15-7　外/内　爱荣机械厂组装车间窗外与车间内部 — 夜】夜幕降临，爱荣机械厂空旷的组装车间内亮着顶灯。总工程师林善才正与厂长罗仕强站在车床旁激烈对峙；跑过来的赵左右、荀未来和罗爱文听到里面的争吵声，连忙弯下腰悄悄趴在车间外走廊的玻璃窗台上往里窥视。 罗仕强难以置信地看着昔日一起创业的兄弟；窗外偷听的罗爱文这才明白父亲为何一直隐忍包庇林善才，顿时愣住了。 空荡荡的车间里，被昔日兄弟捏住命门的罗仕强气得狠狠一脚踹在机床踏板上，背对着大门痛苦地扶额喘息。窗外的赵左右对荀未来和罗爱文小声说了句“我去”，随即推门走进了车间。 十六岁的赵左右没有半点犹豫，给出了最纯粹的四个字回答；（核心台词：罗仕强：“小赵。是爱文让你来的吧？DV给我。” ／ 赵左右：“罗爱文是我兄弟。” ／ 罗仕强：“那如果有一天，爱文要是变了，他在你最需要帮助的时候坑了你，你咋办？”）</w:t>
+              <w:br/>
+              <w:t>• 【15-8　外　爱荣机械厂室外雪夜石阶与冰封岁月潭 — 夜/傍晚】深夜，工厂厂房外的积雪石阶上，十六岁的罗爱文与赵左右并肩而坐，两人在寒夜里呼出一团团白气。刚刚在窗外听完父亲心声的罗爱文双手插在大衣口袋里，低声向赵左右吐露父亲多年来的伪装。 罗爱文仰头长长地吐出一口白雾，沉默了几秒后，突然转过头目光认真地看向身旁的赵左右，说出了自己经过今天这场风波后的全新人生决定！ 罗爱文摇了摇头，脸上浮起一抹前所未有的坚定与成熟。 赵左右一怔：“大专？”罗爱文用力点了点头，说出了想替父亲分担技术命门的真心话。 十六岁的赵左右静静注视着一夜长大的好兄弟，眼底满是欣慰与敬意，他用力拍了拍罗爱文的胳（核心台词：罗爱文：“我爸之前经常跟我说，他在外边有很多女人，最后是他把我妈给抛弃了。罗叔叔喜欢把坏事情藏在心里。我之前研究过心理学，说坏情绪要有个出口，否则会闷出病来的。” ／ 罗爱文：“左右，我刚才突然在想，我不想出国了。” ／ 罗爱文：“我想先考个大专，学学技术。”）</w:t>
+            </w:r>
+          </w:p>
+        </w:tc>
+      </w:tr>
+      <w:tr>
+        <w:trPr>
+          <w:cantSplit/>
+        </w:trPr>
+        <w:tc>
+          <w:tcPr>
+            <w:tcW w:type="dxa" w:w="2376"/>
+            <w:vAlign w:val="center"/>
+            <w:tcMar>
+              <w:top w:w="105" w:type="dxa"/>
+              <w:bottom w:w="105" w:type="dxa"/>
+              <w:left w:w="145" w:type="dxa"/>
+              <w:right w:w="145" w:type="dxa"/>
+            </w:tcMar>
+          </w:tcPr>
+          <w:p>
+            <w:pPr>
+              <w:spacing w:before="40" w:after="40" w:line="341" w:lineRule="auto"/>
+              <w:jc w:val="center"/>
+            </w:pPr>
+            <w:r/>
+            <w:r>
+              <w:rPr>
+                <w:rFonts w:ascii="Times New Roman" w:hAnsi="Times New Roman" w:eastAsia="宋体"/>
+                <w:b/>
+                <w:color w:val="191919"/>
+                <w:sz w:val="19"/>
+              </w:rPr>
+              <w:t>EP16《再见，老同学》</w:t>
+            </w:r>
+          </w:p>
+        </w:tc>
+        <w:tc>
+          <w:tcPr>
+            <w:tcW w:type="dxa" w:w="7992"/>
+            <w:vAlign w:val="center"/>
+            <w:tcMar>
+              <w:top w:w="105" w:type="dxa"/>
+              <w:bottom w:w="105" w:type="dxa"/>
+              <w:left w:w="145" w:type="dxa"/>
+              <w:right w:w="145" w:type="dxa"/>
+            </w:tcMar>
+          </w:tcPr>
+          <w:p>
+            <w:pPr>
+              <w:spacing w:before="40" w:after="40" w:line="341" w:lineRule="auto"/>
+              <w:jc w:val="left"/>
+            </w:pPr>
+            <w:r/>
+            <w:r>
+              <w:rPr>
+                <w:rFonts w:ascii="Times New Roman" w:hAnsi="Times New Roman" w:eastAsia="宋体"/>
+                <w:b w:val="0"/>
+                <w:color w:val="191919"/>
+                <w:sz w:val="19"/>
+              </w:rPr>
+              <w:t>• 【16-1　内/外　爱荣机械厂男生宿舍·厂门传达室与厂外马路 — 夜】夜晚九点五十二分，爱荣机械制造厂的男生高低床宿舍内，十六岁的赵左右与罗爱文站在桌旁，看着墙上的挂钟满脸焦急。 罗爱文赞同地点了点头，低头一看书桌，突然发现荀未来的摩托罗拉翻盖手机还静静躺在桌面上！罗爱文连忙拿起翻盖手机打开按了几个数字（尝试输入密码“0121”，屏幕弹出“密码错误”）。 赵左右当机立断，招呼罗爱文一起往外冲。 飘雪的寒夜里，赵左右和罗爱文一路小跑冲到工厂大门旁的传达室窗口，敲开玻璃窗，举起手里的手机照片向值班保安大叔询问。 赵左右愣住了，转过身难以置信地看着罗爱文。 罗爱文挠了挠爆炸头，懊恼地回想刚（核心台词：罗爱文：“是啊。哎？荀哥电话都没拿，肯定没走远！” ／ 赵左右：“走，爱文，我们去问问门卫，走！” ／ 罗爱文：“不知道呀，刚才搁那儿光顾着哭来着，没注意荀哥。”）</w:t>
+              <w:br/>
+              <w:t>• 【16-3　外/内　长林八中校门口·教导主任办公室·高一十班教室与岁月潭雪夜（闪回） — 日/夜】门外的赵左右听到这里，悄悄退开跑去通知罗爱文；办公室内，荀未来对着这位严厉却刀子嘴豆腐心的恩师，郑重地鞠了一躬。 片刻后，高一十班空旷的教室内，黑板上方贴着“勤奋 严谨 团结 进取”的班训。荀未来正独自站在第一排课桌前，把抽屉里的课本和资料一本本装进牛皮纸袋里。十六岁的赵左右与罗爱文气喘吁吁地从后门冲进教室！ 罗爱文也在一旁拼命点头附和：“可这完全不像你的性格啊！”荀未来看着两个满脸不舍的十六岁少年，真诚而平静地给出了一个半真半假的理由。（核心台词：罗爱文：“荀哥，我们都知道了！”）</w:t>
+              <w:br/>
+              <w:t>• 【16-4　外/内　长林八中校门口林荫道·502室赵了家与雪夜路虎车内 — 日/夜】画面切回白天长林市第八中学校门口路边。收废品的大爷把荀未来整理出来的一大摞旧试卷和废书搬上三轮车，从兜里摸出一枚金黄的五毛钱硬币（印着荷花图案的五角硬币）递给荀未来；荀未来礼貌地道了声“谢谢啊”。旁边的赵左右和罗爱文看着那辆装得满满当当的三轮车直替荀哥抱不平。 罗爱文也愤愤不平地帮腔：“奸商，少说也得值五十呀！”荀未来却低头看着掌心里那枚五毛钱硬币，转过身温柔地递到了十六岁赵左右的面前——精准呼应了第四集雪夜里小赵请他吃的那块五毛钱车站小蛋糕！ 一旁的罗爱文连忙凑上来指着自己追问。 荀未来笑着拍了拍罗爱文的肩膀：“（核心台词：罗爱文：“那我呢？我生日的时候你也一定会来的，对吧？” ／ 赵左右：“荀哥，你什么时候生日啊？到时候我和爱文，我俩也找你去！” ／ 赵左右/徐图图/罗爱文/王一漫：“再见荀哥——！再见——！”）</w:t>
+              <w:br/>
+              <w:t>• 【16-5　内　酒店套房·长林八中微机室·影视筹备办公室与海航酒店门外 — 日/夜】画面浮现字幕：数日后。长林八中微机室（电脑机房）内，先切入一段赵左右用DV拍摄的搞笑视频画面：只见立志搞技术的罗爱文在镜头前手捧一个自己手工焊制的“手摇新能源发电灯”，得意洋洋地边摇把手边介绍：“Hello大家好，这是我新研发的新能源发电灯，慢慢摇……”话音未落，“啪”的一声电火花爆闪，发电灯当场短路冒出滚滚黑烟，吓得画外掌镜的赵左右惊呼：“爱文，你没事吧？没毁容吧？！”</w:t>
+            </w:r>
+          </w:p>
+        </w:tc>
+      </w:tr>
+      <w:tr>
+        <w:trPr>
+          <w:cantSplit/>
+        </w:trPr>
+        <w:tc>
+          <w:tcPr>
+            <w:tcW w:type="dxa" w:w="2376"/>
+            <w:vAlign w:val="center"/>
+            <w:tcMar>
+              <w:top w:w="105" w:type="dxa"/>
+              <w:bottom w:w="105" w:type="dxa"/>
+              <w:left w:w="145" w:type="dxa"/>
+              <w:right w:w="145" w:type="dxa"/>
+            </w:tcMar>
+            <w:shd w:fill="F7FAFC"/>
+          </w:tcPr>
+          <w:p>
+            <w:pPr>
+              <w:spacing w:before="40" w:after="40" w:line="341" w:lineRule="auto"/>
+              <w:jc w:val="center"/>
+            </w:pPr>
+            <w:r/>
+            <w:r>
+              <w:rPr>
+                <w:rFonts w:ascii="Times New Roman" w:hAnsi="Times New Roman" w:eastAsia="宋体"/>
+                <w:b/>
+                <w:color w:val="191919"/>
+                <w:sz w:val="19"/>
+              </w:rPr>
+              <w:t>EP17《不速之客》</w:t>
+            </w:r>
+          </w:p>
+        </w:tc>
+        <w:tc>
+          <w:tcPr>
+            <w:tcW w:type="dxa" w:w="7992"/>
+            <w:vAlign w:val="center"/>
+            <w:tcMar>
+              <w:top w:w="105" w:type="dxa"/>
+              <w:bottom w:w="105" w:type="dxa"/>
+              <w:left w:w="145" w:type="dxa"/>
+              <w:right w:w="145" w:type="dxa"/>
+            </w:tcMar>
+            <w:shd w:fill="F7FAFC"/>
+          </w:tcPr>
+          <w:p>
+            <w:pPr>
+              <w:spacing w:before="40" w:after="40" w:line="341" w:lineRule="auto"/>
+              <w:jc w:val="left"/>
+            </w:pPr>
+            <w:r/>
+            <w:r>
+              <w:rPr>
+                <w:rFonts w:ascii="Times New Roman" w:hAnsi="Times New Roman" w:eastAsia="宋体"/>
+                <w:b w:val="0"/>
+                <w:color w:val="191919"/>
+                <w:sz w:val="19"/>
+              </w:rPr>
+              <w:t>• 【17-3　内　2058年高尚副总裁访谈室与2008年雪原古堡余博士实验室 — 日/夜】荀未来连忙回答：“我叫荀未来。”余博士点点头夸了句好名字，随即话锋一转，开始连珠炮般地抽查他的求学背景；门外车内的赵了连忙对着麦克风飞快编造答案（把罗爱文、陈明、王一漫、徐图图的名字拆开组合），荀未来则像复读机一样对答如流！</w:t>
+              <w:br/>
+              <w:t>• 【17-7　外/内　长林八中操场铁围栏·体育馆·话剧社道具室与高一十班教室 — 夜】深夜的长林市第八中学操场铁围栏外，十六岁的赵左右带着徐图图踩着垃圾桶爬上铁栅栏顶端，倒数着“一、二、三”，两人手拉着手一跃跳进白雪覆盖的校园操场！ 空旷无人的雪地操场上，徐图图张开双臂欢快地奔跑转圈，兴奋地大喊。（核心台词：赵左右：“罗爱文——！”）</w:t>
+            </w:r>
+          </w:p>
+        </w:tc>
+      </w:tr>
+      <w:tr>
+        <w:trPr>
+          <w:cantSplit/>
+        </w:trPr>
+        <w:tc>
+          <w:tcPr>
+            <w:tcW w:type="dxa" w:w="2376"/>
+            <w:vAlign w:val="center"/>
+            <w:tcMar>
+              <w:top w:w="105" w:type="dxa"/>
+              <w:bottom w:w="105" w:type="dxa"/>
+              <w:left w:w="145" w:type="dxa"/>
+              <w:right w:w="145" w:type="dxa"/>
+            </w:tcMar>
+          </w:tcPr>
+          <w:p>
+            <w:pPr>
+              <w:spacing w:before="40" w:after="40" w:line="341" w:lineRule="auto"/>
+              <w:jc w:val="center"/>
+            </w:pPr>
+            <w:r/>
+            <w:r>
+              <w:rPr>
+                <w:rFonts w:ascii="Times New Roman" w:hAnsi="Times New Roman" w:eastAsia="宋体"/>
+                <w:b/>
+                <w:color w:val="191919"/>
+                <w:sz w:val="19"/>
+              </w:rPr>
+              <w:t>EP18《一夜剧变》</w:t>
+            </w:r>
+          </w:p>
+        </w:tc>
+        <w:tc>
+          <w:tcPr>
+            <w:tcW w:type="dxa" w:w="7992"/>
+            <w:vAlign w:val="center"/>
+            <w:tcMar>
+              <w:top w:w="105" w:type="dxa"/>
+              <w:bottom w:w="105" w:type="dxa"/>
+              <w:left w:w="145" w:type="dxa"/>
+              <w:right w:w="145" w:type="dxa"/>
+            </w:tcMar>
+          </w:tcPr>
+          <w:p>
+            <w:pPr>
+              <w:spacing w:before="40" w:after="40" w:line="341" w:lineRule="auto"/>
+              <w:jc w:val="left"/>
+            </w:pPr>
+            <w:r/>
+            <w:r>
+              <w:rPr>
+                <w:rFonts w:ascii="Times New Roman" w:hAnsi="Times New Roman" w:eastAsia="宋体"/>
+                <w:b w:val="0"/>
+                <w:color w:val="191919"/>
+                <w:sz w:val="19"/>
+              </w:rPr>
+              <w:t>• 【18-3　内　酒店2388套房客厅·501室赵左右卧室与父母主卧 — 夜】赵左右看着短信幸福地笑了笑，关掉台灯躺进被窝，却激动得翻来覆去怎么也睡不着。他干脆掀开被子跳下床，走到书桌前打开台式电脑，点开【魔豆网｜频道：左右日常集】，播放起自己拍摄的十班同学们（徐图图、王一漫、罗爱文）在校园里嬉笑打闹的视频，伴着电脑音箱里传出的欢声笑语，安然进入了梦乡。</w:t>
+              <w:br/>
+              <w:t>• 【18-7　内　长林八中高一十班教室·五楼楼梯间·501室客厅与502室赵了家 — 日/夜】历史老师停下粉笔转过身：“什么声音？”全班同学茫然四顾；等老师转回身继续写字，那阵机械运转声又响了起来！历史老师放下粉笔径直走下讲台，停在第一排罗爱文的课桌前，伸手敲了敲桌面。 正在课桌膛里鼓捣发明的罗爱文心虚地抬起头，乖乖从桌膛里捧出一辆自己手工焊制的“太阳能电路板四驱小车”放到讲桌上。不料历史老师拿起小车端详了一眼，非但没有没收批评，反而温和地递还给他，为这位立志走技术路线的少年开了绿灯！ 罗爱文喜出望外（“真的啊？那太好了！”），在全班同学羡慕的目光中抱着零件兴冲冲地准备跑去技术教室；恰逢教导主任戴娟经过教室（核心台词：历史老师：“罗爱文。” ／ 罗爱文：“当然了！等我研究怎么把智控技术集成进去，这个少说能卖几十万呢！” ／ 罗爱文：“戴主任，我早就把我爸给我的信用卡还给他了！谢戴主任！”）</w:t>
+            </w:r>
+          </w:p>
+        </w:tc>
+      </w:tr>
+      <w:tr>
+        <w:trPr>
+          <w:cantSplit/>
+        </w:trPr>
+        <w:tc>
+          <w:tcPr>
+            <w:tcW w:type="dxa" w:w="2376"/>
+            <w:vAlign w:val="center"/>
+            <w:tcMar>
+              <w:top w:w="105" w:type="dxa"/>
+              <w:bottom w:w="105" w:type="dxa"/>
+              <w:left w:w="145" w:type="dxa"/>
+              <w:right w:w="145" w:type="dxa"/>
+            </w:tcMar>
+            <w:shd w:fill="F7FAFC"/>
+          </w:tcPr>
+          <w:p>
+            <w:pPr>
+              <w:spacing w:before="40" w:after="40" w:line="341" w:lineRule="auto"/>
+              <w:jc w:val="center"/>
+            </w:pPr>
+            <w:r/>
+            <w:r>
+              <w:rPr>
+                <w:rFonts w:ascii="Times New Roman" w:hAnsi="Times New Roman" w:eastAsia="宋体"/>
+                <w:b/>
+                <w:color w:val="191919"/>
+                <w:sz w:val="19"/>
+              </w:rPr>
+              <w:t>EP21《当雪落下》</w:t>
+            </w:r>
+          </w:p>
+        </w:tc>
+        <w:tc>
+          <w:tcPr>
+            <w:tcW w:type="dxa" w:w="7992"/>
+            <w:vAlign w:val="center"/>
+            <w:tcMar>
+              <w:top w:w="105" w:type="dxa"/>
+              <w:bottom w:w="105" w:type="dxa"/>
+              <w:left w:w="145" w:type="dxa"/>
+              <w:right w:w="145" w:type="dxa"/>
+            </w:tcMar>
+            <w:shd w:fill="F7FAFC"/>
+          </w:tcPr>
+          <w:p>
+            <w:pPr>
+              <w:spacing w:before="40" w:after="40" w:line="341" w:lineRule="auto"/>
+              <w:jc w:val="left"/>
+            </w:pPr>
+            <w:r/>
+            <w:r>
+              <w:rPr>
+                <w:rFonts w:ascii="Times New Roman" w:hAnsi="Times New Roman" w:eastAsia="宋体"/>
+                <w:b w:val="0"/>
+                <w:color w:val="191919"/>
+                <w:sz w:val="19"/>
+              </w:rPr>
+              <w:t>• 【21-3　外/内　长林八中教学楼与高二（2）班教室·学校食堂 — 日】升入高二（2）班的教室内一片欢腾，同学们背着书包兴奋地对照黑板上的座位表寻找新座位。烫着卷发的罗爱文一屁股坐到靠窗最后一排，高举双手欢呼雀跃。（核心台词：罗爱文：“耶！最后一排，还是戴主任最懂我！”）</w:t>
+              <w:br/>
+              <w:t>• 【21-5　内　超市零食货架·高二（2）班教室·学校图书馆书架过道 — 日】讨了个没趣的小雪尴尬地转过身，将手里的零食递向后排贪吃的罗爱文。 罗爱文眼睛一亮刚想伸手去接，恰巧从前门走进教室的赵左右冷冷地瞪了他一眼并微微摇头示意。罗爱文瞬间缩回手，连连摆手拒绝！小雪只得灰溜溜地把零食塞回书包。前排的徐图图有些于心不忍，湊到王一漫耳边小声嘀咕。（核心台词：林开颜（小雪）：“哎，爱文！”）</w:t>
+              <w:br/>
+              <w:t>• 【21-6　内　501室餐厅与玄关·赵左右卧室窗前·学校食堂与高二（2）班教室 — 夜/日】三个女生正有说有笑地吃着汉堡套餐，赵左右与罗爱文端着餐盘走了过来。罗爱文大大咧咧地抬手打招呼：“嗨！”谁知小雪一看到赵左右，就像老鼠见了猫一样脸色微变，慌忙抓起餐盘站起身落荒而逃！ 罗爱文举在半空的手僵住了，莫名其妙地转头看向赵左右和王一漫。 赵左右望着小雪仓皇逃离的背影，神色微动，淡淡地招呼罗爱文坐下。（核心台词：罗爱文：“哎？她见着咱俩，跟见着鬼似的呢？”）</w:t>
+              <w:br/>
+              <w:t>• 【21-7　外/内　冬日长林八中覆雪操场·荒村破屋·返城SUV车内与502室安全屋 — 日】时光流转，画面浮现字幕：三个月后·冬。鹅毛大雪将长林八中的操场装点成一片银白世界。篮球架下，身穿浅蓝色毛绒大衣的徐图图与身穿棕色棉服的罗爱文正使劲滚着一个大雪球当雪人身体，身穿深色大衣的王一漫则蹲在一旁，强迫症发作似的双手捧着一颗小雪球不停揉搓。 罗爱文冻得双手通红，龇牙咧嘴地甩着手向徐图图告饶。 小雪愣了一下，指了指自己，在徐图图连声催促和罗爱文“慢点别摔着”的叮嘱中，踩着积雪小跑过来，却有些拘谨地不敢下手。 罗爱文与徐图图异口同声地捧场夸赞：“圆，圆！”“老圆了！”小雪看着眼前这个虽然算不上完美却充满欢声笑语的（核心台词：罗爱文：“哎，一漫，你快别再揉那个头了，快过来帮我们把这个身体堆得再大点。” ／ 罗爱文：“图图，不行了，我……我已经感觉不到我手存在了，你堆吧。”）</w:t>
+            </w:r>
+          </w:p>
+        </w:tc>
+      </w:tr>
+      <w:tr>
+        <w:trPr>
+          <w:cantSplit/>
+        </w:trPr>
+        <w:tc>
+          <w:tcPr>
+            <w:tcW w:type="dxa" w:w="2376"/>
+            <w:vAlign w:val="center"/>
+            <w:tcMar>
+              <w:top w:w="105" w:type="dxa"/>
+              <w:bottom w:w="105" w:type="dxa"/>
+              <w:left w:w="145" w:type="dxa"/>
+              <w:right w:w="145" w:type="dxa"/>
+            </w:tcMar>
+          </w:tcPr>
+          <w:p>
+            <w:pPr>
+              <w:spacing w:before="40" w:after="40" w:line="341" w:lineRule="auto"/>
+              <w:jc w:val="center"/>
+            </w:pPr>
+            <w:r/>
+            <w:r>
+              <w:rPr>
+                <w:rFonts w:ascii="Times New Roman" w:hAnsi="Times New Roman" w:eastAsia="宋体"/>
+                <w:b/>
+                <w:color w:val="191919"/>
+                <w:sz w:val="19"/>
+              </w:rPr>
+              <w:t>EP22《背对背，肩并肩》</w:t>
+            </w:r>
+          </w:p>
+        </w:tc>
+        <w:tc>
+          <w:tcPr>
+            <w:tcW w:type="dxa" w:w="7992"/>
+            <w:vAlign w:val="center"/>
+            <w:tcMar>
+              <w:top w:w="105" w:type="dxa"/>
+              <w:bottom w:w="105" w:type="dxa"/>
+              <w:left w:w="145" w:type="dxa"/>
+              <w:right w:w="145" w:type="dxa"/>
+            </w:tcMar>
+          </w:tcPr>
+          <w:p>
+            <w:pPr>
+              <w:spacing w:before="40" w:after="40" w:line="341" w:lineRule="auto"/>
+              <w:jc w:val="left"/>
+            </w:pPr>
+            <w:r/>
+            <w:r>
+              <w:rPr>
+                <w:rFonts w:ascii="Times New Roman" w:hAnsi="Times New Roman" w:eastAsia="宋体"/>
+                <w:b w:val="0"/>
+                <w:color w:val="191919"/>
+                <w:sz w:val="19"/>
+              </w:rPr>
+              <w:t>• 【22-1　内/外　502室安全屋客厅·五楼邻里走廊与行驶的路虎越野车内 — 日】片头龙标与“朝也 CHAO YE FILM”厂牌隐去。公元2008年冬日，五零二室客厅内，头戴“EPOWER PRESENTS”黑色棒球帽、身穿黑色皮夹克配白衬衫黑领带的六十六岁赵了，正与身穿黑色正装大衣、手持合同文件夹的易房宝房产中介办理退租手续；身穿黑白格纹夹克内搭黑色高领毛衣的四十一岁荀未来站在一旁。 赵了毫不犹豫地从桌上拿起房屋钥匙递给中介，态度爽快而急切。（核心台词：赵左右：“我可忙了。本来今天罗爱文的爸爸找我去工厂，说是翻新了，让我一起去剪个彩蹭个饭。但我一想你们都要走了，还是陪你们要紧。” ／ 荀未来：“我记得那天罗爱文为了嘚瑟一下才叫我去的，结果在路上碰到了那件事情，头上才会留下一道疤。”）</w:t>
+              <w:br/>
+              <w:t>• 【22-3　内/外　路虎车内·岁月路与24小时自助银行外·雪地废墟与502室客厅 — 日】路虎越野车内，副驾驶上的六十六岁赵了恍然大悟地回过头，向十六岁的赵左右道出了他们此前在第十集发现额头旧疤突然消失时的误会。 赵左右惊讶地瞪大眼睛。（核心台词：荀未来：“那天下了电车之后，我就直接奔向了罗爱文家里的制造厂，结果我在路上看到——”）</w:t>
+            </w:r>
+          </w:p>
+        </w:tc>
+      </w:tr>
+      <w:tr>
+        <w:trPr>
+          <w:cantSplit/>
+        </w:trPr>
+        <w:tc>
+          <w:tcPr>
+            <w:tcW w:type="dxa" w:w="2376"/>
+            <w:vAlign w:val="center"/>
+            <w:tcMar>
+              <w:top w:w="105" w:type="dxa"/>
+              <w:bottom w:w="105" w:type="dxa"/>
+              <w:left w:w="145" w:type="dxa"/>
+              <w:right w:w="145" w:type="dxa"/>
+            </w:tcMar>
+            <w:shd w:fill="F7FAFC"/>
+          </w:tcPr>
+          <w:p>
+            <w:pPr>
+              <w:spacing w:before="40" w:after="40" w:line="341" w:lineRule="auto"/>
+              <w:jc w:val="center"/>
+            </w:pPr>
+            <w:r/>
+            <w:r>
+              <w:rPr>
+                <w:rFonts w:ascii="Times New Roman" w:hAnsi="Times New Roman" w:eastAsia="宋体"/>
+                <w:b/>
+                <w:color w:val="191919"/>
+                <w:sz w:val="19"/>
+              </w:rPr>
+              <w:t>EP23《不可战胜的敌人》</w:t>
+            </w:r>
+          </w:p>
+        </w:tc>
+        <w:tc>
+          <w:tcPr>
+            <w:tcW w:type="dxa" w:w="7992"/>
+            <w:vAlign w:val="center"/>
+            <w:tcMar>
+              <w:top w:w="105" w:type="dxa"/>
+              <w:bottom w:w="105" w:type="dxa"/>
+              <w:left w:w="145" w:type="dxa"/>
+              <w:right w:w="145" w:type="dxa"/>
+            </w:tcMar>
+            <w:shd w:fill="F7FAFC"/>
+          </w:tcPr>
+          <w:p>
+            <w:pPr>
+              <w:spacing w:before="40" w:after="40" w:line="341" w:lineRule="auto"/>
+              <w:jc w:val="left"/>
+            </w:pPr>
+            <w:r/>
+            <w:r>
+              <w:rPr>
+                <w:rFonts w:ascii="Times New Roman" w:hAnsi="Times New Roman" w:eastAsia="宋体"/>
+                <w:b w:val="0"/>
+                <w:color w:val="191919"/>
+                <w:sz w:val="19"/>
+              </w:rPr>
+              <w:t>• 【23-3　外/内　远郊荒村破瓦房小院与室内 — 夜】夜空悬挂着一轮孤寂的半月，出租车驶过荒凉的郊外雪路。画面浮现本集片名花字：第 23 集 不可战胜的敌人。十六岁的赵左右推开远郊荒村小院的铁栅栏门，一边往里走一边拿着手机给母亲刘美奕报平安掩饰行踪。 挂断电话后，赵左右跟着荀未来穿过狭长昏暗的砖墙走廊，走进那间糊满旧报纸与老挂历的破旧瓦房。赵左右环顾着家徒四壁的房间，咂舌感叹。（核心台词：赵左右：“没事妈，我在爱文家玩呢，晚点回来。”）</w:t>
+              <w:br/>
+              <w:t>• 【23-6　外/内　2008林海雪原电话亭·老居民楼道与501室·高二（2）班教室与微机室·杂志社火灾废墟与雪夜串串香餐车 — 日/夜】次日白天，长林八中高二（2）班教室后排。身穿校服的赵左右焦急地把徐图图、王一漫和罗爱文围在一起，向他们求证《三人行》杂志与荀未来的存在。 赵左右急得指向讲台右侧的空位，转向罗爱文和徐图图大喊！ 罗爱文挠了挠头，一脸懵圈地反问。 赵左右抓着罗爱文的肩膀，近乎崩溃地喊出那个名字：“荀未来！荀哥！你们对这个名字就没一点点印象吗？”王一漫疑惑地眨了眨眼： 四人快步冲进学校微机室，赵左右打开一台海尔台式电脑，从兜里掏出那只红色透明外壳的U盘插进主机接口，点开Windows XP桌面上的【`左右的素材库` ➔ `早期`】文件夹（核心台词：赵左右：“你们都忘了吗？图图……爱文，你记得当时坐在讲台右手边的那个转校生是谁吧？” ／ 罗爱文：“啊？转校生？咱们班来过转校生吗？我记得老戴只安排过我一个人坐过雅座啊。” ／ 赵左右：“等会儿，马上就有了！爱文，你看到了肯定也会想起来，你之前还叫他大哥呢！这段，这段里有荀哥的脸，这段录了荀哥的脸！”）</w:t>
+            </w:r>
+          </w:p>
+        </w:tc>
+      </w:tr>
+      <w:tr>
+        <w:trPr>
+          <w:cantSplit/>
+        </w:trPr>
+        <w:tc>
+          <w:tcPr>
+            <w:tcW w:type="dxa" w:w="2376"/>
+            <w:vAlign w:val="center"/>
+            <w:tcMar>
+              <w:top w:w="105" w:type="dxa"/>
+              <w:bottom w:w="105" w:type="dxa"/>
+              <w:left w:w="145" w:type="dxa"/>
+              <w:right w:w="145" w:type="dxa"/>
+            </w:tcMar>
+          </w:tcPr>
+          <w:p>
+            <w:pPr>
+              <w:spacing w:before="40" w:after="40" w:line="341" w:lineRule="auto"/>
+              <w:jc w:val="left"/>
+            </w:pPr>
+            <w:r/>
+            <w:r>
+              <w:rPr>
+                <w:rFonts w:ascii="Times New Roman" w:hAnsi="Times New Roman" w:eastAsia="宋体"/>
+                <w:b/>
+                <w:color w:val="191919"/>
+                <w:sz w:val="19"/>
+              </w:rPr>
+              <w:t>EP24《独自面对》（大结局）</w:t>
+            </w:r>
+          </w:p>
+        </w:tc>
+        <w:tc>
+          <w:tcPr>
+            <w:tcW w:type="dxa" w:w="7992"/>
+            <w:vAlign w:val="center"/>
+            <w:tcMar>
+              <w:top w:w="105" w:type="dxa"/>
+              <w:bottom w:w="105" w:type="dxa"/>
+              <w:left w:w="145" w:type="dxa"/>
+              <w:right w:w="145" w:type="dxa"/>
+            </w:tcMar>
+          </w:tcPr>
+          <w:p>
+            <w:pPr>
+              <w:spacing w:before="40" w:after="40" w:line="341" w:lineRule="auto"/>
+              <w:jc w:val="left"/>
+            </w:pPr>
+            <w:r/>
+            <w:r>
+              <w:rPr>
+                <w:rFonts w:ascii="Times New Roman" w:hAnsi="Times New Roman" w:eastAsia="宋体"/>
+                <w:b w:val="0"/>
+                <w:color w:val="191919"/>
+                <w:sz w:val="19"/>
+              </w:rPr>
+              <w:t>• 【24-1　内/外　501室赵左右家·长林八中孔子雕像广场与高三（2）班教室 — 日】清晨的阳光洒进长林市第八中学校门与孔子雕像广场。身穿墨绿色羽绒服的罗爱文正垂头丧气地叹着气（“哎……”），并肩走来的赵左右拍了拍他的肩膀。 罗爱文哭丧着脸，向死党倾诉自己被父亲罗厂长否决了考大专当总工的梦想。 赵左右关切地追问：“出国？那你出国学啥专业啊？”罗爱文撇了撇嘴回答： 两人正说着，赵左右一抬头，猛然看见孔子雕像前站着一个熟悉的清瘦身影——正是身穿军绿色毛领夹克、背着棕色书包重返校园的理科学霸陈明！在第十四集收到三代赵左右塞进门缝的真相纸条后，陈明走出了阴霾，阳光健康地复学归来了！赵左右与罗爱文惊喜万分地冲（核心台词：罗爱文：“我的大专梦碎了。我爸知道之后把我臭骂了一顿，可能最后还是要出国了。” ／ 罗爱文：“还跟我爸掰扯呢。我是真想学技术，管人那套东西我不感兴趣。” ／ 罗爱文：“好久没人跟我这么说话了。陈明啊，你以后就是我大哥，明哥！”）</w:t>
+              <w:br/>
+              <w:t>• 【24-3　内/外　长林八中高三教学楼走廊与冬日飘雪连廊（2009秋—2009冬） — 日】画面浮现时间字标：2009 秋。高三教学楼走廊里，“决战高考 为梦想而战”的红色签名墙格外醒目。班主任戴娟走过走廊叮嘱学生们：“现在都是高三人了啊，学习环境要干净，心也要静下来。”身穿黑白运动外套的罗爱文礼貌地向戴主任打过招呼，转身走到赵左右面前郑重辞行。 罗爱文挠了挠头，爽朗地笑着摆手。 罗爱文眼神坚定地透露了自己的破局计划。 罗爱文重重点头，笑着指向理科八班的方向，喊出了对赵左右未来的称呼。 目送罗爱文远去，赵左右转头望向墙上写满青春誓言的“决战高考”签名墙，眼底燃起希望（内心独白：“既然我是唯一的变数，那只要（核心台词：罗爱文：“我后天就飞德国了，专门来跟大家告个别。” ／ 罗爱文：“哎呀，来不及了。我爸明天还要带我去七大姑八大姨家挨个告别。等你以后有空来德国，我请你吃烤肠！” ／ 罗爱文：“还是学管理。不过我争取过，没准能换专业。我还是想学造新能源汽车！”）</w:t>
+            </w:r>
+          </w:p>
+        </w:tc>
+      </w:tr>
+    </w:tbl>
     <w:p>
       <w:pPr>
         <w:spacing w:before="240" w:after="80" w:line="384" w:lineRule="auto"/>
@@ -1870,6 +3253,12 @@
         <w:jc w:val="left"/>
       </w:pPr>
       <w:r>
+        <w:rPr>
+          <w:rFonts w:ascii="Times New Roman" w:hAnsi="Times New Roman" w:eastAsia="宋体"/>
+          <w:b w:val="0"/>
+          <w:color w:val="141414"/>
+          <w:sz w:val="21"/>
+        </w:rPr>
         <w:t>• “耶！最后一排，还是戴主任最懂我！”（EP21第21-3场，高二开学罗爱文被分到最后一排“雅座”时的欢呼）</w:t>
       </w:r>
     </w:p>

--- a/01_《三人行》全24集全流程标杆成品库/05_核心人物一人一档/人物07_罗爱文（16—18岁少年死党 ＆ 2033中年企业家）.docx
+++ b/01_《三人行》全24集全流程标杆成品库/05_核心人物一人一档/人物07_罗爱文（16—18岁少年死党 ＆ 2033中年企业家）.docx
@@ -848,7 +848,7 @@
           <w:color w:val="141414"/>
           <w:sz w:val="21"/>
         </w:rPr>
-        <w:t>16—17岁少年态罗爱文身高约177cm，身形匀称结实、充满青春活力。面部呈极具喜感与亲和力的窄长偏方圆少年脸型，剑眉星目，单眼皮偏内双，眼睛不大却格外有神、滴溜乱转，表情极其丰富夸张；鼻梁直挺，嘴角宽大，笑起来没心没肺、极具感染力。其少年态最鲜明的视觉特征是他的【发型演变】：高一期末（EP01–04）为蓬松的侧分纹理短发；从高一寒假除夕（EP06）及黄昏篇起，他特意去烫了一头极具千禧年特色的【蓬松花轮式微卷爆炸头】，配着灵动的挑眉动作，一眼就能在人群中认出。而2033年41岁中年态罗爱文则身材微胖发福、气度雍容，蓄着修剪整齐的短胡须，鼻梁上架着一副金丝边眼镜，梳着油亮的大背头，尽显商界成功人士的儒雅与豪爽。</w:t>
+        <w:t>16—17岁少年态罗爱文身高约177cm，身形匀称结实、充满青春活力。面部呈极具喜感与亲和力的窄长偏方圆少年脸型，剑眉星目，单眼皮偏内双，眼睛不大却格外有神、滴溜乱转，表情极其丰富夸张；鼻梁直挺，嘴角宽大，笑起来没心没肺、极具感染力。其少年态最鲜明的视觉特征是他的【发型演变】：高一期末（EP01–04）为蓬松的侧分纹理短发；从高一寒假除夕及黄昏篇起，他特意去烫了一头极具千禧年特色的【蓬松花轮式微卷爆炸头】，配着灵动的挑眉动作，一眼就能在人群中认出。而2033年41岁中年态罗爱文则身材微胖发福、气度雍容，蓄着修剪整齐的短胡须，鼻梁上架着一副金丝边眼镜，梳着油亮的大背头，尽显商界成功人士的儒雅与豪爽。</w:t>
       </w:r>
     </w:p>
     <w:p>
@@ -910,7 +910,7 @@
           <w:color w:val="141414"/>
           <w:sz w:val="21"/>
         </w:rPr>
-        <w:t>1. 【2033年1月·原初时间线41岁中年罗厂长造型（EP01）】：头梳背头、戴金丝眼镜；外穿一件高档深黑色羊绒大衣，内搭挺括的深色商务西装与斜纹领带，手腕佩戴名表，居住于现代智能豪宅，尽显精英企业家风范。</w:t>
+        <w:t>1. 【2033年1月·原初时间线41岁中年罗厂长造型】：头梳背头、戴金丝眼镜；外穿一件高档深黑色羊绒大衣，内搭挺括的深色商务西装与斜纹领带，手腕佩戴名表，居住于现代智能豪宅，尽显精英企业家风范。</w:t>
       </w:r>
     </w:p>
     <w:p>
@@ -926,7 +926,7 @@
           <w:color w:val="141414"/>
           <w:sz w:val="21"/>
         </w:rPr>
-        <w:t>2. 【2008年冬·高一白昼篇日常与寒假造型（EP01–EP08）】：户外穿着一件极具辨识度的棕褐色羊羔毛翻领加厚派克棉服（或深绿色羽绒服），内穿长林八中深蓝配白宽条纹运动校服套装，校服内搭浅灰色或亮黄色圆领毛衣，下穿蓝白校裤与运动球鞋。</w:t>
+        <w:t>2. 【2008年冬·高一白昼篇日常与寒假造型】：户外穿着一件极具辨识度的棕褐色羊羔毛翻领加厚派克棉服（或深绿色羽绒服），内穿长林八中深蓝配白宽条纹运动校服套装，校服内搭浅灰色或亮黄色圆领毛衣，下穿蓝白校裤与运动球鞋。</w:t>
       </w:r>
     </w:p>
     <w:p>
@@ -942,7 +942,7 @@
           <w:color w:val="141414"/>
           <w:sz w:val="21"/>
         </w:rPr>
-        <w:t>3. 【2008年春夏·文科十班、爱荣机械厂学工与制作太阳能车造型（EP09–EP18）】：顶着标志性的蓬松卷发，穿八中蓝白校服内搭条纹T恤；在EP15自家爱荣机械制造厂学工实践时，身穿全套深海蓝色工厂工装夹克与长裤，在车间里熟练摆弄扳手与齿轮；EP18捧着自制的太阳能玩具小车去技术教室时，穿清爽的春季校服。</w:t>
+        <w:t>3. 【2008年春夏·文科十班、爱荣机械厂学工与制作太阳能车造型】：顶着标志性的蓬松卷发，穿八中蓝白校服内搭条纹T恤；在EP15自家爱荣机械制造厂学工实践时，身穿全套深海蓝色工厂工装夹克与长裤，在车间里熟练摆弄扳手与齿轮；EP18捧着自制的太阳能玩具小车去技术教室时，穿清爽的春季校服。</w:t>
       </w:r>
     </w:p>
     <w:p>
@@ -958,7 +958,7 @@
           <w:color w:val="141414"/>
           <w:sz w:val="21"/>
         </w:rPr>
-        <w:t>4. 【2008年冬至2009年秋·高二初雪堆雪人与高三赴德留学辞行造型（EP21–EP24）】：高二初雪操场堆雪人时，外穿棕色连帽大毛领防寒棉服，双手冻得通红仍卖力滚大雪球；2009年秋（EP24）在八中校园向赵左右辞行飞往德国时，身穿一套帅气利落的黑白拼色立领运动夹克外套，内搭纯白T恤，背着双肩旅行包，意气风发地挥手告别。</w:t>
+        <w:t>4. 【2008年冬至2009年秋·高二初雪堆雪人与高三赴德留学辞行造型】：高二初雪操场堆雪人时，外穿棕色连帽大毛领防寒棉服，双手冻得通红仍卖力滚大雪球；2009年秋在八中校园向赵左右辞行飞往德国时，身穿一套帅气利落的黑白拼色立领运动夹克外套，内搭纯白T恤，背着双肩旅行包，意气风发地挥手告别。</w:t>
       </w:r>
     </w:p>
     <w:p>
@@ -1018,7 +1018,7 @@
                 <w:color w:val="FFFFFF"/>
                 <w:sz w:val="19"/>
               </w:rPr>
-              <w:t>所处时期与代表集数</w:t>
+              <w:t>所处时期与阶段状态</w:t>
             </w:r>
           </w:p>
         </w:tc>
@@ -1081,8 +1081,6 @@
                 <w:sz w:val="19"/>
               </w:rPr>
               <w:t>2033原初·41岁中年企业家态</w:t>
-              <w:br/>
-              <w:t>（EP01）</w:t>
             </w:r>
           </w:p>
         </w:tc>
@@ -1138,7 +1136,7 @@
           <w:p>
             <w:pPr>
               <w:spacing w:before="40" w:after="40" w:line="341" w:lineRule="auto"/>
-              <w:jc w:val="left"/>
+              <w:jc w:val="center"/>
             </w:pPr>
             <w:r/>
             <w:r>
@@ -1149,8 +1147,6 @@
                 <w:sz w:val="19"/>
               </w:rPr>
               <w:t>2008冬·高一白昼篇死党态</w:t>
-              <w:br/>
-              <w:t>（EP01–EP08）</w:t>
             </w:r>
           </w:p>
         </w:tc>
@@ -1206,7 +1202,7 @@
           <w:p>
             <w:pPr>
               <w:spacing w:before="40" w:after="40" w:line="341" w:lineRule="auto"/>
-              <w:jc w:val="left"/>
+              <w:jc w:val="center"/>
             </w:pPr>
             <w:r/>
             <w:r>
@@ -1217,8 +1213,6 @@
                 <w:sz w:val="19"/>
               </w:rPr>
               <w:t>2008春夏·文科班与学工态</w:t>
-              <w:br/>
-              <w:t>（EP09–EP18）</w:t>
             </w:r>
           </w:p>
         </w:tc>
@@ -1285,8 +1279,6 @@
                 <w:sz w:val="19"/>
               </w:rPr>
               <w:t>2008冬–2009秋·初雪与赴德态</w:t>
-              <w:br/>
-              <w:t>（EP21–EP24）</w:t>
             </w:r>
           </w:p>
         </w:tc>
@@ -1430,7 +1422,7 @@
           <w:color w:val="192D55"/>
           <w:sz w:val="25"/>
         </w:rPr>
-        <w:t>第四章　全剧完整人物生平传记与逐集分场剧情推进全纪实</w:t>
+        <w:t>第四章　全剧人物命运轨迹与完整生平故事传记</w:t>
       </w:r>
     </w:p>
     <w:p>
@@ -1445,7 +1437,7 @@
           <w:color w:val="141414"/>
           <w:sz w:val="22"/>
         </w:rPr>
-        <w:t>（一）第一卷·白昼篇（EP01–EP08）：Suprise贺卡、认荀哥做大哥与除夕送车</w:t>
+        <w:t>（一）第一卷·白昼篇：Suprise贺卡、认荀哥做大哥与除夕送车</w:t>
       </w:r>
     </w:p>
     <w:p>
@@ -1461,7 +1453,7 @@
           <w:color w:val="141414"/>
           <w:sz w:val="21"/>
         </w:rPr>
-        <w:t>2008年1月21日（EP01），罗爱文在操场看台陪赵左右偷吃麻辣烫被戴主任抓包，当41岁的荀未来霸气解围并把三千字检讨甩给他时，罗爱文非但不恼，反而一脸崇拜地奉荀未来为大哥；当晚赵左右在卧室拆开书包，发现了罗爱文悄悄塞在里面的《Harry Potter》原版书和拼错英文的“Suprise!”生日贺卡，瞬间泪目。在EP03–04中，罗爱文在漫画屋参加陈明的数学补习（刚写下“1.解”就趴桌秒睡），并在除夕夜（EP06）为了帮赵左右运送造雪机，不仅偷偷搞来一辆皮卡车钥匙，还发动全班同学轮流打电话给戴主任拜年占线，助力“暖雪”奇观诞生。</w:t>
+        <w:t>2008年1月21日，罗爱文在操场看台陪赵左右偷吃麻辣烫被戴主任抓包，当41岁的荀未来霸气解围并把三千字检讨甩给他时，罗爱文非但不恼，反而一脸崇拜地奉荀未来为大哥；当晚赵左右在卧室拆开书包，发现了罗爱文悄悄塞在里面的《Harry Potter》原版书和拼错英文的“Suprise!”生日贺卡，瞬间泪目。罗爱文在漫画屋参加陈明的数学补习（刚写下“1.解”就趴桌秒睡），并在除夕夜为了帮赵左右运送造雪机，不仅偷偷搞来一辆皮卡车钥匙，还发动全班同学轮流打电话给戴主任拜年占线，助力“暖雪”奇观诞生。</w:t>
       </w:r>
     </w:p>
     <w:p>
@@ -1476,7 +1468,7 @@
           <w:color w:val="141414"/>
           <w:sz w:val="22"/>
         </w:rPr>
-        <w:t>（二）第二卷·黄昏篇（EP09–EP16）：走廊打架护友、汽配厂寻陈明与学工真相</w:t>
+        <w:t>（二）第二卷·黄昏篇：走廊打架护友、汽配厂寻陈明与学工真相</w:t>
       </w:r>
     </w:p>
     <w:p>
@@ -1492,7 +1484,7 @@
           <w:color w:val="141414"/>
           <w:sz w:val="21"/>
         </w:rPr>
-        <w:t>升入文科（10）班后，罗爱文与赵左右、荀未来并排坐在讲台前的“铁三角雅座”。在EP10–12中，当赵左右因成绩焦虑与他们爆发冲突时，罗爱文始终不离不弃；陈明在广播室自曝偷打CS为赵左右作证退学后，罗爱文顶着严寒陪赵左右和荀未来跑遍金淮汽配厂寻找陈明。在EP14–15中，罗爱文全力协助创办《三人行》杂志社，并在自家爱荣机械制造厂学工期间，无私配合赵左右拍摄厂区纪录片，勇敢揭露了父亲罗仕强的摆拍作秀，鼓励醉酒老工人说出真心话，并在EP16与众人含泪送别退学的荀未来。</w:t>
+        <w:t>升入文科（10）班后，罗爱文与赵左右、荀未来并排坐在讲台前的“铁三角雅座”。当赵左右因成绩焦虑与他们爆发冲突时，罗爱文始终不离不弃；陈明在广播室自曝偷打CS为赵左右作证退学后，罗爱文顶着严寒陪赵左右和荀未来跑遍金淮汽配厂寻找陈明。罗爱文全力协助创办《三人行》杂志社，并在自家爱荣机械制造厂学工期间，无私配合赵左右拍摄厂区纪录片，勇敢揭露了父亲罗仕强的摆拍作秀，鼓励醉酒老工人说出真心话，并在EP16与众人含泪送别退学的荀未来。</w:t>
       </w:r>
     </w:p>
     <w:p>
@@ -1507,7 +1499,7 @@
           <w:color w:val="141414"/>
           <w:sz w:val="22"/>
         </w:rPr>
-        <w:t>（三）第三卷·黑夜篇至大结局（EP17–EP24）：太阳能小车、最后一排雅座与赴德造新能源汽车</w:t>
+        <w:t>（三）太阳能小车、“答案箱”铁罐助学与远赴德国的新能源追梦人</w:t>
       </w:r>
     </w:p>
     <w:p>
@@ -1523,7 +1515,7 @@
           <w:color w:val="141414"/>
           <w:sz w:val="21"/>
         </w:rPr>
-        <w:t>在EP18–20中，罗爱文在课余潜心制作出了一辆太阳能玩具小车（获戴主任鼓励去跳蚤市场挣班费），并在暑假与赵左右、徐图图、王一漫一起拍视频攒下4000元放进“答案箱”铁罐资助陈明弟弟。EP21高二开学，被戴主任安排到教室最后一排“专属雅座”的罗爱文欢呼雀跃（“还是戴主任最懂我”），在课堂上看赵左右眼色果断退回小雪的零食，并在初雪操场冻得双手失去知觉仍陪大家堆雪人。EP22正是因为赵左右提了一句“推掉了去罗爱文家工厂翻新剪彩蹭饭”，才让荀未来与赵了顿悟左额角月牙疤消失的真相！</w:t>
+        <w:t>经历了爱荣机械制造厂的学工实践后，原本整天混日子、自嘲只配坐教室最后一排的罗爱文彻底找到了人生的方向。他在课余时间潜心钻研机械与电路，亲手制作出了一辆精致的太阳能玩具小车，不仅获得了班主任戴娟的欣慰鼓励（支持他拿去五月跳蚤市场售卖挣班费），更展现出了扎实的动手天赋。2008年暑假，当得知挚友陈明因退学而在街头戴着草帽蹬三轮车买菜补贴家用时，重情重义的罗爱文毫无保留地参与到伙伴们的互助行动中，与赵左右、徐图图、王一漫一起将拍探店视频攒下的助学款连同手写字条塞进贴有“答案箱”字样的铁罐里，悄悄留在五元自助快餐店资助陈明重返校园。</w:t>
       </w:r>
     </w:p>
     <w:p>
@@ -1539,1392 +1531,25 @@
           <w:color w:val="141414"/>
           <w:sz w:val="21"/>
         </w:rPr>
-        <w:t>经历EP23时空修正后，在EP24大结局的2009年秋清晨，罗爱文在八中孔子像前与赵左右一起迎回了阳光复学的陈明，当场激动地认陈明做“明哥”！不久后，罗爱文在校园向“赵导”赵左右辞行，正式飞往德国留学——他没有听从父亲安排学企业管理，而是坚定转学新能源汽车制造，并满怀憧憬地与赵左右约定：“说不定我和明哥以后一块儿合作，能研究什么自动驾驶呢！走了，赵导！”</w:t>
+        <w:t>升入高二（2）班后，再次被戴主任分到靠窗最后一排“专属雅座”的罗爱文高举双手欢呼“还是戴主任最懂我”；当来历不明的转校生小雪试图用一大包零食收买他时，罗爱文只看了门口赵左右一个警告的眼神便立刻缩回手果断拒收；冬日初雪落下的操场上，他冻得双手通红失去知觉依然陪着徐图图、王一漫和小雪一起滚雪球堆雪人。更关键的是，正是因为罗爱文邀请赵左右去自家翻新的汽配厂剪彩蹭饭、而赵左右推掉了这次邀约，才让荀未来与赵了瞬间想通了“原初时间线左额角月牙疤是在去罗家工厂路上偶遇岁月路银行劫案留下的”这一核心因果闭环！</w:t>
       </w:r>
     </w:p>
     <w:p>
       <w:pPr>
-        <w:spacing w:before="160" w:after="80" w:line="384" w:lineRule="auto"/>
+        <w:spacing w:before="40" w:after="100" w:line="384" w:lineRule="auto"/>
+        <w:ind w:firstLine="420"/>
         <w:jc w:val="left"/>
       </w:pPr>
       <w:r>
         <w:rPr>
-          <w:rFonts w:ascii="Arial" w:hAnsi="Arial" w:eastAsia="黑体"/>
-          <w:b/>
+          <w:rFonts w:ascii="Times New Roman" w:hAnsi="Times New Roman" w:eastAsia="宋体"/>
+          <w:b w:val="0"/>
           <w:color w:val="141414"/>
-          <w:sz w:val="22"/>
+          <w:sz w:val="21"/>
         </w:rPr>
-        <w:t>（附）本角色全剧逐集登场场次、具体行动、核心对白与剧情推动脉络总表（100%源自定稿文学剧本）</w:t>
+        <w:t>经历2058年局部熵减时空修正后，虽然罗爱文被迫遗忘了“荀哥”，但荀未来和赵左右带给他的成长力量早已融入骨血。2009年秋清晨，罗爱文在八中孔子雕像前与赵左右一起迎回了阳光复学的陈明，激动得当场拜陈明为“明哥”；不久后，罗爱文正式飞往德国留学——他没有顺从父亲罗仕强的安排去读守成的企业管理，而是坚定地向家里争取换专业攻读自己热爱的“新能源汽车制造”，在校园里意气风发地与“赵导”赵左右挥手告别：“说不定我和明哥以后一块儿合作，能研究什么自动驾驶呢！”</w:t>
       </w:r>
     </w:p>
-    <w:tbl>
-      <w:tblPr>
-        <w:tblStyle w:val="TableGrid"/>
-        <w:tblW w:type="auto" w:w="0"/>
-        <w:jc w:val="center"/>
-        <w:tblLayout w:type="fixed"/>
-        <w:tblLook w:firstColumn="1" w:firstRow="1" w:lastColumn="0" w:lastRow="0" w:noHBand="0" w:noVBand="1" w:val="04A0"/>
-      </w:tblPr>
-      <w:tblGrid>
-        <w:gridCol w:w="5184"/>
-        <w:gridCol w:w="5184"/>
-      </w:tblGrid>
-      <w:tr>
-        <w:trPr>
-          <w:tblHeader/>
-          <w:cantSplit/>
-        </w:trPr>
-        <w:tc>
-          <w:tcPr>
-            <w:tcW w:type="dxa" w:w="2376"/>
-            <w:vAlign w:val="center"/>
-            <w:tcMar>
-              <w:top w:w="130" w:type="dxa"/>
-              <w:bottom w:w="130" w:type="dxa"/>
-              <w:left w:w="150" w:type="dxa"/>
-              <w:right w:w="150" w:type="dxa"/>
-            </w:tcMar>
-            <w:shd w:fill="1F3864"/>
-          </w:tcPr>
-          <w:p>
-            <w:pPr>
-              <w:spacing w:before="40" w:after="40" w:line="312" w:lineRule="auto"/>
-              <w:jc w:val="center"/>
-            </w:pPr>
-            <w:r/>
-            <w:r>
-              <w:rPr>
-                <w:rFonts w:ascii="Arial" w:hAnsi="Arial" w:eastAsia="黑体"/>
-                <w:b/>
-                <w:color w:val="FFFFFF"/>
-                <w:sz w:val="19"/>
-              </w:rPr>
-              <w:t>登场集数与片名</w:t>
-            </w:r>
-          </w:p>
-        </w:tc>
-        <w:tc>
-          <w:tcPr>
-            <w:tcW w:type="dxa" w:w="7992"/>
-            <w:vAlign w:val="center"/>
-            <w:tcMar>
-              <w:top w:w="130" w:type="dxa"/>
-              <w:bottom w:w="130" w:type="dxa"/>
-              <w:left w:w="150" w:type="dxa"/>
-              <w:right w:w="150" w:type="dxa"/>
-            </w:tcMar>
-            <w:shd w:fill="1F3864"/>
-          </w:tcPr>
-          <w:p>
-            <w:pPr>
-              <w:spacing w:before="40" w:after="40" w:line="312" w:lineRule="auto"/>
-              <w:jc w:val="center"/>
-            </w:pPr>
-            <w:r/>
-            <w:r>
-              <w:rPr>
-                <w:rFonts w:ascii="Arial" w:hAnsi="Arial" w:eastAsia="黑体"/>
-                <w:b/>
-                <w:color w:val="FFFFFF"/>
-                <w:sz w:val="19"/>
-              </w:rPr>
-              <w:t>本集各场次具体行动、人物互动、核心台词与剧情推进逻辑</w:t>
-            </w:r>
-          </w:p>
-        </w:tc>
-      </w:tr>
-      <w:tr>
-        <w:trPr>
-          <w:cantSplit/>
-        </w:trPr>
-        <w:tc>
-          <w:tcPr>
-            <w:tcW w:type="dxa" w:w="2376"/>
-            <w:vAlign w:val="center"/>
-            <w:tcMar>
-              <w:top w:w="105" w:type="dxa"/>
-              <w:bottom w:w="105" w:type="dxa"/>
-              <w:left w:w="145" w:type="dxa"/>
-              <w:right w:w="145" w:type="dxa"/>
-            </w:tcMar>
-          </w:tcPr>
-          <w:p>
-            <w:pPr>
-              <w:spacing w:before="40" w:after="40" w:line="341" w:lineRule="auto"/>
-              <w:jc w:val="center"/>
-            </w:pPr>
-            <w:r/>
-            <w:r>
-              <w:rPr>
-                <w:rFonts w:ascii="Times New Roman" w:hAnsi="Times New Roman" w:eastAsia="宋体"/>
-                <w:b/>
-                <w:color w:val="191919"/>
-                <w:sz w:val="19"/>
-              </w:rPr>
-              <w:t>EP01《夺回人生》</w:t>
-            </w:r>
-          </w:p>
-        </w:tc>
-        <w:tc>
-          <w:tcPr>
-            <w:tcW w:type="dxa" w:w="7992"/>
-            <w:vAlign w:val="center"/>
-            <w:tcMar>
-              <w:top w:w="105" w:type="dxa"/>
-              <w:bottom w:w="105" w:type="dxa"/>
-              <w:left w:w="145" w:type="dxa"/>
-              <w:right w:w="145" w:type="dxa"/>
-            </w:tcMar>
-          </w:tcPr>
-          <w:p>
-            <w:pPr>
-              <w:spacing w:before="40" w:after="40" w:line="341" w:lineRule="auto"/>
-              <w:jc w:val="left"/>
-            </w:pPr>
-            <w:r/>
-            <w:r>
-              <w:rPr>
-                <w:rFonts w:ascii="Times New Roman" w:hAnsi="Times New Roman" w:eastAsia="宋体"/>
-                <w:b w:val="0"/>
-                <w:color w:val="191919"/>
-                <w:sz w:val="19"/>
-              </w:rPr>
-              <w:t>• 【1-5　外　长林数字公墓·陈明墓位（2033） — 日】成年赵左右循声转头，越过肩头向台阶下望去。一辆黑色豪华商务车停在通道旁，梳着油亮背头、戴着金属细框眼镜、身穿考究黑色长款羊绒大衣配西装领带的成年罗爱文正站在车门边，被几名拿着复古画册的年轻男女热情围住。 成年罗爱文满面春风地接过对方递来的纸笔，一边低头潇洒签名一边温和应答。 另一名年轻路人举起复古相机招呼众人靠近罗爱文。 送走粉丝，成年罗爱文转身准备拉门上车。站在上方墓位平台的成年赵左右见状，连忙迈步顺着台阶朝商务车方向追了过去。（核心台词：成年罗爱文：“好啊。没事啊。去我们实体店多逛逛。” ／ 成年罗爱文：“好嘞。谢谢啊。”）</w:t>
-              <w:br/>
-              <w:t>• 【1-6　外　长林数字公墓·商务车停靠区（2033） — 日】成年罗爱文刚刚弯腰坐进黑色商务车后座，发现了快步走来的成年赵左右，脸色微变，立刻抬手朝前排司机连声催促。 车门受阻重新滑开。坐在车内的成年罗爱文避无可避，只得迅速换上一副略显尴尬的熟络表情看向他。 成年罗爱文犹豫了一下，终究还是点了点头，迈步走下商务车。（核心台词：成年罗爱文：“关门！关门！关门，快关！” ／ 成年赵左右：“老罗！老罗！把门打开啊！老同学没看见呀？瞎啊？” ／ 成年罗爱文：“左右啊。”）</w:t>
-              <w:br/>
-              <w:t>• 【1-7　外　公墓外林荫长道（2033） — 日】雪后的城市林荫步道笔直幽长，两侧高大的落叶乔木枝干光秃。成年赵左右将黑色智能手机紧紧贴在耳边，一边快步走着一边低声向电话那头的妻子舒图解释；成年罗爱文双手插在大衣口袋里，保持着半步距离在旁边慢悠悠地陪着。 成年赵左右余光瞥了一眼身旁默不作声的罗爱文，有些难堪地压低嗓音捂住话筒。 电话那头啪地挂断了。成年赵左右握着挂断的手机僵在原地半秒，随即强装无事地把手机揣回兜里。与此同时，身旁的成年罗爱文也正好应付完一通下属打来的请示电话，从容地挂断。 成年罗爱文收起手机，转头望向神色落寞的成年赵左右。（核心台词：成年罗爱文：“以后这种装修的事啊，你就不用给我打电话了。你自己做决定就行了。” ／ 成年罗爱文：“最近怎么样？” ／ 成年罗爱文：“新工作找到了？这两年的变化你也知道。”）</w:t>
-              <w:br/>
-              <w:t>• 【1-8　外/内　2033长林城市街景与新闻演播室（蒙太奇） — 日】林荫道尽头，成年赵左右与成年罗爱文并肩走过贴满纸质海报的街角，朝前方一节由报废老式有轨电车改造而成的「旧时光咖啡」走去。（核心台词：成年罗爱文（画外音）：“以前都说纸媒啥的是夕阳产业了。” ／ 成年罗爱文（画外音）：“谁曾想啊——去年出了这么个事，一切都反过来了。” ／ 成年罗爱文：“左右啊，你也不用太灰心。那时尚就是个轮回，都是一阵阵的。”）</w:t>
-              <w:br/>
-              <w:t>• 【1-9　内　旧时光有轨电车咖啡馆（2033） — 日】老式有轨电车车厢内部被改造为温暖复古的咖啡馆，保留着弧形木质车顶与金属拉手吊环，暖黄色壁灯与窗外的白雪相映成趣。成年罗爱文与成年赵左右顺着狭长的车厢过道走到中段胡桃木卡座面对面坐下。 成年罗爱文一边说着，一边从大衣内袋里掏出两个崭新的纸质白包信封，推到成年赵左右面前的桌面上。 成年罗爱文端起咖啡杯没有接话。成年赵左右抬起头望向窗外，眼神里浮起一层对少年时代的怀念。 听出老同学叙旧背后的铺垫，成年罗爱文放下杯子，直接挑明了话头。 成年赵左右喉结微动，终于放下中年人的体面，局促而热切地直视着罗爱文。 成年罗爱文说着便站（核心台词：成年罗爱文：“你看啊，我们厂十年前造超高清相机配件，现在马上就开始研究这复古的CCD相机。就你自己啊，要主动地跟上时尚的节奏嘛。你懂吧？” ／ 成年罗爱文：“对了。给你两个实体白包。以后就别扫码了。时髦起来。” ／ 成年赵左右：“老罗。你知道我这一生当中，最幸运的事是什么吗？就是在高中的时候啊，认识了你和陈明。我记得高中的时候，咱俩的关系其实是最好的。每天都形影不离，还经常偷偷摸摸地去吃麻辣烫。后来，我就去了北京。你也出了国。也一直没有怎么见上面。现在嘛，陈明也走了。”）</w:t>
-              <w:br/>
-              <w:t>• 【1-10　外　旧时光咖啡馆·门外雪街（2033） — 日】成年罗爱文推门走出电车咖啡馆，踏上积雪的人行道。成年赵左右紧追在身后不肯放弃。 被戳中痛处的成年赵左右急红了眼，一把抓住罗爱文的胳膊赌咒发誓。 成年罗爱文 成年赵左右怔怔地听着，眼神里第一次动了念头。成年罗爱文从西装内袋里夹出一张印着「人生有限公司」的深色名片，递到他面前。 成年赵左右低头盯着那张名片良久没有吭声。成年罗爱文摇了摇头，转身准备离去，成年赵左右突然狐疑地叫住他。 成年罗爱文拍了拍他的肩膀扬长而去。那张「人生有限公司」的名片飘落在雪地上。成年赵左右独自伫立在寒风中，片刻后俯身将雪地里的名片捡起。就在这时（核心台词：成年赵左右：“老罗，你就帮我这一次吧。” ／ 成年罗爱文：“行了行了，赵左右。你都知道自己没有竞争力了——我难道要两三万、两三万，陪到你找到工作为止吗？到时候你要还不上钱，能怎么办？” ／ 成年罗爱文：“你看看。你现在连命都不要了，你还借什么钱啊？我看啊，你不如去找人生有限公司去。”）</w:t>
-              <w:br/>
-              <w:t>• 【1-11　外　2033雪街与2008长林八中·黑色铁围栏（时空交叠） — 日】成年赵左右独自站在黑色铁艺围栏外，低头凝视着手中的名片。 铁围栏内侧的空间在冬日阳光下悄然发生奇异的折叠与置换。2008年校园的喧闹声穿透岁月呼啸而来，两个身穿深蓝校服的16岁少年正拎着麻辣烫在围栏内侧的雪地上追逐奔跑。（核心台词：赵左右（画外）：“快点，爱文！太慢了，你干嘛呢？” ／ 罗爱文（画外）：“左右，等等我！”）</w:t>
-              <w:br/>
-              <w:t>• 【1-12　外　长林八中·操场看台楼梯与黑色铁围栏 — 日】2008年深冬，长林市第八中学操场看台侧面。16岁的少年赵左右身穿袖侧带有两条鲜红条纹的米白色厚款连帽羽绒服、内搭八中深藏蓝运动校服，正躲在朱红色铁扶手的水泥折梯转角处，小心翼翼地将一袋刚从围栏外买来的红油麻辣烫递给身旁穿棕褐色羊羔毛翻领棉服的死党罗爱文。 罗爱文迫不及待地接过透明塑料袋，挑起一筷子沾满麻酱与红油的麻辣烫塞进嘴里，幸福得直眯眼。赵左右靠在台阶栏杆旁笑着看他吃。 罗爱文嚼着麻辣烫，目光无意间越过赵左右的肩膀，定格在几米外的黑色铁围栏外。 罗爱文拍了拍胸脯，顶着一头蓬松的爆炸头眉飞色舞。 罗爱文从怀里掏（核心台词：赵左右：“拿稳，别撒了啊。来，爱文你先尝尝。” ／ 罗爱文：“哦了。” ／ 罗爱文：“咱毕业了，就再也没有围栏挡着咱了。到时候啥也不用偷着吃。太带劲了。就冲这一口麻辣烫，以后不管你啥忙，我肯定帮你。”）</w:t>
-              <w:br/>
-              <w:t>• 【1-13　内　长林八中·教导主任办公室及门外走廊 — 日】教导主任办公室门外，赵左右、罗爱文和几个男生正把脑袋叠罗汉似的挤在门缝与走廊玻璃窗边，屏住呼吸往里偷看。</w:t>
-              <w:br/>
-              <w:t>• 【1-14　内　长林八中·教学楼走廊 — 日】这时，赵左右和罗爱文从走廊两侧一左一右快步贴了上来，把荀未来夹在中间。赵左右满脸崇拜地双手抱拳作揖。 荀未来斜睨了一眼又习惯性替人揽活的16岁自己，伸手按住他的肩膀，转头把任务派给了旁边的罗爱文。 说完，荀未来带着赵左右大步流星地继续往前走，把罗爱文一个人晾在了原地。罗爱文先是气鼓鼓地鼓起腮帮子抱怨，可不到半秒又双手捧脸娇羞地笑出了声，冲着两人的背影奋力挥手。（核心台词：荀未来：“你写？写什么写？赵左右，你以后这样会一直吃亏的。罗爱文，你写。” ／ 罗爱文：“我还有大事要干。好生气呀。但是好喜欢。苟哥！我一定会好好完成任务的！”）</w:t>
-              <w:br/>
-              <w:t>• 【1-25　内　长林八中·高一二班教室 — 日】赵左右一脸莫名其妙地看着他没有吭声。荀未来转头看向旁边埋头整理笔记的陈明，又看向另一侧的罗爱文。 罗爱文瞬间像被击中了天灵盖，满眼崇拜地握紧拳头。 三言两语搞定罗爱文后，荀未来再次转回身，步步紧逼地看向赵左右。 赵左右叫上陈明往教室外走去。座位上只剩下罗爱文一个人咬着笔杆，对着三千字检讨书苦苦揣摩大哥的文风。（核心台词：荀未来：“陈明，你肯定选理科，对吧？爱文，你呢？” ／ 罗爱文：“我……反正我爸是要送我出国的嘛。” ／ 罗爱文：“苟哥！没想到我只说了这一句话，你就能分析出来这么多。你真是这个世界上最懂我的人！我决定了，跟你学文！”）</w:t>
-              <w:br/>
-              <w:t>• 【1-28　外　长林八中·红砖教学楼正门大台阶 — 日】赵左右顺着他的视线回头。只见身穿棕褐毛领外套的罗爱文和身穿羽绒背心的陈明正一前一后走上台阶。两人没有先理会赵左右，而是径直走到荀未来面前。 丢下这句话，赵左右头也不回地转身走下台阶。陈明和罗爱文面面相觑，连忙转身追着赵左右去了。空旷的大台阶上只剩下荀未来孤零零一人。他脱力般重新跌坐回冰冷的台阶阴影里，手伸进衣兜，掏出一盒白色的胃药，怔怔地看了许久。（核心台词：赵左右：“苟哥，其实早上你为了我和爱文，挡在戴主任面前的时候，就已经是我兄弟了。” ／ 罗爱文：“苟哥，你没事吧？检讨书我写完了，放进你书桌膛里了。”）</w:t>
-              <w:br/>
-              <w:t>• 【1-33　内　赵左右家·赵左右房间 — 夜】贴满热血动漫海报的小卧室里亮着暖黄的台灯。那只透明蓝盒太空生日蛋糕被放在床前的矮柜上。赵左右坐在单人木床沿上，把沉甸甸的黑色双肩书包放到膝头，刺啦一声拉开拉链——里面竟然被塞得满满当当。 他先从书包里掏出一本厚厚的《Harry Potter》英文原版书，书页间掉出一张手写贺卡。卡片上用马克笔龙飞凤舞地写着祝福，偏偏把「Surprise!」少写了一个字母拼成了「Suprise!」。赵左右看着那行熟悉的错别字，原本郁结了一下午的心头阴霾瞬间一扫而空，扑哧一声笑了出来。（核心台词：赵左右：“Surprise还拼错了，倒也算是你罗爱文的防伪标记。” ／ 赵左右：“那这蛋糕……如果不是陈明和罗爱文送的，那会不会是……”）</w:t>
-              <w:br/>
-              <w:t>• 【1-38　内/外　2008冬夜多空间群像（漫画屋房间·罗爱文家·办公室·赵家主卧·家属院） — 夜/晨】漫画屋洗手间镜子前，荀未来看着镜中41岁的自己，身后衣架上挂着那件蓝白相间的长林八中校服；欧式豪宅餐厅里，身穿黑白条纹毛衣的罗爱文正陪着家人吃饭。</w:t>
-              <w:br/>
-              <w:t>• 【1-39　外　长林八中·黑色铁围栏边 — 日】清晨的校园铁围栏旁，身穿米白红条纹羽绒服的赵左右正拎着一袋热乎乎的早点站在栏杆内侧张望。身穿红褐连帽外套配校服的荀未来从步道另一侧走过来。（核心台词：赵左右：“你说罗爱文啊？他被戴主任按在办公室里复习呢，我给他带点。”）</w:t>
-              <w:br/>
-              <w:t>• 【1-40　外　长林八中·校园步道 — 日】荀未来走到赵左右身旁，两人很自然地并肩顺着覆雪的校园步道往教学楼方向走去。早已消了气的赵左右一边走，一边像个小大人似的操心起荀未来的胃。 两人一高一低、说说笑笑地并肩向教学楼深处走去。（核心台词：赵左右：“想好了吗？准备选文吗？你胃好点了吗？你以后呀，也别吃口味这么重的东西了，对你的胃不好。我给罗爱文带的。”）</w:t>
-            </w:r>
-          </w:p>
-        </w:tc>
-      </w:tr>
-      <w:tr>
-        <w:trPr>
-          <w:cantSplit/>
-        </w:trPr>
-        <w:tc>
-          <w:tcPr>
-            <w:tcW w:type="dxa" w:w="2376"/>
-            <w:vAlign w:val="center"/>
-            <w:tcMar>
-              <w:top w:w="105" w:type="dxa"/>
-              <w:bottom w:w="105" w:type="dxa"/>
-              <w:left w:w="145" w:type="dxa"/>
-              <w:right w:w="145" w:type="dxa"/>
-            </w:tcMar>
-            <w:shd w:fill="F7FAFC"/>
-          </w:tcPr>
-          <w:p>
-            <w:pPr>
-              <w:spacing w:before="40" w:after="40" w:line="341" w:lineRule="auto"/>
-              <w:jc w:val="center"/>
-            </w:pPr>
-            <w:r/>
-            <w:r>
-              <w:rPr>
-                <w:rFonts w:ascii="Times New Roman" w:hAnsi="Times New Roman" w:eastAsia="宋体"/>
-                <w:b/>
-                <w:color w:val="191919"/>
-                <w:sz w:val="19"/>
-              </w:rPr>
-              <w:t>EP02《第三个雪人》</w:t>
-            </w:r>
-          </w:p>
-        </w:tc>
-        <w:tc>
-          <w:tcPr>
-            <w:tcW w:type="dxa" w:w="7992"/>
-            <w:vAlign w:val="center"/>
-            <w:tcMar>
-              <w:top w:w="105" w:type="dxa"/>
-              <w:bottom w:w="105" w:type="dxa"/>
-              <w:left w:w="145" w:type="dxa"/>
-              <w:right w:w="145" w:type="dxa"/>
-            </w:tcMar>
-            <w:shd w:fill="F7FAFC"/>
-          </w:tcPr>
-          <w:p>
-            <w:pPr>
-              <w:spacing w:before="40" w:after="40" w:line="341" w:lineRule="auto"/>
-              <w:jc w:val="left"/>
-            </w:pPr>
-            <w:r/>
-            <w:r>
-              <w:rPr>
-                <w:rFonts w:ascii="Times New Roman" w:hAnsi="Times New Roman" w:eastAsia="宋体"/>
-                <w:b w:val="0"/>
-                <w:color w:val="191919"/>
-                <w:sz w:val="19"/>
-              </w:rPr>
-              <w:t>• 【2-6　内　长林八中·高一十班教室 — 日】早读课前的高一十班教室。班长陈明双手费力地抱着一大摞练习册走进教室，戴眼镜的罗爱文连忙热心地迎上前接过一半。 座位上的罗爱文看着空白的表格抓耳挠腮，转过身向后排的荀未来求救。（核心台词：罗爱文：“我来，我来，我来。” ／ 罗爱文：“来不及了，借我抄一下。” ／ 罗爱文：“写理由，没有写检讨这种充实的快感。”）</w:t>
-              <w:br/>
-              <w:t>• 【2-7　外　2033年陈明告别仪式大厅外（闪回） — 日】【闪回·2033年】冬日晴空下，陈明（1992—2033）告别仪式已结束的电子挽联大屏立在台阶旁。41岁的赵左右身穿黑色大衣站在电子屏前，凝视着屏幕上不断滚动的昔日高中同学吊唁弹幕（“先生送出白包 安息”、“王一漫女士送出白包 安息”、“女士送出白包 一路走好”）。（核心台词：荀未来（画外音）：“罗爱文就不指望了；三班，二班肖途，还是八班有钱，吃上实体风红利，公司都上市了。不过要说混得最好的，还是——王一漫。”）</w:t>
-              <w:br/>
-              <w:t>• 【2-9　内　长林八中·学生食堂 — 日】端着餐盘走过来的赵左右和罗爱文恰好听见尾巴，赵左右一脸茫然地指了指自己，罗爱文也满头雾水。（核心台词：罗爱文：“我怎么不知道，左右家有人干媒体的？” ／ 罗爱文：“一漫不来食堂吃饭。”）</w:t>
-            </w:r>
-          </w:p>
-        </w:tc>
-      </w:tr>
-      <w:tr>
-        <w:trPr>
-          <w:cantSplit/>
-        </w:trPr>
-        <w:tc>
-          <w:tcPr>
-            <w:tcW w:type="dxa" w:w="2376"/>
-            <w:vAlign w:val="center"/>
-            <w:tcMar>
-              <w:top w:w="105" w:type="dxa"/>
-              <w:bottom w:w="105" w:type="dxa"/>
-              <w:left w:w="145" w:type="dxa"/>
-              <w:right w:w="145" w:type="dxa"/>
-            </w:tcMar>
-          </w:tcPr>
-          <w:p>
-            <w:pPr>
-              <w:spacing w:before="40" w:after="40" w:line="341" w:lineRule="auto"/>
-              <w:jc w:val="center"/>
-            </w:pPr>
-            <w:r/>
-            <w:r>
-              <w:rPr>
-                <w:rFonts w:ascii="Times New Roman" w:hAnsi="Times New Roman" w:eastAsia="宋体"/>
-                <w:b/>
-                <w:color w:val="191919"/>
-                <w:sz w:val="19"/>
-              </w:rPr>
-              <w:t>EP03《少年的决定》</w:t>
-            </w:r>
-          </w:p>
-        </w:tc>
-        <w:tc>
-          <w:tcPr>
-            <w:tcW w:type="dxa" w:w="7992"/>
-            <w:vAlign w:val="center"/>
-            <w:tcMar>
-              <w:top w:w="105" w:type="dxa"/>
-              <w:bottom w:w="105" w:type="dxa"/>
-              <w:left w:w="145" w:type="dxa"/>
-              <w:right w:w="145" w:type="dxa"/>
-            </w:tcMar>
-          </w:tcPr>
-          <w:p>
-            <w:pPr>
-              <w:spacing w:before="40" w:after="40" w:line="341" w:lineRule="auto"/>
-              <w:jc w:val="left"/>
-            </w:pPr>
-            <w:r/>
-            <w:r>
-              <w:rPr>
-                <w:rFonts w:ascii="Times New Roman" w:hAnsi="Times New Roman" w:eastAsia="宋体"/>
-                <w:b w:val="0"/>
-                <w:color w:val="191919"/>
-                <w:sz w:val="19"/>
-              </w:rPr>
-              <w:t>• 【3-6　外/内　2033年长林数字公墓（闪回）与2008年高一十班教室 — 日】电子墓碑屏幕顶部清晰显示着“告别仪式已结束 THE FUNERAL HAS ENDED”，正中央是陈明的黑白遗照与“陈明 先生 (1994-2033)”字样，屏幕四周实时滚动飘过昔日老同学们的电子白包弹幕：“罗爱文先生送出白包 安息”、“周日桃女士送出白包”、“荀未来先生送出白包 节哀”、“肖途先生送出白包 逝者已矣 节哀”、“管凤钦女士送出白包 一路走好”。</w:t>
-              <w:br/>
-              <w:t>• 【3-15　外/内　三条鱼漫画屋·门口与一楼补习长桌（寒假补习：1月28日晨） — 日】清晨，三条鱼漫画屋的卷帘门哗啦一声拉起。门外雪地里，身穿深棕棉服内搭纯白连帽卫衣的16岁赵左右、烫着一头蓬松爆炸头穿米灰毛领外套的罗爱文，以及摘下眼镜穿墨绿拼黑立领外套的陈明三人并排站立，手里各举着热气腾腾的包子油条。 赵左右、罗爱文与陈明三人突然齐刷刷抬起手臂指向门口的荀未来，摇头晃脑地合唱耍宝。 身穿黑色满印白色猫咪毛衣的荀未来指着罗爱文那头喜感十足的爆炸头忍俊不禁。 罗爱文摩拳擦掌地翻开崭新的数学笔记本。 陈明直接无视了罗爱文的问题，翻开手里的联考题集。 话音刚落，罗爱文握着笔在空白的横线笔记本第一行郑重其事（核心台词：赵左右＆罗爱文＆陈明：“是我该死的温柔，吓到你了吗？” ／ 罗爱文：“你滚！” ／ 罗爱文：“陈老师，我准备好了，开始吧！什么叫等差数列啊？”）</w:t>
-              <w:br/>
-              <w:t>• 【3-16　内　三条鱼漫画屋·书架过道与补习木桌区（小沈阳围巾试探与三代拉锯） — 日】赵了转头瞥见远处趴在课桌上睡得四仰八叉的爆炸头罗爱文，幽默地顿了顿。 趴在桌上的罗爱文迷迷糊糊地抬起头揉了揉眼睛。 赵左右与罗爱文齐齐向陈明鞠了一躬。 赵左右与罗爱文嬉笑着跑出漫画屋。赵了端着珍珠奶茶走到玻璃门口回头看向荀未来，荀未来抬起右手，用两根手指指了指自己的眼睛又指向赵了，做出严厉警告的手势。（核心台词：罗爱文：“完事了啊？” ／ 赵左右＆罗爱文：“老师再见！”）</w:t>
-              <w:br/>
-              <w:t>• 【3-19　内　电影院·售票大厅（荀未来替赵左右约王一漫坐摩天轮） — 日】说话间，身穿棕橙色格纹内衬连帽棉服的16岁赵左右与穿黄蓝拼色羽绒服的罗爱文兴冲冲地走进大厅。 赵左右、罗爱文去经理室取票，尚雪去洗手间，大厅原地只剩下王一漫与荀未来两人。王一漫转头看向荀未来。（核心台词：罗爱文：“我帮你拿！”）</w:t>
-              <w:br/>
-              <w:t>• 【3-20　内　电影院·3号放映厅（《长江七号》观影与零食填鸭） — 日】3号放映厅内灯光暗下，大银幕上正在放映周星驰电影《长江七号》。王一漫与尚雪并排坐在前排，罗爱文、赵左右与荀未来坐在正后排。</w:t>
-              <w:br/>
-              <w:t>• 【3-25　内　电影院·男洗手间与走廊（反锁隔间与散场） — 黄昏】恰在此时，3号放映厅大门打开，电影《长江七号》散场。罗爱文一边抽着纸巾抹眼泪一边走出来，王一漫与尚雪也走出放映厅四下张望。（核心台词：罗爱文：“不行，我得缓缓，太感人了……”）</w:t>
-              <w:br/>
-              <w:t>• 【3-26　内　电影院·男洗手间与放映厅外走廊（赵了摆立牌支走王一漫三人） — 夜】随后，赵了转身走到3号放映厅外正在张望的王一漫、尚雪与罗爱文面前。 目送王一漫、尚雪与罗爱文三人离开走廊后，66岁的赵了气定神闲地转过身，推门走进了男洗手间。（核心台词：王一漫＆尚雪＆罗爱文：“对，爷爷好。” ／ 王一漫：“谢谢爷爷。爱文，那我们就先回去了，拜拜。” ／ 罗爱文：“爷爷，那我也先走了，拜拜……太悲伤了。”）</w:t>
-            </w:r>
-          </w:p>
-        </w:tc>
-      </w:tr>
-      <w:tr>
-        <w:trPr>
-          <w:cantSplit/>
-        </w:trPr>
-        <w:tc>
-          <w:tcPr>
-            <w:tcW w:type="dxa" w:w="2376"/>
-            <w:vAlign w:val="center"/>
-            <w:tcMar>
-              <w:top w:w="105" w:type="dxa"/>
-              <w:bottom w:w="105" w:type="dxa"/>
-              <w:left w:w="145" w:type="dxa"/>
-              <w:right w:w="145" w:type="dxa"/>
-            </w:tcMar>
-            <w:shd w:fill="F7FAFC"/>
-          </w:tcPr>
-          <w:p>
-            <w:pPr>
-              <w:spacing w:before="40" w:after="40" w:line="341" w:lineRule="auto"/>
-              <w:jc w:val="center"/>
-            </w:pPr>
-            <w:r/>
-            <w:r>
-              <w:rPr>
-                <w:rFonts w:ascii="Times New Roman" w:hAnsi="Times New Roman" w:eastAsia="宋体"/>
-                <w:b/>
-                <w:color w:val="191919"/>
-                <w:sz w:val="19"/>
-              </w:rPr>
-              <w:t>EP04《避风港争夺战》</w:t>
-            </w:r>
-          </w:p>
-        </w:tc>
-        <w:tc>
-          <w:tcPr>
-            <w:tcW w:type="dxa" w:w="7992"/>
-            <w:vAlign w:val="center"/>
-            <w:tcMar>
-              <w:top w:w="105" w:type="dxa"/>
-              <w:bottom w:w="105" w:type="dxa"/>
-              <w:left w:w="145" w:type="dxa"/>
-              <w:right w:w="145" w:type="dxa"/>
-            </w:tcMar>
-            <w:shd w:fill="F7FAFC"/>
-          </w:tcPr>
-          <w:p>
-            <w:pPr>
-              <w:spacing w:before="40" w:after="40" w:line="341" w:lineRule="auto"/>
-              <w:jc w:val="left"/>
-            </w:pPr>
-            <w:r/>
-            <w:r>
-              <w:rPr>
-                <w:rFonts w:ascii="Times New Roman" w:hAnsi="Times New Roman" w:eastAsia="宋体"/>
-                <w:b w:val="0"/>
-                <w:color w:val="191919"/>
-                <w:sz w:val="19"/>
-              </w:rPr>
-              <w:t>• 【4-9　内/外　三条鱼漫画屋里间、风雪街头与飞霞路电话亭（多线交叉剪辑） — 夜】【三条鱼漫画屋·里间】蓝格布帘半掩的里间内，身穿米白色半拉链连帽卫衣的41岁荀未来盘腿坐在单人木板床上，正神色焦急地举着手机给罗爱文打电话；床边的小书桌台灯下，约莫十岁、身穿棕灰几何提花毛衣的漫画屋算账小孩正气定神闲地趴在桌前写寒假作业。 【风雪街头】身穿纯白色立领羽绒服的16岁罗爱文正站在漫天飞雪的马路边，一边举着手机接听一边焦急地四下张望。（核心台词：荀未来：“喂，罗爱文！赵左右找你了吗？他跟他爸吵架跑出来了！” ／ 罗爱文：“没来我家啊！我也在街上找呢，这大冷天的他能去哪儿啊？”）</w:t>
-              <w:br/>
-              <w:t>• 【4-11　内/外　八中后街·砂锅麻辣烫店与店外风雪街头 — 夜】【店外风雪街头】荀未来快步走出麻辣烫店，先前被他派去501室赵家楼下打探动静的陈明与罗爱文迎面跑了过来。（核心台词：罗爱文：“荀哥，我们刚去左右家楼下看过了，他爸妈屋里灯亮着，也没出来找人啊！”）</w:t>
-              <w:br/>
-              <w:t>• 【4-16　内　三条鱼漫画屋·里间账桌与一楼阅读区 — 日】一旁身穿浅灰拼深灰拉链运动外套（左胸印有“FANS RECENT”字样）的死党罗爱文早就双眼放光地凑了上来，伸手从全家桶里抓出一只金黄酥脆的原味炸鸡腿，大口啃得满嘴流油。 正啃着鸡腿的罗爱文连忙举着鸡腿凑过来帮腔。 荀未来急火攻心，一把从罗爱文手里夺过那只炸鸡腿举在自己与赵左右之间，斩钉截铁地喝道。 没心没肺的罗爱文还捧着全家桶追到门口朝外喊：“左右，下次让赵爷爷买点披萨！” 荀未来气得七窍生烟，抬起一脚照着罗爱文的屁股踹了过去。（核心台词：罗爱文：“就是啊！要不你爸妈怎么一晚上没找你啊？实在不行你上我家住去，我帮你和你爸妈对抗到底！”）</w:t>
-            </w:r>
-          </w:p>
-        </w:tc>
-      </w:tr>
-      <w:tr>
-        <w:trPr>
-          <w:cantSplit/>
-        </w:trPr>
-        <w:tc>
-          <w:tcPr>
-            <w:tcW w:type="dxa" w:w="2376"/>
-            <w:vAlign w:val="center"/>
-            <w:tcMar>
-              <w:top w:w="105" w:type="dxa"/>
-              <w:bottom w:w="105" w:type="dxa"/>
-              <w:left w:w="145" w:type="dxa"/>
-              <w:right w:w="145" w:type="dxa"/>
-            </w:tcMar>
-          </w:tcPr>
-          <w:p>
-            <w:pPr>
-              <w:spacing w:before="40" w:after="40" w:line="341" w:lineRule="auto"/>
-              <w:jc w:val="center"/>
-            </w:pPr>
-            <w:r/>
-            <w:r>
-              <w:rPr>
-                <w:rFonts w:ascii="Times New Roman" w:hAnsi="Times New Roman" w:eastAsia="宋体"/>
-                <w:b/>
-                <w:color w:val="191919"/>
-                <w:sz w:val="19"/>
-              </w:rPr>
-              <w:t>EP06《暖雪》</w:t>
-            </w:r>
-          </w:p>
-        </w:tc>
-        <w:tc>
-          <w:tcPr>
-            <w:tcW w:type="dxa" w:w="7992"/>
-            <w:vAlign w:val="center"/>
-            <w:tcMar>
-              <w:top w:w="105" w:type="dxa"/>
-              <w:bottom w:w="105" w:type="dxa"/>
-              <w:left w:w="145" w:type="dxa"/>
-              <w:right w:w="145" w:type="dxa"/>
-            </w:tcMar>
-          </w:tcPr>
-          <w:p>
-            <w:pPr>
-              <w:spacing w:before="40" w:after="40" w:line="341" w:lineRule="auto"/>
-              <w:jc w:val="left"/>
-            </w:pPr>
-            <w:r/>
-            <w:r>
-              <w:rPr>
-                <w:rFonts w:ascii="Times New Roman" w:hAnsi="Times New Roman" w:eastAsia="宋体"/>
-                <w:b w:val="0"/>
-                <w:color w:val="191919"/>
-                <w:sz w:val="19"/>
-              </w:rPr>
-              <w:t>• 【6-7　外/内　长林八中·铁栏杆外、美营租车行、保卫室与储藏室 — 夜】保安室桌上的座机电话突然响起，学校保安拿起听筒接听。街边打印店门外，荀未来手里拿着刚让打印店做好的假工作证——证件上写着“《长林电视台》跨年节目组 导演组 罗爱文”，贴的却是荀未来自己的照片，正一边往外走一边举着手机给学校保安打电话。 居民区路口，身穿墨绿色三线羽绒服的罗爱文等候在路边，将家里找来的一把皮卡车钥匙递到荀未来手中。 罗爱文拍了拍胸口，豪爽地摆了摆手。 荀未来感激地拍了拍罗爱文的胳膊，两人互道新年祝福。（核心台词：罗爱文：“荀哥，车钥匙。” ／ 罗爱文：“没事儿，有事您随时吩咐。” ／ 罗爱文：“放心吧，都安排好了。今天晚上，保证戴主任感动到睡不着觉。”）</w:t>
-            </w:r>
-          </w:p>
-        </w:tc>
-      </w:tr>
-      <w:tr>
-        <w:trPr>
-          <w:cantSplit/>
-        </w:trPr>
-        <w:tc>
-          <w:tcPr>
-            <w:tcW w:type="dxa" w:w="2376"/>
-            <w:vAlign w:val="center"/>
-            <w:tcMar>
-              <w:top w:w="105" w:type="dxa"/>
-              <w:bottom w:w="105" w:type="dxa"/>
-              <w:left w:w="145" w:type="dxa"/>
-              <w:right w:w="145" w:type="dxa"/>
-            </w:tcMar>
-            <w:shd w:fill="F7FAFC"/>
-          </w:tcPr>
-          <w:p>
-            <w:pPr>
-              <w:spacing w:before="40" w:after="40" w:line="341" w:lineRule="auto"/>
-              <w:jc w:val="center"/>
-            </w:pPr>
-            <w:r/>
-            <w:r>
-              <w:rPr>
-                <w:rFonts w:ascii="Times New Roman" w:hAnsi="Times New Roman" w:eastAsia="宋体"/>
-                <w:b/>
-                <w:color w:val="191919"/>
-                <w:sz w:val="19"/>
-              </w:rPr>
-              <w:t>EP07《舒图来了》</w:t>
-            </w:r>
-          </w:p>
-        </w:tc>
-        <w:tc>
-          <w:tcPr>
-            <w:tcW w:type="dxa" w:w="7992"/>
-            <w:vAlign w:val="center"/>
-            <w:tcMar>
-              <w:top w:w="105" w:type="dxa"/>
-              <w:bottom w:w="105" w:type="dxa"/>
-              <w:left w:w="145" w:type="dxa"/>
-              <w:right w:w="145" w:type="dxa"/>
-            </w:tcMar>
-            <w:shd w:fill="F7FAFC"/>
-          </w:tcPr>
-          <w:p>
-            <w:pPr>
-              <w:spacing w:before="40" w:after="40" w:line="341" w:lineRule="auto"/>
-              <w:jc w:val="left"/>
-            </w:pPr>
-            <w:r/>
-            <w:r>
-              <w:rPr>
-                <w:rFonts w:ascii="Times New Roman" w:hAnsi="Times New Roman" w:eastAsia="宋体"/>
-                <w:b w:val="0"/>
-                <w:color w:val="191919"/>
-                <w:sz w:val="19"/>
-              </w:rPr>
-              <w:t>• 【7-1　外/内　都市高楼·商务车与后台化妆间（2035） — 日/昏】话音未落，掌心里的手机再次剧烈震动起来，屏幕亮起“老罗”的来电显示。赵左右深吸一口气，划开接听键放到耳边。 电话听筒里瞬间炸开老罗惊惶失措的呼喊声。（核心台词：赵左右：“喂，老罗。” ／ 老罗（电话音）：“不好了老赵，图图出事了！”）</w:t>
-            </w:r>
-          </w:p>
-        </w:tc>
-      </w:tr>
-      <w:tr>
-        <w:trPr>
-          <w:cantSplit/>
-        </w:trPr>
-        <w:tc>
-          <w:tcPr>
-            <w:tcW w:type="dxa" w:w="2376"/>
-            <w:vAlign w:val="center"/>
-            <w:tcMar>
-              <w:top w:w="105" w:type="dxa"/>
-              <w:bottom w:w="105" w:type="dxa"/>
-              <w:left w:w="145" w:type="dxa"/>
-              <w:right w:w="145" w:type="dxa"/>
-            </w:tcMar>
-          </w:tcPr>
-          <w:p>
-            <w:pPr>
-              <w:spacing w:before="40" w:after="40" w:line="341" w:lineRule="auto"/>
-              <w:jc w:val="center"/>
-            </w:pPr>
-            <w:r/>
-            <w:r>
-              <w:rPr>
-                <w:rFonts w:ascii="Times New Roman" w:hAnsi="Times New Roman" w:eastAsia="宋体"/>
-                <w:b/>
-                <w:color w:val="191919"/>
-                <w:sz w:val="19"/>
-              </w:rPr>
-              <w:t>EP09《人生失控》</w:t>
-            </w:r>
-          </w:p>
-        </w:tc>
-        <w:tc>
-          <w:tcPr>
-            <w:tcW w:type="dxa" w:w="7992"/>
-            <w:vAlign w:val="center"/>
-            <w:tcMar>
-              <w:top w:w="105" w:type="dxa"/>
-              <w:bottom w:w="105" w:type="dxa"/>
-              <w:left w:w="145" w:type="dxa"/>
-              <w:right w:w="145" w:type="dxa"/>
-            </w:tcMar>
-          </w:tcPr>
-          <w:p>
-            <w:pPr>
-              <w:spacing w:before="40" w:after="40" w:line="341" w:lineRule="auto"/>
-              <w:jc w:val="left"/>
-            </w:pPr>
-            <w:r/>
-            <w:r>
-              <w:rPr>
-                <w:rFonts w:ascii="Times New Roman" w:hAnsi="Times New Roman" w:eastAsia="宋体"/>
-                <w:b w:val="0"/>
-                <w:color w:val="191919"/>
-                <w:sz w:val="19"/>
-              </w:rPr>
-              <w:t>• 【9-4　外/内　长林八中·校园主干道与教学楼走廊 — 日】走廊前方，身穿灰蓝拼色羽绒服套校服的罗爱文正站在教室门外，看见荀未来跑来，立刻眉开眼笑地挥手招呼。（核心台词：罗爱文：“荀哥！”）</w:t>
-              <w:br/>
-              <w:t>• 【9-5　内　长林八中·高一十班（文科班）教室 — 日】重新分班后的高一十班（文科班）教室内，黑板正中央贴着一张写满名字的文科班新座位表。脱下羽绒服抱在胸前的荀未来与罗爱文并排站在黑板前，仰头看着讲台正前方第一排紧挨着的“荀未来”、“罗爱文”、“赵左右”三个名字，荀未来苦着脸连连叹气。 罗爱文伸手指着黑板上的座位表从左到右找了一圈，满脸疑惑地挠了挠头。 荀未来没好气地转头白了罗爱文一眼。 话音刚落，身穿深蓝色针织开衫、系着花丝巾的教导主任兼新班主任戴娟夹着红色备课本走进教室，抬手朝黑板前扎堆的学生们挥了挥。荀未来与罗爱文对视一眼，异口同声地苦笑吐出两个字：“果然。” 戴（核心台词：罗爱文：“哎？我咋没看着陈明呢？”）</w:t>
-              <w:br/>
-              <w:t>• 【9-6　内　长林八中·学校食堂 — 日】中午的学校食堂人声鼎沸。荀未来站在食堂门边的柱子旁，一手捂着隐隐作痛的胃部，一手拿着水杯仰头咽下两粒胃药。罗爱文端着空盘子从里面慌慌张张地跑出来，一把抓住荀未来的胳膊就往里拽。 罗爱文咽了口唾沫，伸手指向食堂就餐区深处，声音都在发颤。（核心台词：罗爱文：“荀哥荀哥荀哥！活见鬼了！” ／ 罗爱文：“左右变陈明了！”）</w:t>
-              <w:br/>
-              <w:t>• 【9-7　内　长林八中·高一十班与高一八班教室及男洗手间 — 日】课间男洗手间内，陈明站在小便池前。罗爱文推开隔间门走出来，整理好衣服凑到陈明身旁笑嘻嘻地搭话。 罗爱文走到洗手池前拧开水龙头洗手，热心地招呼老朋友常回十班串门。 罗爱文甩了甩手上的水珠，转过头看着满脸倦容的陈明，半开玩笑半认真地拍了拍他的肩膀叮嘱，随后转身走出洗手间。（核心台词：罗爱文：“嘿，一个人在八班孤单吧？” ／ 罗爱文：“没事啊，有空就回十班看看，哥几个都在呢。” ／ 罗爱文：“哎，也是。你也就在上厕所的时候能把眼睛从书上挪开了。没事你得多上上厕所，好，别哪天再累过去了。我走了啊。”）</w:t>
-            </w:r>
-          </w:p>
-        </w:tc>
-      </w:tr>
-      <w:tr>
-        <w:trPr>
-          <w:cantSplit/>
-        </w:trPr>
-        <w:tc>
-          <w:tcPr>
-            <w:tcW w:type="dxa" w:w="2376"/>
-            <w:vAlign w:val="center"/>
-            <w:tcMar>
-              <w:top w:w="105" w:type="dxa"/>
-              <w:bottom w:w="105" w:type="dxa"/>
-              <w:left w:w="145" w:type="dxa"/>
-              <w:right w:w="145" w:type="dxa"/>
-            </w:tcMar>
-            <w:shd w:fill="F7FAFC"/>
-          </w:tcPr>
-          <w:p>
-            <w:pPr>
-              <w:spacing w:before="40" w:after="40" w:line="341" w:lineRule="auto"/>
-              <w:jc w:val="center"/>
-            </w:pPr>
-            <w:r/>
-            <w:r>
-              <w:rPr>
-                <w:rFonts w:ascii="Times New Roman" w:hAnsi="Times New Roman" w:eastAsia="宋体"/>
-                <w:b/>
-                <w:color w:val="191919"/>
-                <w:sz w:val="19"/>
-              </w:rPr>
-              <w:t>EP10《只要我想》</w:t>
-            </w:r>
-          </w:p>
-        </w:tc>
-        <w:tc>
-          <w:tcPr>
-            <w:tcW w:type="dxa" w:w="7992"/>
-            <w:vAlign w:val="center"/>
-            <w:tcMar>
-              <w:top w:w="105" w:type="dxa"/>
-              <w:bottom w:w="105" w:type="dxa"/>
-              <w:left w:w="145" w:type="dxa"/>
-              <w:right w:w="145" w:type="dxa"/>
-            </w:tcMar>
-            <w:shd w:fill="F7FAFC"/>
-          </w:tcPr>
-          <w:p>
-            <w:pPr>
-              <w:spacing w:before="40" w:after="40" w:line="341" w:lineRule="auto"/>
-              <w:jc w:val="left"/>
-            </w:pPr>
-            <w:r/>
-            <w:r>
-              <w:rPr>
-                <w:rFonts w:ascii="Times New Roman" w:hAnsi="Times New Roman" w:eastAsia="宋体"/>
-                <w:b w:val="0"/>
-                <w:color w:val="191919"/>
-                <w:sz w:val="19"/>
-              </w:rPr>
-              <w:t>• 【10-1　内/外　长林八中高一十班教室与操场铁栅栏外 — 日】清晨的长林八中校园，晨光掠过孔子汉白玉雕像与教学楼。高一十班教室内，课桌上堆满高耸的复习书本，身穿蓝白校服内搭灰色连帽卫衣的十六岁赵左右正低头全神贯注地刷题。四十一岁的荀未来手臂上搭着深棕色羽绒服、单肩背着书包从后门走进教室，径直走到赵左右课桌旁，俯下身凑到他耳边低声招呼。 赵左右握笔的手停顿了一下，被荀未来身上的隔夜酒气呛得抬起右手虚掩住嘴唇轻咳了一声，眉头微蹙着转头避开视线，垂眸低语。（核心台词：荀未来：“你就别跟我装客气了，咱俩第一次见面的时候，你不就跟罗爱文在操场上偷吃东西呢？走。”）</w:t>
-              <w:br/>
-              <w:t>• 【10-5　外/内　教学楼外广场·高一十班门外与男洗手间 — 夜】夜幕降临，身穿棕褐色厚羽绒服的罗爱文从教学楼玻璃大门走出来。早已穿好砖红色连帽羽绒服守在树下的荀未来立刻招手唤住他。 罗爱文快步跑上前，好奇地询问。 荀未来一脸凝重地盯着罗爱文的眼睛，抛出了一个关乎兄弟生死的问题。 罗爱文连半秒都没犹豫，拍着胸脯斩钉截铁地回答。 荀未来领着罗爱文悄悄摸到高一十班教室后门外，伸手往教室里一指——只见空荡荡的教室里只亮着一排灯，十六岁的赵左右正独自埋头在高耸如山的书堆后疯狂演算着陈明留给他的那本绿色封面《数学答案略集锦（NOTES）》。罗爱文扒着门框看了一眼，恍然大悟地转头看向荀未来。（核心台词：罗爱文：“咋了，荀哥？” ／ 罗爱文：“那肯定死也得救啊！谁欺负他了？” ／ 罗爱文：“荀哥，原来是咱当坏人啊？”）</w:t>
-              <w:br/>
-              <w:t>• 【10-8　内　长林八中·高一十班教室（开学考放榜与历史课） — 日】第一排的罗爱文兴奋地带头高呼一声“好！”，全班同学热烈鼓掌，戴娟脸上也露出了欣慰的笑容。 全班瞬间爆发出雷鸣般的掌声！第一排的荀未来眼珠子差点瞪出来，满脸见了鬼般的不可置信；旁边的罗爱文开心地转过身向赵左右比出双剪刀手庆祝，荀未来回过神后也只得硬挤出笑容朝赵左右竖起大拇指；后排的赵左右嘴角扬起灿烂的笑容，转头看向斜前方的徐图图与王一漫，徐图图开心地朝他弯起眉眼，几人相视而笑。（核心台词：罗爱文：“好！”）</w:t>
-              <w:br/>
-              <w:t>• 【10-9　内/外　学校食堂·教学楼走廊·高一十班与主任办公室 — 日】课间休息的教学楼走廊上人流穿梭，赵左右手里拿着试卷正与罗爱文说话，荀未来快步跑过来在拐角处截住两人，热情地张罗着去广播室捧场。 就在荀未来凑近的瞬间，赵左右鼻翼微动，清晰地闻到了荀未来和罗爱文校服上那股熟悉的男士香水味——正是几天前晚上在漆黑的男洗手间里抢走他《陈明数学答案略集锦》的那个黑影身上的气味！赵左右眼神骤然冰冷如刀，猛地停下脚步一把甩开荀未来的胳膊，转过身死死盯住心虚低头的罗爱文！ 赵左右胸口剧烈起伏，压抑着滔天的怒火，声音低沉得可怕，朝着罗爱文伸出手。 荀未来心里咯噔一下，装傻充愣地打哈哈；旁边的罗爱文（核心台词：赵左右：“你们去吧，我和爱文要去八班问几道数学题。” ／ 赵左右：“我记得你衣服上的味道！那天晚上在厕所里的那个人就是你！罗爱文，我真没想到你是这种人！你自己考倒数第一就算了，还要抢我的复习笔记！” ／ 罗爱文：“什么意思啊？”）</w:t>
-            </w:r>
-          </w:p>
-        </w:tc>
-      </w:tr>
-      <w:tr>
-        <w:trPr>
-          <w:cantSplit/>
-        </w:trPr>
-        <w:tc>
-          <w:tcPr>
-            <w:tcW w:type="dxa" w:w="2376"/>
-            <w:vAlign w:val="center"/>
-            <w:tcMar>
-              <w:top w:w="105" w:type="dxa"/>
-              <w:bottom w:w="105" w:type="dxa"/>
-              <w:left w:w="145" w:type="dxa"/>
-              <w:right w:w="145" w:type="dxa"/>
-            </w:tcMar>
-          </w:tcPr>
-          <w:p>
-            <w:pPr>
-              <w:spacing w:before="40" w:after="40" w:line="341" w:lineRule="auto"/>
-              <w:jc w:val="center"/>
-            </w:pPr>
-            <w:r/>
-            <w:r>
-              <w:rPr>
-                <w:rFonts w:ascii="Times New Roman" w:hAnsi="Times New Roman" w:eastAsia="宋体"/>
-                <w:b/>
-                <w:color w:val="191919"/>
-                <w:sz w:val="19"/>
-              </w:rPr>
-              <w:t>EP11《YOU WIN》</w:t>
-            </w:r>
-          </w:p>
-        </w:tc>
-        <w:tc>
-          <w:tcPr>
-            <w:tcW w:type="dxa" w:w="7992"/>
-            <w:vAlign w:val="center"/>
-            <w:tcMar>
-              <w:top w:w="105" w:type="dxa"/>
-              <w:bottom w:w="105" w:type="dxa"/>
-              <w:left w:w="145" w:type="dxa"/>
-              <w:right w:w="145" w:type="dxa"/>
-            </w:tcMar>
-          </w:tcPr>
-          <w:p>
-            <w:pPr>
-              <w:spacing w:before="40" w:after="40" w:line="341" w:lineRule="auto"/>
-              <w:jc w:val="left"/>
-            </w:pPr>
-            <w:r/>
-            <w:r>
-              <w:rPr>
-                <w:rFonts w:ascii="Times New Roman" w:hAnsi="Times New Roman" w:eastAsia="宋体"/>
-                <w:b w:val="0"/>
-                <w:color w:val="191919"/>
-                <w:sz w:val="19"/>
-              </w:rPr>
-              <w:t>• 【11-9　外/内　长林八中雪地步道·主任办公室·学校食堂与广播室 — 日】中午的学校食堂里，到处都是议论“十班文综作弊哥班长马上要被戴嬷嬷广播通报批评”的哄笑声。赵左右独自一人坐在角落里，一边机械地用筷子挑着面条，一边翻看着那本《梦的解析》。不远处的餐桌旁，罗爱文担心地转头向荀未来请示。 广播喇叭里传出戴娟被打断后不悦的呵斥声。食堂里的赵左右、徐图图、荀未来、罗爱文同时抬起头看向喇叭！（核心台词：罗爱文：“荀哥，咱们要不要去安慰安慰左右啊？”）</w:t>
-              <w:br/>
-              <w:t>• 【11-10　内/外　高一十班走廊·主任办公室重考与走廊掌掴 — 日/夜】赵左右站起身走出教室。走廊宣传栏旁，荀未来、罗爱文、徐图图三人像叠罗汉一样扒在教室后门框边探头偷听。走廊窗前，戴娟双手交叠看着赵左右，宣布了学校的最终决定（正是66岁赵了昨晚在雪地长椅支的那一招）。 下午两点十六分（墙上SANXIN石英钟定格），教导主任办公室内，赵左右独自坐在办公桌前，手握白色圆珠笔在全新的文综试卷与答题卡上奋笔疾书。办公室外窗台下，荀未来、罗爱文、徐图图、王一漫四人整整齐齐地扒着窗沿往里张望，紧张地小声祈祷打气。（核心台词：荀未来＆罗爱文＆徐图图：“能行能行！能成能成！稳住稳住！不会失手吧？”）</w:t>
-            </w:r>
-          </w:p>
-        </w:tc>
-      </w:tr>
-      <w:tr>
-        <w:trPr>
-          <w:cantSplit/>
-        </w:trPr>
-        <w:tc>
-          <w:tcPr>
-            <w:tcW w:type="dxa" w:w="2376"/>
-            <w:vAlign w:val="center"/>
-            <w:tcMar>
-              <w:top w:w="105" w:type="dxa"/>
-              <w:bottom w:w="105" w:type="dxa"/>
-              <w:left w:w="145" w:type="dxa"/>
-              <w:right w:w="145" w:type="dxa"/>
-            </w:tcMar>
-            <w:shd w:fill="F7FAFC"/>
-          </w:tcPr>
-          <w:p>
-            <w:pPr>
-              <w:spacing w:before="40" w:after="40" w:line="341" w:lineRule="auto"/>
-              <w:jc w:val="center"/>
-            </w:pPr>
-            <w:r/>
-            <w:r>
-              <w:rPr>
-                <w:rFonts w:ascii="Times New Roman" w:hAnsi="Times New Roman" w:eastAsia="宋体"/>
-                <w:b/>
-                <w:color w:val="191919"/>
-                <w:sz w:val="19"/>
-              </w:rPr>
-              <w:t>EP13《我与我的宣战》</w:t>
-            </w:r>
-          </w:p>
-        </w:tc>
-        <w:tc>
-          <w:tcPr>
-            <w:tcW w:type="dxa" w:w="7992"/>
-            <w:vAlign w:val="center"/>
-            <w:tcMar>
-              <w:top w:w="105" w:type="dxa"/>
-              <w:bottom w:w="105" w:type="dxa"/>
-              <w:left w:w="145" w:type="dxa"/>
-              <w:right w:w="145" w:type="dxa"/>
-            </w:tcMar>
-            <w:shd w:fill="F7FAFC"/>
-          </w:tcPr>
-          <w:p>
-            <w:pPr>
-              <w:spacing w:before="40" w:after="40" w:line="341" w:lineRule="auto"/>
-              <w:jc w:val="left"/>
-            </w:pPr>
-            <w:r/>
-            <w:r>
-              <w:rPr>
-                <w:rFonts w:ascii="Times New Roman" w:hAnsi="Times New Roman" w:eastAsia="宋体"/>
-                <w:b w:val="0"/>
-                <w:color w:val="191919"/>
-                <w:sz w:val="19"/>
-              </w:rPr>
-              <w:t>• 【13-1　内/外　末班公交车·岁月潭百乐超市与罗爱文家（餐厅与厨房） — 夜】就在荀未来手伸进口袋的刹那，身后超市门帘突然被掀开——身穿黑白绿拼色连帽羽绒服、背着白色双肩包的十六岁罗爱文走了进来，一眼看见拖着大行李箱站在柜台前的荀未来，惊讶地瞪大了眼睛！ 罗爱文苦着脸摇了摇头，满腹牢骚地吐槽起来。 罗爱文梗着脖子据理力争。 罗爱文摆了摆手。 罗爱文脸上掠过一丝富二代少年的尴尬与落寞，挠了挠头实话实说；荀未来一听“家里就我一个人”这七个字，眼睛瞬间亮了起来，直勾勾地盯住了罗爱文！罗爱文被他看得发毛，疑惑地问了一句：“咋了？” 半个小时后，罗爱文宽敞气派的中式精装豪宅餐厅内，换上舒适浅灰麻花毛衣（核心台词：罗爱文：“荀哥？你……来这儿露营啊？” ／ 罗爱文：“哎呀别提了，我每周末晚上都得来这附近一个老外家补英语。” ／ 罗爱文：“我得出国呀！主要是我爸工厂在附近，他跟那老外认识，非得让我来。”）</w:t>
-              <w:br/>
-              <w:t>• 【13-4　内　长林八中·高一十班教室·主任办公室与学校食堂 — 日】中午的学校食堂里，罗爱文与荀未来面对面坐在餐桌旁，桌面上摊着几张杂志策划草稿。罗爱文看着草稿愁眉苦脸地发问。 罗爱文握紧拳头凑上前替两人打气，荀未来目光笃定地冷笑回应。 荀未来神色戒备地低头看了一眼碗里的菠萝，冷淡地道了声谢；旁边的罗爱文开心地认出是菠萝。 罗爱文毫无心机地笑着点头：“啊，我知道，没事。”荀未来却心里咯噔一下（他当然知道自己吃菠萝会浑身起疹子！），连忙垂下眼帘把脸别向一旁，找了个借口推给罗爱文。 旁边的罗爱文好奇地拿起叉子叉了一块放进嘴里，嚼得津津有味，满脸疑惑地看向荀未来。 荀未来气急败坏地冲罗爱（核心台词：戴娟：“赵左右现在什么成绩，你什么成绩啊？你和那个罗爱文回回考试垫底，我还能让你俩去搞什么杂志？” ／ 罗爱文：“荀哥，咱们怎么能在这么短的时间里边搞出一本杂志，还得轰动全校呢？” ／ 罗爱文：“加油，能不能成立杂志社就在此一举了！”）</w:t>
-              <w:br/>
-              <w:t>• 【13-5　内/外　罗爱文家书房·学校过街天桥·红砖通道与复印店 — 夜/日】夜晚，罗爱文家的书房被临时改造成了杂志社秘密编辑部，桌上摆着电脑和打印机，白板上用黑笔写着“《三人行》：1.快 2.准 3.狠｜流量｜电影观后感、对立观点、意见极端”。身穿草绿色半拉链卫衣的荀未来站在白板前，手里拿着策划案，转身朝躺在真皮沙发上的罗爱文豪气一挥手！ 沙发上的罗爱文鲤鱼打挺般一跃而起，拼命鼓掌叫好。 罗爱文憨厚地挠了挠头：“啊？”荀未来拿起白板笔在空中比划着，结合自己在二零三三年浸淫自媒体时代的爆款套路，开启了“快、准、狠”三字诀教学（配合闪回画面）。 荀未来在白板上重重写下一个“快”字。【闪回】荀未（核心台词：罗爱文：“好！” ／ 荀未来：“我跟罗爱文呢办了一个杂志，叫《三人行》。你不是咱市高中的名人嘛，我们想请你拍张照，当首期的封面。” ／ 荀未来：“是这样，我们这个是校园杂志，不盈利的。但是我跟罗爱文可以请你吃饭，你想吃什么都行。”）</w:t>
-              <w:br/>
-              <w:t>• 【13-6　内　八中校长办公室·高一十班教室·洗手间隔间与心理社活动室 — 日】中午的心理社活动教室内，白板上写着“快速情绪急救、情绪的生理机制”与人类大脑结构图。赵左右正带着五名心理社社员围坐自习，教室门突然被一把推开——荀未来带着罗爱文大步流星地走了进来，直接走到赵左右面前拿开他手里的书，一屁股坐在桌角上，笑眯眯地宣布“鸠占鹊巢”！ 荀未来转头跟身旁的罗爱文递了个眼色，罗爱文立刻大声接茬。 荀未来把书递还给赵左右，拍了拍手夫唱妇随地补充；罗爱文在旁边摇头晃脑地背诵孟子名言。 罗爱文扯着嗓子接上后半句。 话音刚落，原本还在抱怨的几名心理社社员瞬间倒戈，纷纷起身举手：“哎哎，我加入，我加入！这（核心台词：罗爱文：“外边草坪！” ／ 罗爱文：“苦其心志，劳其筋骨！”）</w:t>
-              <w:br/>
-              <w:t>• 【13-7　外/内　校园雪地树林·学校图书馆与夜间有轨电车 — 日/夜】片刻之后，受荀未来指派的罗爱文拎着一只黑色保温壶屁颠屁颠地跑进雪地树林，走到赵左右面前递上一只塑料杯，倒满了热气腾腾的红糖姜茶。 赵左右抬起头，越过罗爱文的肩膀瞥了一眼远处教学楼门内正在探头张望的荀未来，嘴角微不可察地一勾，双手接过热姜茶点头道谢。 罗爱文笑着应了声“没事，那我先回去了啊”，拎着保温壶跑回教学楼门内向荀未来邀功：“荀哥，喝了喝了喝了！”雪地大石头上的赵左右低头轻轻吹了吹热气，抿了一口暖胃的姜茶，眼神愈发笃定。（核心台词：罗爱文：“左右，太冷了，喝点姜茶暖暖身子吧。”）</w:t>
-              <w:br/>
-              <w:t>• 【13-8　外/内　罗爱文家小区雪道与501室赵左右家餐厅 — 夜】夜晚，在电车上被十六岁自己拿捏得死死的荀未来背着双肩包，垂头丧气地走在罗爱文家小区积雪的步行道上。路灯阴影下，头戴黑色棒球帽、围着灰黑格纹围巾的六十六岁赵了正双手捧着一杯插着吸管的塑料杯热奶茶站在路边。荀未来吓了一跳，抓紧背包带警惕地询问。（核心台词：赵了：“我那次漫画屋也拆了，也住罗爱文家。这次我以为你会投靠我。”）</w:t>
-            </w:r>
-          </w:p>
-        </w:tc>
-      </w:tr>
-      <w:tr>
-        <w:trPr>
-          <w:cantSplit/>
-        </w:trPr>
-        <w:tc>
-          <w:tcPr>
-            <w:tcW w:type="dxa" w:w="2376"/>
-            <w:vAlign w:val="center"/>
-            <w:tcMar>
-              <w:top w:w="105" w:type="dxa"/>
-              <w:bottom w:w="105" w:type="dxa"/>
-              <w:left w:w="145" w:type="dxa"/>
-              <w:right w:w="145" w:type="dxa"/>
-            </w:tcMar>
-          </w:tcPr>
-          <w:p>
-            <w:pPr>
-              <w:spacing w:before="40" w:after="40" w:line="341" w:lineRule="auto"/>
-              <w:jc w:val="center"/>
-            </w:pPr>
-            <w:r/>
-            <w:r>
-              <w:rPr>
-                <w:rFonts w:ascii="Times New Roman" w:hAnsi="Times New Roman" w:eastAsia="宋体"/>
-                <w:b/>
-                <w:color w:val="191919"/>
-                <w:sz w:val="19"/>
-              </w:rPr>
-              <w:t>EP14《继承》</w:t>
-            </w:r>
-          </w:p>
-        </w:tc>
-        <w:tc>
-          <w:tcPr>
-            <w:tcW w:type="dxa" w:w="7992"/>
-            <w:vAlign w:val="center"/>
-            <w:tcMar>
-              <w:top w:w="105" w:type="dxa"/>
-              <w:bottom w:w="105" w:type="dxa"/>
-              <w:left w:w="145" w:type="dxa"/>
-              <w:right w:w="145" w:type="dxa"/>
-            </w:tcMar>
-          </w:tcPr>
-          <w:p>
-            <w:pPr>
-              <w:spacing w:before="40" w:after="40" w:line="341" w:lineRule="auto"/>
-              <w:jc w:val="left"/>
-            </w:pPr>
-            <w:r/>
-            <w:r>
-              <w:rPr>
-                <w:rFonts w:ascii="Times New Roman" w:hAnsi="Times New Roman" w:eastAsia="宋体"/>
-                <w:b w:val="0"/>
-                <w:color w:val="191919"/>
-                <w:sz w:val="19"/>
-              </w:rPr>
-              <w:t>• 【14-1　内　长林八中·高一十班教室·罗爱文家书房与未来杂志社活动室 — 日/夜】坐在教室中排的罗爱文往前探出脑袋，大声向准备离开讲台的戴娟提议。 戴娟停下脚步转过头，似笑非笑地看着罗爱文反问了一句。 罗爱文一愣，张大嘴巴反应过来，顿时无言以对。 夜晚，罗爱文家的书房内，披着格纹外套的四十一岁荀未来正坐在书桌前敲击笔记本电脑键盘编写文稿。身后的真皮沙发上，罗爱文翘着二郎腿，一个人捂着嘴乐不可支地傻笑。荀未来听到动静，停下手指转过头疑惑地看他。 罗爱文激动地放下手，两只手兴奋地搓着、挥了挥拳头。 罗爱文得意洋洋地往沙发靠背上一仰，抖着腿说出父亲给他的许诺。 荀未来停下敲键盘的手，轻声感叹了一句，回（核心台词：罗爱文：“戴主任，非得周六周天去吗？周一周二去不行啊？” ／ 罗爱文：“啊？” ／ 罗爱文：“啊？啊，哥，全年级学工都上我家厂子，太有面儿了！”）</w:t>
-              <w:br/>
-              <w:t>• 【14-5　内/外　高一十班教室·罗爱文家客厅·校园林荫道·食堂与微机室 — 日/夜】傍晚，罗爱文家的中式红木客厅内，回到家的荀未来一边摇头晃脑地哼着京剧戏腔，一边把书包潇洒地甩在沙发上，整个人惬意地往沙发上一躺。 罗爱文端着水杯走过来，满脸不解地看着把社长位置拱手让人的荀未来。 荀未来翘着二郎腿，毫不客气地白了罗爱文一眼，语气里满是对十六岁自己的骄傲。（核心台词：罗爱文：“荀哥，你把杂志社交给赵左右了，咋还这么高兴啊？”）</w:t>
-              <w:br/>
-              <w:t>• 【14-7　内　飞霞湾王一漫家卧室与罗爱文家豪宅客厅 — 夜】同一时刻，罗爱文家的独栋别墅客厅内，四十一岁的荀未来一边脱下厚外套走进客厅，一边揉着发酸的脖颈大声呼喊楼上的罗爱文。 罗爱文穿着居家服匆匆从二楼旋转楼梯跑下来，神色慌张地站在楼梯口，拼命冲着荀未来挤眉弄眼、把食指竖在嘴边比划着“嘘——”的手势！ 话音未落，“叮”的一声轻响，客厅一侧的别墅家用电梯门缓缓滑开——身穿深色高领毛衣、气场威严的罗爱文父亲（爱荣机械厂罗厂长）端着一只保温杯，慢条斯理地从电梯里走了出来！ 楼梯上的罗爱文绝望地扶额捂脸；沙发上的荀未来吓得浑身一激灵，腾地站起身来，脸上瞬间堆起十二分谄媚的笑容向罗（核心台词：罗爱文：“嘘——！” ／ 罗爱文：“爸，真是我叫荀哥来陪我的，你就别为难人家了。” ／ 罗厂长：“怪不得，怪不得。哎，爱文说过你们那个《三人行》的想法，我觉得你挺有这个产品思维的，啊？呵呵呵。”）</w:t>
-              <w:br/>
-              <w:t>• 【14-8　内/外　高一十班教室·天门饭店大堂·门外轿车与VIP包厢 — 日/夜】荀未来接过他手里的三角板比划着，现场教学如何在实话基础上“加料”，并拿坐在前排打瞌睡的罗爱文举例。 赵左右看了一眼坐在前排的罗爱文，实在想不出词。 荀未来脱口而出一个2020年代的网络热词；镜头切至前排罗爱文的面部大特写——只见罗爱文正仰头呼呼大睡，两只闭着的眼皮上竟然贴着两张画着睁大眼珠子的白纸片！ 赵左右看着眼皮贴假眼珠呼呼大睡的罗爱文，又转头看向满嘴新潮词汇的荀未来，眼神里再次闪过一丝敏锐的试探！（核心台词：赵左右：“聊正事为啥要去酒店包厢啊？我直接去爱文他家拜访他不就好了？”）</w:t>
-            </w:r>
-          </w:p>
-        </w:tc>
-      </w:tr>
-      <w:tr>
-        <w:trPr>
-          <w:cantSplit/>
-        </w:trPr>
-        <w:tc>
-          <w:tcPr>
-            <w:tcW w:type="dxa" w:w="2376"/>
-            <w:vAlign w:val="center"/>
-            <w:tcMar>
-              <w:top w:w="105" w:type="dxa"/>
-              <w:bottom w:w="105" w:type="dxa"/>
-              <w:left w:w="145" w:type="dxa"/>
-              <w:right w:w="145" w:type="dxa"/>
-            </w:tcMar>
-            <w:shd w:fill="F7FAFC"/>
-          </w:tcPr>
-          <w:p>
-            <w:pPr>
-              <w:spacing w:before="40" w:after="40" w:line="341" w:lineRule="auto"/>
-              <w:jc w:val="center"/>
-            </w:pPr>
-            <w:r/>
-            <w:r>
-              <w:rPr>
-                <w:rFonts w:ascii="Times New Roman" w:hAnsi="Times New Roman" w:eastAsia="宋体"/>
-                <w:b/>
-                <w:color w:val="191919"/>
-                <w:sz w:val="19"/>
-              </w:rPr>
-              <w:t>EP15《左或右》</w:t>
-            </w:r>
-          </w:p>
-        </w:tc>
-        <w:tc>
-          <w:tcPr>
-            <w:tcW w:type="dxa" w:w="7992"/>
-            <w:vAlign w:val="center"/>
-            <w:tcMar>
-              <w:top w:w="105" w:type="dxa"/>
-              <w:bottom w:w="105" w:type="dxa"/>
-              <w:left w:w="145" w:type="dxa"/>
-              <w:right w:w="145" w:type="dxa"/>
-            </w:tcMar>
-            <w:shd w:fill="F7FAFC"/>
-          </w:tcPr>
-          <w:p>
-            <w:pPr>
-              <w:spacing w:before="40" w:after="40" w:line="341" w:lineRule="auto"/>
-              <w:jc w:val="left"/>
-            </w:pPr>
-            <w:r/>
-            <w:r>
-              <w:rPr>
-                <w:rFonts w:ascii="Times New Roman" w:hAnsi="Times New Roman" w:eastAsia="宋体"/>
-                <w:b w:val="0"/>
-                <w:color w:val="191919"/>
-                <w:sz w:val="19"/>
-              </w:rPr>
-              <w:t>• 【15-1　内　501室赵左右卧室·罗爱文家地下室与501室客厅 — 夜/日】同一时刻，罗爱文家的地下室房间内，刚刚在烧烤店硬炫了一整盘烤菠萝的四十一岁荀未来疯了一样冲下楼梯！他脖子和脸颊上已经起了一大片鲜红的过敏红疹，奇痒难耐地死死抓挠着脖子，翻箱倒柜地拉开抽屉和储物架寻找抗过敏药。 荀未来终于在铁架上抓到了那瓶白色抗过敏药，手忙脚乱地拧开瓶盖倒出药片塞进嘴里；听到动静的罗爱文匆匆从门外跑进地下室，看到浑身通红瘫坐在地上的荀哥吓了一大跳。 荀未来背靠着柜子坐在地上，一边拼命抓挠着脖子一边哑着嗓子向罗爱文求助。 罗爱文连声答应着“好，好”，飞快地跑去拿起保温壶倒了一杯温水，小跑着端到荀未来面（核心台词：罗爱文：“荀哥！荀哥你咋了？” ／ 罗爱文：“水来了水来了！慢点啊，烫。” ／ 罗爱文：“荀哥，你不会被毒蛇、蜘蛛啥的咬了吧？要不要去医院呢？”）</w:t>
-              <w:br/>
-              <w:t>• 【15-3　外/内　长林八中校门大巴车旁与爱荣机械制造厂车间 — 日】高一十班和九班的学生们背着行李包在大巴车旁列队集合。站在队列里的罗爱文凑到赵左右身旁，小声检查拍摄设备。 罗爱文紧接着又问了一句关键耗材。 罗爱文懊恼地叹了口气：“哎呀……”就在这时，站在旁边的四十一岁荀未来微微一笑，不慌不忙地从外套口袋里掏出一张崭新的迷你DVD储存光盘，递到了赵左右面前！赵左右如获至宝地接过光盘，激动地直拍荀未来的肩膀。 罗爱文也竖起大拇指佩服道：“还得是你啊！”荀未来得意地扬了扬下巴。 赵左右、荀未来、罗爱文三人立正站好，异口同声地大声回答，随后跟随队伍登上大巴车。 站在队列里的罗爱文激动地高（核心台词：罗爱文：“你电充满了没？” ／ 罗爱文：“那那个储存光盘拿了吗？” ／ 赵左右/荀未来/罗爱文：“记住了！”）</w:t>
-              <w:br/>
-              <w:t>• 【15-4　内　工厂宿舍·爱荣机械厂厂长办公室·1990年代雪原卡车（闪回）与生产车间 — 日】中午的工厂男生宿舍内，四十一岁的荀未来正坐在书桌前操作笔记本电脑上的视频剪辑软件，将王一漫问“请问这个我要怎么锯呢”与师傅训斥的画面恶意拼接在一起，试图剪出大小姐受挫的戏剧冲突。 同一时刻，爱荣机械制造厂挂满锦旗（“捐资助学功德无量 情系教育树人育才”）的厂长办公室内，十六岁的赵左右正举着索尼DV摄像机对准办公桌后的厂长罗仕强。罗仕强手里端着一份印有“爱荣机械 IRON MACHINERY”字样的《月度工作报告》，正襟危坐、字正腔圆地对着镜头背诵官话。（核心台词：赵左右：“不对啊罗叔叔！那既然厂子叫爱荣，为啥罗爱文要叫爱文啊？您后来移情别恋了？！”）</w:t>
-              <w:br/>
-              <w:t>• 【15-5　内/外　车间过道·厂区废旧库房门外与机修工作间 — 日】车间过道里，罗爱文正张开双臂像小鸟一样蹦蹦跳跳地喊着“飞呀，飞呀”，看到拍完罗厂长走过来的赵左右和迎上来的荀未来，连忙停下脚步。荀未来双手插兜关切地询问赵左右。 赵左右收起DV，转头看向还没拍工人视角的罗爱文。 罗爱文兴奋地比了个OK手势，得意地说出父亲的安排。 三人走出温暖的车间，来到厂区背阴处一排冷清的废旧集装箱与库房外。寒风呼啸，罗爱文冻得直搓手哈气：“好冷啊，这没人啊。”突然，荀未来停下脚步，指向前方库房门口一个正背靠着砖墙、大白天独饮“燕京啤酒”的五十多岁老工人。 赵左右眼睛一亮，把DV摄像机递给罗爱文并（核心台词：赵左右：“走吧，爱文，我们陪你去拍最后一段。” ／ 罗爱文：“欧了！我爸还给我指派了一个优秀员工呢！” ／ 罗爱文：“算是吧，我们在网上发，还有同名杂志呢。那个……我们能跟着您拍一天，记录一下您的生活吗？”）</w:t>
-              <w:br/>
-              <w:t>• 【15-6　内　爱荣机械厂厂长办公室·会议室与男生宿舍 — 日/夜】厂长办公室内，听完儿子复述老工人爆料的罗仕强猛地一拍办公桌，装出一副义愤填膺的模样向罗爱文表态。 单纯的罗爱文抱着DV机站在办公桌前，还是有些疑惑地追问了一句。 罗爱文想起荀哥刚才的提醒，警惕地后退了半步。 罗仕强立刻赌咒发誓，拉着罗爱文往沙发上坐，满嘴“有则改之无则加勉”的漂亮话。 罗爱文听信了父亲的话，天真地顺着话头试探了一句。 罗爱文为了保护两个好兄弟，主动把责任全揽到了自己身上。 罗仕强眼神一沉，立刻伸手向罗爱文索要他怀里的DV摄像机。 罗爱文把DV机死死护在身后，察觉到了父亲的真实意图。 罗爱文倔强地昂起（核心台词：罗爱文：“可是那个叔叔爆料说，是你一直在包庇纵容林总工，你咋会不知道？” ／ 罗爱文：“爸，你是不是想开除他呀？” ／ 罗爱文：“爸，那我把那个叔叔说的话发到网上去，你也同意的，对吧？”）</w:t>
-              <w:br/>
-              <w:t>• 【15-7　外/内　爱荣机械厂组装车间窗外与车间内部 — 夜】夜幕降临，爱荣机械厂空旷的组装车间内亮着顶灯。总工程师林善才正与厂长罗仕强站在车床旁激烈对峙；跑过来的赵左右、荀未来和罗爱文听到里面的争吵声，连忙弯下腰悄悄趴在车间外走廊的玻璃窗台上往里窥视。 罗仕强难以置信地看着昔日一起创业的兄弟；窗外偷听的罗爱文这才明白父亲为何一直隐忍包庇林善才，顿时愣住了。 空荡荡的车间里，被昔日兄弟捏住命门的罗仕强气得狠狠一脚踹在机床踏板上，背对着大门痛苦地扶额喘息。窗外的赵左右对荀未来和罗爱文小声说了句“我去”，随即推门走进了车间。 十六岁的赵左右没有半点犹豫，给出了最纯粹的四个字回答；（核心台词：罗仕强：“小赵。是爱文让你来的吧？DV给我。” ／ 赵左右：“罗爱文是我兄弟。” ／ 罗仕强：“那如果有一天，爱文要是变了，他在你最需要帮助的时候坑了你，你咋办？”）</w:t>
-              <w:br/>
-              <w:t>• 【15-8　外　爱荣机械厂室外雪夜石阶与冰封岁月潭 — 夜/傍晚】深夜，工厂厂房外的积雪石阶上，十六岁的罗爱文与赵左右并肩而坐，两人在寒夜里呼出一团团白气。刚刚在窗外听完父亲心声的罗爱文双手插在大衣口袋里，低声向赵左右吐露父亲多年来的伪装。 罗爱文仰头长长地吐出一口白雾，沉默了几秒后，突然转过头目光认真地看向身旁的赵左右，说出了自己经过今天这场风波后的全新人生决定！ 罗爱文摇了摇头，脸上浮起一抹前所未有的坚定与成熟。 赵左右一怔：“大专？”罗爱文用力点了点头，说出了想替父亲分担技术命门的真心话。 十六岁的赵左右静静注视着一夜长大的好兄弟，眼底满是欣慰与敬意，他用力拍了拍罗爱文的胳（核心台词：罗爱文：“我爸之前经常跟我说，他在外边有很多女人，最后是他把我妈给抛弃了。罗叔叔喜欢把坏事情藏在心里。我之前研究过心理学，说坏情绪要有个出口，否则会闷出病来的。” ／ 罗爱文：“左右，我刚才突然在想，我不想出国了。” ／ 罗爱文：“我想先考个大专，学学技术。”）</w:t>
-            </w:r>
-          </w:p>
-        </w:tc>
-      </w:tr>
-      <w:tr>
-        <w:trPr>
-          <w:cantSplit/>
-        </w:trPr>
-        <w:tc>
-          <w:tcPr>
-            <w:tcW w:type="dxa" w:w="2376"/>
-            <w:vAlign w:val="center"/>
-            <w:tcMar>
-              <w:top w:w="105" w:type="dxa"/>
-              <w:bottom w:w="105" w:type="dxa"/>
-              <w:left w:w="145" w:type="dxa"/>
-              <w:right w:w="145" w:type="dxa"/>
-            </w:tcMar>
-          </w:tcPr>
-          <w:p>
-            <w:pPr>
-              <w:spacing w:before="40" w:after="40" w:line="341" w:lineRule="auto"/>
-              <w:jc w:val="center"/>
-            </w:pPr>
-            <w:r/>
-            <w:r>
-              <w:rPr>
-                <w:rFonts w:ascii="Times New Roman" w:hAnsi="Times New Roman" w:eastAsia="宋体"/>
-                <w:b/>
-                <w:color w:val="191919"/>
-                <w:sz w:val="19"/>
-              </w:rPr>
-              <w:t>EP16《再见，老同学》</w:t>
-            </w:r>
-          </w:p>
-        </w:tc>
-        <w:tc>
-          <w:tcPr>
-            <w:tcW w:type="dxa" w:w="7992"/>
-            <w:vAlign w:val="center"/>
-            <w:tcMar>
-              <w:top w:w="105" w:type="dxa"/>
-              <w:bottom w:w="105" w:type="dxa"/>
-              <w:left w:w="145" w:type="dxa"/>
-              <w:right w:w="145" w:type="dxa"/>
-            </w:tcMar>
-          </w:tcPr>
-          <w:p>
-            <w:pPr>
-              <w:spacing w:before="40" w:after="40" w:line="341" w:lineRule="auto"/>
-              <w:jc w:val="left"/>
-            </w:pPr>
-            <w:r/>
-            <w:r>
-              <w:rPr>
-                <w:rFonts w:ascii="Times New Roman" w:hAnsi="Times New Roman" w:eastAsia="宋体"/>
-                <w:b w:val="0"/>
-                <w:color w:val="191919"/>
-                <w:sz w:val="19"/>
-              </w:rPr>
-              <w:t>• 【16-1　内/外　爱荣机械厂男生宿舍·厂门传达室与厂外马路 — 夜】夜晚九点五十二分，爱荣机械制造厂的男生高低床宿舍内，十六岁的赵左右与罗爱文站在桌旁，看着墙上的挂钟满脸焦急。 罗爱文赞同地点了点头，低头一看书桌，突然发现荀未来的摩托罗拉翻盖手机还静静躺在桌面上！罗爱文连忙拿起翻盖手机打开按了几个数字（尝试输入密码“0121”，屏幕弹出“密码错误”）。 赵左右当机立断，招呼罗爱文一起往外冲。 飘雪的寒夜里，赵左右和罗爱文一路小跑冲到工厂大门旁的传达室窗口，敲开玻璃窗，举起手里的手机照片向值班保安大叔询问。 赵左右愣住了，转过身难以置信地看着罗爱文。 罗爱文挠了挠爆炸头，懊恼地回想刚（核心台词：罗爱文：“是啊。哎？荀哥电话都没拿，肯定没走远！” ／ 赵左右：“走，爱文，我们去问问门卫，走！” ／ 罗爱文：“不知道呀，刚才搁那儿光顾着哭来着，没注意荀哥。”）</w:t>
-              <w:br/>
-              <w:t>• 【16-3　外/内　长林八中校门口·教导主任办公室·高一十班教室与岁月潭雪夜（闪回） — 日/夜】门外的赵左右听到这里，悄悄退开跑去通知罗爱文；办公室内，荀未来对着这位严厉却刀子嘴豆腐心的恩师，郑重地鞠了一躬。 片刻后，高一十班空旷的教室内，黑板上方贴着“勤奋 严谨 团结 进取”的班训。荀未来正独自站在第一排课桌前，把抽屉里的课本和资料一本本装进牛皮纸袋里。十六岁的赵左右与罗爱文气喘吁吁地从后门冲进教室！ 罗爱文也在一旁拼命点头附和：“可这完全不像你的性格啊！”荀未来看着两个满脸不舍的十六岁少年，真诚而平静地给出了一个半真半假的理由。（核心台词：罗爱文：“荀哥，我们都知道了！”）</w:t>
-              <w:br/>
-              <w:t>• 【16-4　外/内　长林八中校门口林荫道·502室赵了家与雪夜路虎车内 — 日/夜】画面切回白天长林市第八中学校门口路边。收废品的大爷把荀未来整理出来的一大摞旧试卷和废书搬上三轮车，从兜里摸出一枚金黄的五毛钱硬币（印着荷花图案的五角硬币）递给荀未来；荀未来礼貌地道了声“谢谢啊”。旁边的赵左右和罗爱文看着那辆装得满满当当的三轮车直替荀哥抱不平。 罗爱文也愤愤不平地帮腔：“奸商，少说也得值五十呀！”荀未来却低头看着掌心里那枚五毛钱硬币，转过身温柔地递到了十六岁赵左右的面前——精准呼应了第四集雪夜里小赵请他吃的那块五毛钱车站小蛋糕！ 一旁的罗爱文连忙凑上来指着自己追问。 荀未来笑着拍了拍罗爱文的肩膀：“（核心台词：罗爱文：“那我呢？我生日的时候你也一定会来的，对吧？” ／ 赵左右：“荀哥，你什么时候生日啊？到时候我和爱文，我俩也找你去！” ／ 赵左右/徐图图/罗爱文/王一漫：“再见荀哥——！再见——！”）</w:t>
-              <w:br/>
-              <w:t>• 【16-5　内　酒店套房·长林八中微机室·影视筹备办公室与海航酒店门外 — 日/夜】画面浮现字幕：数日后。长林八中微机室（电脑机房）内，先切入一段赵左右用DV拍摄的搞笑视频画面：只见立志搞技术的罗爱文在镜头前手捧一个自己手工焊制的“手摇新能源发电灯”，得意洋洋地边摇把手边介绍：“Hello大家好，这是我新研发的新能源发电灯，慢慢摇……”话音未落，“啪”的一声电火花爆闪，发电灯当场短路冒出滚滚黑烟，吓得画外掌镜的赵左右惊呼：“爱文，你没事吧？没毁容吧？！”</w:t>
-            </w:r>
-          </w:p>
-        </w:tc>
-      </w:tr>
-      <w:tr>
-        <w:trPr>
-          <w:cantSplit/>
-        </w:trPr>
-        <w:tc>
-          <w:tcPr>
-            <w:tcW w:type="dxa" w:w="2376"/>
-            <w:vAlign w:val="center"/>
-            <w:tcMar>
-              <w:top w:w="105" w:type="dxa"/>
-              <w:bottom w:w="105" w:type="dxa"/>
-              <w:left w:w="145" w:type="dxa"/>
-              <w:right w:w="145" w:type="dxa"/>
-            </w:tcMar>
-            <w:shd w:fill="F7FAFC"/>
-          </w:tcPr>
-          <w:p>
-            <w:pPr>
-              <w:spacing w:before="40" w:after="40" w:line="341" w:lineRule="auto"/>
-              <w:jc w:val="center"/>
-            </w:pPr>
-            <w:r/>
-            <w:r>
-              <w:rPr>
-                <w:rFonts w:ascii="Times New Roman" w:hAnsi="Times New Roman" w:eastAsia="宋体"/>
-                <w:b/>
-                <w:color w:val="191919"/>
-                <w:sz w:val="19"/>
-              </w:rPr>
-              <w:t>EP17《不速之客》</w:t>
-            </w:r>
-          </w:p>
-        </w:tc>
-        <w:tc>
-          <w:tcPr>
-            <w:tcW w:type="dxa" w:w="7992"/>
-            <w:vAlign w:val="center"/>
-            <w:tcMar>
-              <w:top w:w="105" w:type="dxa"/>
-              <w:bottom w:w="105" w:type="dxa"/>
-              <w:left w:w="145" w:type="dxa"/>
-              <w:right w:w="145" w:type="dxa"/>
-            </w:tcMar>
-            <w:shd w:fill="F7FAFC"/>
-          </w:tcPr>
-          <w:p>
-            <w:pPr>
-              <w:spacing w:before="40" w:after="40" w:line="341" w:lineRule="auto"/>
-              <w:jc w:val="left"/>
-            </w:pPr>
-            <w:r/>
-            <w:r>
-              <w:rPr>
-                <w:rFonts w:ascii="Times New Roman" w:hAnsi="Times New Roman" w:eastAsia="宋体"/>
-                <w:b w:val="0"/>
-                <w:color w:val="191919"/>
-                <w:sz w:val="19"/>
-              </w:rPr>
-              <w:t>• 【17-3　内　2058年高尚副总裁访谈室与2008年雪原古堡余博士实验室 — 日/夜】荀未来连忙回答：“我叫荀未来。”余博士点点头夸了句好名字，随即话锋一转，开始连珠炮般地抽查他的求学背景；门外车内的赵了连忙对着麦克风飞快编造答案（把罗爱文、陈明、王一漫、徐图图的名字拆开组合），荀未来则像复读机一样对答如流！</w:t>
-              <w:br/>
-              <w:t>• 【17-7　外/内　长林八中操场铁围栏·体育馆·话剧社道具室与高一十班教室 — 夜】深夜的长林市第八中学操场铁围栏外，十六岁的赵左右带着徐图图踩着垃圾桶爬上铁栅栏顶端，倒数着“一、二、三”，两人手拉着手一跃跳进白雪覆盖的校园操场！ 空旷无人的雪地操场上，徐图图张开双臂欢快地奔跑转圈，兴奋地大喊。（核心台词：赵左右：“罗爱文——！”）</w:t>
-            </w:r>
-          </w:p>
-        </w:tc>
-      </w:tr>
-      <w:tr>
-        <w:trPr>
-          <w:cantSplit/>
-        </w:trPr>
-        <w:tc>
-          <w:tcPr>
-            <w:tcW w:type="dxa" w:w="2376"/>
-            <w:vAlign w:val="center"/>
-            <w:tcMar>
-              <w:top w:w="105" w:type="dxa"/>
-              <w:bottom w:w="105" w:type="dxa"/>
-              <w:left w:w="145" w:type="dxa"/>
-              <w:right w:w="145" w:type="dxa"/>
-            </w:tcMar>
-          </w:tcPr>
-          <w:p>
-            <w:pPr>
-              <w:spacing w:before="40" w:after="40" w:line="341" w:lineRule="auto"/>
-              <w:jc w:val="center"/>
-            </w:pPr>
-            <w:r/>
-            <w:r>
-              <w:rPr>
-                <w:rFonts w:ascii="Times New Roman" w:hAnsi="Times New Roman" w:eastAsia="宋体"/>
-                <w:b/>
-                <w:color w:val="191919"/>
-                <w:sz w:val="19"/>
-              </w:rPr>
-              <w:t>EP18《一夜剧变》</w:t>
-            </w:r>
-          </w:p>
-        </w:tc>
-        <w:tc>
-          <w:tcPr>
-            <w:tcW w:type="dxa" w:w="7992"/>
-            <w:vAlign w:val="center"/>
-            <w:tcMar>
-              <w:top w:w="105" w:type="dxa"/>
-              <w:bottom w:w="105" w:type="dxa"/>
-              <w:left w:w="145" w:type="dxa"/>
-              <w:right w:w="145" w:type="dxa"/>
-            </w:tcMar>
-          </w:tcPr>
-          <w:p>
-            <w:pPr>
-              <w:spacing w:before="40" w:after="40" w:line="341" w:lineRule="auto"/>
-              <w:jc w:val="left"/>
-            </w:pPr>
-            <w:r/>
-            <w:r>
-              <w:rPr>
-                <w:rFonts w:ascii="Times New Roman" w:hAnsi="Times New Roman" w:eastAsia="宋体"/>
-                <w:b w:val="0"/>
-                <w:color w:val="191919"/>
-                <w:sz w:val="19"/>
-              </w:rPr>
-              <w:t>• 【18-3　内　酒店2388套房客厅·501室赵左右卧室与父母主卧 — 夜】赵左右看着短信幸福地笑了笑，关掉台灯躺进被窝，却激动得翻来覆去怎么也睡不着。他干脆掀开被子跳下床，走到书桌前打开台式电脑，点开【魔豆网｜频道：左右日常集】，播放起自己拍摄的十班同学们（徐图图、王一漫、罗爱文）在校园里嬉笑打闹的视频，伴着电脑音箱里传出的欢声笑语，安然进入了梦乡。</w:t>
-              <w:br/>
-              <w:t>• 【18-7　内　长林八中高一十班教室·五楼楼梯间·501室客厅与502室赵了家 — 日/夜】历史老师停下粉笔转过身：“什么声音？”全班同学茫然四顾；等老师转回身继续写字，那阵机械运转声又响了起来！历史老师放下粉笔径直走下讲台，停在第一排罗爱文的课桌前，伸手敲了敲桌面。 正在课桌膛里鼓捣发明的罗爱文心虚地抬起头，乖乖从桌膛里捧出一辆自己手工焊制的“太阳能电路板四驱小车”放到讲桌上。不料历史老师拿起小车端详了一眼，非但没有没收批评，反而温和地递还给他，为这位立志走技术路线的少年开了绿灯！ 罗爱文喜出望外（“真的啊？那太好了！”），在全班同学羡慕的目光中抱着零件兴冲冲地准备跑去技术教室；恰逢教导主任戴娟经过教室（核心台词：历史老师：“罗爱文。” ／ 罗爱文：“当然了！等我研究怎么把智控技术集成进去，这个少说能卖几十万呢！” ／ 罗爱文：“戴主任，我早就把我爸给我的信用卡还给他了！谢戴主任！”）</w:t>
-            </w:r>
-          </w:p>
-        </w:tc>
-      </w:tr>
-      <w:tr>
-        <w:trPr>
-          <w:cantSplit/>
-        </w:trPr>
-        <w:tc>
-          <w:tcPr>
-            <w:tcW w:type="dxa" w:w="2376"/>
-            <w:vAlign w:val="center"/>
-            <w:tcMar>
-              <w:top w:w="105" w:type="dxa"/>
-              <w:bottom w:w="105" w:type="dxa"/>
-              <w:left w:w="145" w:type="dxa"/>
-              <w:right w:w="145" w:type="dxa"/>
-            </w:tcMar>
-            <w:shd w:fill="F7FAFC"/>
-          </w:tcPr>
-          <w:p>
-            <w:pPr>
-              <w:spacing w:before="40" w:after="40" w:line="341" w:lineRule="auto"/>
-              <w:jc w:val="center"/>
-            </w:pPr>
-            <w:r/>
-            <w:r>
-              <w:rPr>
-                <w:rFonts w:ascii="Times New Roman" w:hAnsi="Times New Roman" w:eastAsia="宋体"/>
-                <w:b/>
-                <w:color w:val="191919"/>
-                <w:sz w:val="19"/>
-              </w:rPr>
-              <w:t>EP21《当雪落下》</w:t>
-            </w:r>
-          </w:p>
-        </w:tc>
-        <w:tc>
-          <w:tcPr>
-            <w:tcW w:type="dxa" w:w="7992"/>
-            <w:vAlign w:val="center"/>
-            <w:tcMar>
-              <w:top w:w="105" w:type="dxa"/>
-              <w:bottom w:w="105" w:type="dxa"/>
-              <w:left w:w="145" w:type="dxa"/>
-              <w:right w:w="145" w:type="dxa"/>
-            </w:tcMar>
-            <w:shd w:fill="F7FAFC"/>
-          </w:tcPr>
-          <w:p>
-            <w:pPr>
-              <w:spacing w:before="40" w:after="40" w:line="341" w:lineRule="auto"/>
-              <w:jc w:val="left"/>
-            </w:pPr>
-            <w:r/>
-            <w:r>
-              <w:rPr>
-                <w:rFonts w:ascii="Times New Roman" w:hAnsi="Times New Roman" w:eastAsia="宋体"/>
-                <w:b w:val="0"/>
-                <w:color w:val="191919"/>
-                <w:sz w:val="19"/>
-              </w:rPr>
-              <w:t>• 【21-3　外/内　长林八中教学楼与高二（2）班教室·学校食堂 — 日】升入高二（2）班的教室内一片欢腾，同学们背着书包兴奋地对照黑板上的座位表寻找新座位。烫着卷发的罗爱文一屁股坐到靠窗最后一排，高举双手欢呼雀跃。（核心台词：罗爱文：“耶！最后一排，还是戴主任最懂我！”）</w:t>
-              <w:br/>
-              <w:t>• 【21-5　内　超市零食货架·高二（2）班教室·学校图书馆书架过道 — 日】讨了个没趣的小雪尴尬地转过身，将手里的零食递向后排贪吃的罗爱文。 罗爱文眼睛一亮刚想伸手去接，恰巧从前门走进教室的赵左右冷冷地瞪了他一眼并微微摇头示意。罗爱文瞬间缩回手，连连摆手拒绝！小雪只得灰溜溜地把零食塞回书包。前排的徐图图有些于心不忍，湊到王一漫耳边小声嘀咕。（核心台词：林开颜（小雪）：“哎，爱文！”）</w:t>
-              <w:br/>
-              <w:t>• 【21-6　内　501室餐厅与玄关·赵左右卧室窗前·学校食堂与高二（2）班教室 — 夜/日】三个女生正有说有笑地吃着汉堡套餐，赵左右与罗爱文端着餐盘走了过来。罗爱文大大咧咧地抬手打招呼：“嗨！”谁知小雪一看到赵左右，就像老鼠见了猫一样脸色微变，慌忙抓起餐盘站起身落荒而逃！ 罗爱文举在半空的手僵住了，莫名其妙地转头看向赵左右和王一漫。 赵左右望着小雪仓皇逃离的背影，神色微动，淡淡地招呼罗爱文坐下。（核心台词：罗爱文：“哎？她见着咱俩，跟见着鬼似的呢？”）</w:t>
-              <w:br/>
-              <w:t>• 【21-7　外/内　冬日长林八中覆雪操场·荒村破屋·返城SUV车内与502室安全屋 — 日】时光流转，画面浮现字幕：三个月后·冬。鹅毛大雪将长林八中的操场装点成一片银白世界。篮球架下，身穿浅蓝色毛绒大衣的徐图图与身穿棕色棉服的罗爱文正使劲滚着一个大雪球当雪人身体，身穿深色大衣的王一漫则蹲在一旁，强迫症发作似的双手捧着一颗小雪球不停揉搓。 罗爱文冻得双手通红，龇牙咧嘴地甩着手向徐图图告饶。 小雪愣了一下，指了指自己，在徐图图连声催促和罗爱文“慢点别摔着”的叮嘱中，踩着积雪小跑过来，却有些拘谨地不敢下手。 罗爱文与徐图图异口同声地捧场夸赞：“圆，圆！”“老圆了！”小雪看着眼前这个虽然算不上完美却充满欢声笑语的（核心台词：罗爱文：“哎，一漫，你快别再揉那个头了，快过来帮我们把这个身体堆得再大点。” ／ 罗爱文：“图图，不行了，我……我已经感觉不到我手存在了，你堆吧。”）</w:t>
-            </w:r>
-          </w:p>
-        </w:tc>
-      </w:tr>
-      <w:tr>
-        <w:trPr>
-          <w:cantSplit/>
-        </w:trPr>
-        <w:tc>
-          <w:tcPr>
-            <w:tcW w:type="dxa" w:w="2376"/>
-            <w:vAlign w:val="center"/>
-            <w:tcMar>
-              <w:top w:w="105" w:type="dxa"/>
-              <w:bottom w:w="105" w:type="dxa"/>
-              <w:left w:w="145" w:type="dxa"/>
-              <w:right w:w="145" w:type="dxa"/>
-            </w:tcMar>
-          </w:tcPr>
-          <w:p>
-            <w:pPr>
-              <w:spacing w:before="40" w:after="40" w:line="341" w:lineRule="auto"/>
-              <w:jc w:val="center"/>
-            </w:pPr>
-            <w:r/>
-            <w:r>
-              <w:rPr>
-                <w:rFonts w:ascii="Times New Roman" w:hAnsi="Times New Roman" w:eastAsia="宋体"/>
-                <w:b/>
-                <w:color w:val="191919"/>
-                <w:sz w:val="19"/>
-              </w:rPr>
-              <w:t>EP22《背对背，肩并肩》</w:t>
-            </w:r>
-          </w:p>
-        </w:tc>
-        <w:tc>
-          <w:tcPr>
-            <w:tcW w:type="dxa" w:w="7992"/>
-            <w:vAlign w:val="center"/>
-            <w:tcMar>
-              <w:top w:w="105" w:type="dxa"/>
-              <w:bottom w:w="105" w:type="dxa"/>
-              <w:left w:w="145" w:type="dxa"/>
-              <w:right w:w="145" w:type="dxa"/>
-            </w:tcMar>
-          </w:tcPr>
-          <w:p>
-            <w:pPr>
-              <w:spacing w:before="40" w:after="40" w:line="341" w:lineRule="auto"/>
-              <w:jc w:val="left"/>
-            </w:pPr>
-            <w:r/>
-            <w:r>
-              <w:rPr>
-                <w:rFonts w:ascii="Times New Roman" w:hAnsi="Times New Roman" w:eastAsia="宋体"/>
-                <w:b w:val="0"/>
-                <w:color w:val="191919"/>
-                <w:sz w:val="19"/>
-              </w:rPr>
-              <w:t>• 【22-1　内/外　502室安全屋客厅·五楼邻里走廊与行驶的路虎越野车内 — 日】片头龙标与“朝也 CHAO YE FILM”厂牌隐去。公元2008年冬日，五零二室客厅内，头戴“EPOWER PRESENTS”黑色棒球帽、身穿黑色皮夹克配白衬衫黑领带的六十六岁赵了，正与身穿黑色正装大衣、手持合同文件夹的易房宝房产中介办理退租手续；身穿黑白格纹夹克内搭黑色高领毛衣的四十一岁荀未来站在一旁。 赵了毫不犹豫地从桌上拿起房屋钥匙递给中介，态度爽快而急切。（核心台词：赵左右：“我可忙了。本来今天罗爱文的爸爸找我去工厂，说是翻新了，让我一起去剪个彩蹭个饭。但我一想你们都要走了，还是陪你们要紧。” ／ 荀未来：“我记得那天罗爱文为了嘚瑟一下才叫我去的，结果在路上碰到了那件事情，头上才会留下一道疤。”）</w:t>
-              <w:br/>
-              <w:t>• 【22-3　内/外　路虎车内·岁月路与24小时自助银行外·雪地废墟与502室客厅 — 日】路虎越野车内，副驾驶上的六十六岁赵了恍然大悟地回过头，向十六岁的赵左右道出了他们此前在第十集发现额头旧疤突然消失时的误会。 赵左右惊讶地瞪大眼睛。（核心台词：荀未来：“那天下了电车之后，我就直接奔向了罗爱文家里的制造厂，结果我在路上看到——”）</w:t>
-            </w:r>
-          </w:p>
-        </w:tc>
-      </w:tr>
-      <w:tr>
-        <w:trPr>
-          <w:cantSplit/>
-        </w:trPr>
-        <w:tc>
-          <w:tcPr>
-            <w:tcW w:type="dxa" w:w="2376"/>
-            <w:vAlign w:val="center"/>
-            <w:tcMar>
-              <w:top w:w="105" w:type="dxa"/>
-              <w:bottom w:w="105" w:type="dxa"/>
-              <w:left w:w="145" w:type="dxa"/>
-              <w:right w:w="145" w:type="dxa"/>
-            </w:tcMar>
-            <w:shd w:fill="F7FAFC"/>
-          </w:tcPr>
-          <w:p>
-            <w:pPr>
-              <w:spacing w:before="40" w:after="40" w:line="341" w:lineRule="auto"/>
-              <w:jc w:val="center"/>
-            </w:pPr>
-            <w:r/>
-            <w:r>
-              <w:rPr>
-                <w:rFonts w:ascii="Times New Roman" w:hAnsi="Times New Roman" w:eastAsia="宋体"/>
-                <w:b/>
-                <w:color w:val="191919"/>
-                <w:sz w:val="19"/>
-              </w:rPr>
-              <w:t>EP23《不可战胜的敌人》</w:t>
-            </w:r>
-          </w:p>
-        </w:tc>
-        <w:tc>
-          <w:tcPr>
-            <w:tcW w:type="dxa" w:w="7992"/>
-            <w:vAlign w:val="center"/>
-            <w:tcMar>
-              <w:top w:w="105" w:type="dxa"/>
-              <w:bottom w:w="105" w:type="dxa"/>
-              <w:left w:w="145" w:type="dxa"/>
-              <w:right w:w="145" w:type="dxa"/>
-            </w:tcMar>
-            <w:shd w:fill="F7FAFC"/>
-          </w:tcPr>
-          <w:p>
-            <w:pPr>
-              <w:spacing w:before="40" w:after="40" w:line="341" w:lineRule="auto"/>
-              <w:jc w:val="left"/>
-            </w:pPr>
-            <w:r/>
-            <w:r>
-              <w:rPr>
-                <w:rFonts w:ascii="Times New Roman" w:hAnsi="Times New Roman" w:eastAsia="宋体"/>
-                <w:b w:val="0"/>
-                <w:color w:val="191919"/>
-                <w:sz w:val="19"/>
-              </w:rPr>
-              <w:t>• 【23-3　外/内　远郊荒村破瓦房小院与室内 — 夜】夜空悬挂着一轮孤寂的半月，出租车驶过荒凉的郊外雪路。画面浮现本集片名花字：第 23 集 不可战胜的敌人。十六岁的赵左右推开远郊荒村小院的铁栅栏门，一边往里走一边拿着手机给母亲刘美奕报平安掩饰行踪。 挂断电话后，赵左右跟着荀未来穿过狭长昏暗的砖墙走廊，走进那间糊满旧报纸与老挂历的破旧瓦房。赵左右环顾着家徒四壁的房间，咂舌感叹。（核心台词：赵左右：“没事妈，我在爱文家玩呢，晚点回来。”）</w:t>
-              <w:br/>
-              <w:t>• 【23-6　外/内　2008林海雪原电话亭·老居民楼道与501室·高二（2）班教室与微机室·杂志社火灾废墟与雪夜串串香餐车 — 日/夜】次日白天，长林八中高二（2）班教室后排。身穿校服的赵左右焦急地把徐图图、王一漫和罗爱文围在一起，向他们求证《三人行》杂志与荀未来的存在。 赵左右急得指向讲台右侧的空位，转向罗爱文和徐图图大喊！ 罗爱文挠了挠头，一脸懵圈地反问。 赵左右抓着罗爱文的肩膀，近乎崩溃地喊出那个名字：“荀未来！荀哥！你们对这个名字就没一点点印象吗？”王一漫疑惑地眨了眨眼： 四人快步冲进学校微机室，赵左右打开一台海尔台式电脑，从兜里掏出那只红色透明外壳的U盘插进主机接口，点开Windows XP桌面上的【`左右的素材库` ➔ `早期`】文件夹（核心台词：赵左右：“你们都忘了吗？图图……爱文，你记得当时坐在讲台右手边的那个转校生是谁吧？” ／ 罗爱文：“啊？转校生？咱们班来过转校生吗？我记得老戴只安排过我一个人坐过雅座啊。” ／ 赵左右：“等会儿，马上就有了！爱文，你看到了肯定也会想起来，你之前还叫他大哥呢！这段，这段里有荀哥的脸，这段录了荀哥的脸！”）</w:t>
-            </w:r>
-          </w:p>
-        </w:tc>
-      </w:tr>
-      <w:tr>
-        <w:trPr>
-          <w:cantSplit/>
-        </w:trPr>
-        <w:tc>
-          <w:tcPr>
-            <w:tcW w:type="dxa" w:w="2376"/>
-            <w:vAlign w:val="center"/>
-            <w:tcMar>
-              <w:top w:w="105" w:type="dxa"/>
-              <w:bottom w:w="105" w:type="dxa"/>
-              <w:left w:w="145" w:type="dxa"/>
-              <w:right w:w="145" w:type="dxa"/>
-            </w:tcMar>
-          </w:tcPr>
-          <w:p>
-            <w:pPr>
-              <w:spacing w:before="40" w:after="40" w:line="341" w:lineRule="auto"/>
-              <w:jc w:val="left"/>
-            </w:pPr>
-            <w:r/>
-            <w:r>
-              <w:rPr>
-                <w:rFonts w:ascii="Times New Roman" w:hAnsi="Times New Roman" w:eastAsia="宋体"/>
-                <w:b/>
-                <w:color w:val="191919"/>
-                <w:sz w:val="19"/>
-              </w:rPr>
-              <w:t>EP24《独自面对》（大结局）</w:t>
-            </w:r>
-          </w:p>
-        </w:tc>
-        <w:tc>
-          <w:tcPr>
-            <w:tcW w:type="dxa" w:w="7992"/>
-            <w:vAlign w:val="center"/>
-            <w:tcMar>
-              <w:top w:w="105" w:type="dxa"/>
-              <w:bottom w:w="105" w:type="dxa"/>
-              <w:left w:w="145" w:type="dxa"/>
-              <w:right w:w="145" w:type="dxa"/>
-            </w:tcMar>
-          </w:tcPr>
-          <w:p>
-            <w:pPr>
-              <w:spacing w:before="40" w:after="40" w:line="341" w:lineRule="auto"/>
-              <w:jc w:val="left"/>
-            </w:pPr>
-            <w:r/>
-            <w:r>
-              <w:rPr>
-                <w:rFonts w:ascii="Times New Roman" w:hAnsi="Times New Roman" w:eastAsia="宋体"/>
-                <w:b w:val="0"/>
-                <w:color w:val="191919"/>
-                <w:sz w:val="19"/>
-              </w:rPr>
-              <w:t>• 【24-1　内/外　501室赵左右家·长林八中孔子雕像广场与高三（2）班教室 — 日】清晨的阳光洒进长林市第八中学校门与孔子雕像广场。身穿墨绿色羽绒服的罗爱文正垂头丧气地叹着气（“哎……”），并肩走来的赵左右拍了拍他的肩膀。 罗爱文哭丧着脸，向死党倾诉自己被父亲罗厂长否决了考大专当总工的梦想。 赵左右关切地追问：“出国？那你出国学啥专业啊？”罗爱文撇了撇嘴回答： 两人正说着，赵左右一抬头，猛然看见孔子雕像前站着一个熟悉的清瘦身影——正是身穿军绿色毛领夹克、背着棕色书包重返校园的理科学霸陈明！在第十四集收到三代赵左右塞进门缝的真相纸条后，陈明走出了阴霾，阳光健康地复学归来了！赵左右与罗爱文惊喜万分地冲（核心台词：罗爱文：“我的大专梦碎了。我爸知道之后把我臭骂了一顿，可能最后还是要出国了。” ／ 罗爱文：“还跟我爸掰扯呢。我是真想学技术，管人那套东西我不感兴趣。” ／ 罗爱文：“好久没人跟我这么说话了。陈明啊，你以后就是我大哥，明哥！”）</w:t>
-              <w:br/>
-              <w:t>• 【24-3　内/外　长林八中高三教学楼走廊与冬日飘雪连廊（2009秋—2009冬） — 日】画面浮现时间字标：2009 秋。高三教学楼走廊里，“决战高考 为梦想而战”的红色签名墙格外醒目。班主任戴娟走过走廊叮嘱学生们：“现在都是高三人了啊，学习环境要干净，心也要静下来。”身穿黑白运动外套的罗爱文礼貌地向戴主任打过招呼，转身走到赵左右面前郑重辞行。 罗爱文挠了挠头，爽朗地笑着摆手。 罗爱文眼神坚定地透露了自己的破局计划。 罗爱文重重点头，笑着指向理科八班的方向，喊出了对赵左右未来的称呼。 目送罗爱文远去，赵左右转头望向墙上写满青春誓言的“决战高考”签名墙，眼底燃起希望（内心独白：“既然我是唯一的变数，那只要（核心台词：罗爱文：“我后天就飞德国了，专门来跟大家告个别。” ／ 罗爱文：“哎呀，来不及了。我爸明天还要带我去七大姑八大姨家挨个告别。等你以后有空来德国，我请你吃烤肠！” ／ 罗爱文：“还是学管理。不过我争取过，没准能换专业。我还是想学造新能源汽车！”）</w:t>
-            </w:r>
-          </w:p>
-        </w:tc>
-      </w:tr>
-    </w:tbl>
     <w:p>
       <w:pPr>
         <w:spacing w:before="240" w:after="80" w:line="384" w:lineRule="auto"/>

--- a/01_《三人行》全24集全流程标杆成品库/05_核心人物一人一档/人物07_罗爱文（16—18岁少年死党 ＆ 2033中年企业家）.docx
+++ b/01_《三人行》全24集全流程标杆成品库/05_核心人物一人一档/人物07_罗爱文（16—18岁少年死党 ＆ 2033中年企业家）.docx
@@ -848,7 +848,7 @@
           <w:color w:val="141414"/>
           <w:sz w:val="21"/>
         </w:rPr>
-        <w:t>16—17岁少年态罗爱文身高约177cm，身形匀称结实、充满青春活力。面部呈极具喜感与亲和力的窄长偏方圆少年脸型，剑眉星目，单眼皮偏内双，眼睛不大却格外有神、滴溜乱转，表情极其丰富夸张；鼻梁直挺，嘴角宽大，笑起来没心没肺、极具感染力。其少年态最鲜明的视觉特征是他的【发型演变】：高一期末（EP01–04）为蓬松的侧分纹理短发；从高一寒假除夕及黄昏篇起，他特意去烫了一头极具千禧年特色的【蓬松花轮式微卷爆炸头】，配着灵动的挑眉动作，一眼就能在人群中认出。而2033年41岁中年态罗爱文则身材微胖发福、气度雍容，蓄着修剪整齐的短胡须，鼻梁上架着一副金丝边眼镜，梳着油亮的大背头，尽显商界成功人士的儒雅与豪爽。</w:t>
+        <w:t>16—17岁少年态罗爱文身高约177cm，身形匀称结实、充满青春活力。面部呈极具喜感与亲和力的窄长偏方圆少年脸型，剑眉星目，单眼皮偏内双，眼睛不大却格外有神、滴溜乱转，表情极其丰富夸张；鼻梁直挺，嘴角宽大，笑起来没心没肺、极具感染力。其少年态最鲜明的视觉特征是他的【发型演变】：高一期末（EP01–04）为蓬松的侧分纹理短发；从高一寒假除夕（EP06）及黄昏篇起，他特意去烫了一头极具千禧年特色的【蓬松花轮式微卷爆炸头】，配着灵动的挑眉动作，一眼就能在人群中认出。而2033年41岁中年态罗爱文则身材微胖发福、气度雍容，蓄着修剪整齐的短胡须，鼻梁上架着一副金丝边眼镜，梳着油亮的大背头，尽显商界成功人士的儒雅与豪爽。</w:t>
       </w:r>
     </w:p>
     <w:p>
@@ -910,7 +910,7 @@
           <w:color w:val="141414"/>
           <w:sz w:val="21"/>
         </w:rPr>
-        <w:t>1. 【2033年1月·原初时间线41岁中年罗厂长造型】：头梳背头、戴金丝眼镜；外穿一件高档深黑色羊绒大衣，内搭挺括的深色商务西装与斜纹领带，手腕佩戴名表，居住于现代智能豪宅，尽显精英企业家风范。</w:t>
+        <w:t>1. 【2033年1月·原初时间线41岁中年罗厂长造型（EP01）】：头梳背头、戴金丝眼镜；外穿一件高档深黑色羊绒大衣，内搭挺括的深色商务西装与斜纹领带，手腕佩戴名表，居住于现代智能豪宅，尽显精英企业家风范。</w:t>
       </w:r>
     </w:p>
     <w:p>
@@ -926,7 +926,7 @@
           <w:color w:val="141414"/>
           <w:sz w:val="21"/>
         </w:rPr>
-        <w:t>2. 【2008年冬·高一白昼篇日常与寒假造型】：户外穿着一件极具辨识度的棕褐色羊羔毛翻领加厚派克棉服（或深绿色羽绒服），内穿长林八中深蓝配白宽条纹运动校服套装，校服内搭浅灰色或亮黄色圆领毛衣，下穿蓝白校裤与运动球鞋。</w:t>
+        <w:t>2. 【2008年冬·高一白昼篇日常与寒假造型（EP01–EP08）】：户外穿着一件极具辨识度的棕褐色羊羔毛翻领加厚派克棉服（或深绿色羽绒服），内穿长林八中深蓝配白宽条纹运动校服套装，校服内搭浅灰色或亮黄色圆领毛衣，下穿蓝白校裤与运动球鞋。</w:t>
       </w:r>
     </w:p>
     <w:p>
@@ -942,7 +942,7 @@
           <w:color w:val="141414"/>
           <w:sz w:val="21"/>
         </w:rPr>
-        <w:t>3. 【2008年春夏·文科十班、爱荣机械厂学工与制作太阳能车造型】：顶着标志性的蓬松卷发，穿八中蓝白校服内搭条纹T恤；在EP15自家爱荣机械制造厂学工实践时，身穿全套深海蓝色工厂工装夹克与长裤，在车间里熟练摆弄扳手与齿轮；EP18捧着自制的太阳能玩具小车去技术教室时，穿清爽的春季校服。</w:t>
+        <w:t>3. 【2008年春夏·文科十班、爱荣机械厂学工与制作太阳能车造型（EP09–EP18）】：顶着标志性的蓬松卷发，穿八中蓝白校服内搭条纹T恤；在EP15自家爱荣机械制造厂学工实践时，身穿全套深海蓝色工厂工装夹克与长裤，在车间里熟练摆弄扳手与齿轮；EP18捧着自制的太阳能玩具小车去技术教室时，穿清爽的春季校服。</w:t>
       </w:r>
     </w:p>
     <w:p>
@@ -958,7 +958,7 @@
           <w:color w:val="141414"/>
           <w:sz w:val="21"/>
         </w:rPr>
-        <w:t>4. 【2008年冬至2009年秋·高二初雪堆雪人与高三赴德留学辞行造型】：高二初雪操场堆雪人时，外穿棕色连帽大毛领防寒棉服，双手冻得通红仍卖力滚大雪球；2009年秋在八中校园向赵左右辞行飞往德国时，身穿一套帅气利落的黑白拼色立领运动夹克外套，内搭纯白T恤，背着双肩旅行包，意气风发地挥手告别。</w:t>
+        <w:t>4. 【2008年冬至2009年秋·高二初雪堆雪人与高三赴德留学辞行造型（EP21–EP24）】：高二初雪操场堆雪人时，外穿棕色连帽大毛领防寒棉服，双手冻得通红仍卖力滚大雪球；2009年秋（EP24）在八中校园向赵左右辞行飞往德国时，身穿一套帅气利落的黑白拼色立领运动夹克外套，内搭纯白T恤，背着双肩旅行包，意气风发地挥手告别。</w:t>
       </w:r>
     </w:p>
     <w:p>
@@ -1018,7 +1018,7 @@
                 <w:color w:val="FFFFFF"/>
                 <w:sz w:val="19"/>
               </w:rPr>
-              <w:t>所处时期与阶段状态</w:t>
+              <w:t>所处时期与代表集数</w:t>
             </w:r>
           </w:p>
         </w:tc>
@@ -1081,6 +1081,8 @@
                 <w:sz w:val="19"/>
               </w:rPr>
               <w:t>2033原初·41岁中年企业家态</w:t>
+              <w:br/>
+              <w:t>（EP01）</w:t>
             </w:r>
           </w:p>
         </w:tc>
@@ -1136,7 +1138,7 @@
           <w:p>
             <w:pPr>
               <w:spacing w:before="40" w:after="40" w:line="341" w:lineRule="auto"/>
-              <w:jc w:val="center"/>
+              <w:jc w:val="left"/>
             </w:pPr>
             <w:r/>
             <w:r>
@@ -1147,6 +1149,8 @@
                 <w:sz w:val="19"/>
               </w:rPr>
               <w:t>2008冬·高一白昼篇死党态</w:t>
+              <w:br/>
+              <w:t>（EP01–EP08）</w:t>
             </w:r>
           </w:p>
         </w:tc>
@@ -1202,7 +1206,7 @@
           <w:p>
             <w:pPr>
               <w:spacing w:before="40" w:after="40" w:line="341" w:lineRule="auto"/>
-              <w:jc w:val="center"/>
+              <w:jc w:val="left"/>
             </w:pPr>
             <w:r/>
             <w:r>
@@ -1213,6 +1217,8 @@
                 <w:sz w:val="19"/>
               </w:rPr>
               <w:t>2008春夏·文科班与学工态</w:t>
+              <w:br/>
+              <w:t>（EP09–EP18）</w:t>
             </w:r>
           </w:p>
         </w:tc>
@@ -1279,6 +1285,8 @@
                 <w:sz w:val="19"/>
               </w:rPr>
               <w:t>2008冬–2009秋·初雪与赴德态</w:t>
+              <w:br/>
+              <w:t>（EP21–EP24）</w:t>
             </w:r>
           </w:p>
         </w:tc>
@@ -1422,7 +1430,7 @@
           <w:color w:val="192D55"/>
           <w:sz w:val="25"/>
         </w:rPr>
-        <w:t>第四章　全剧人物命运轨迹与完整生平故事传记</w:t>
+        <w:t>第四章　全剧人物命运轨迹与逐集完整故事传记（EP01—EP24）</w:t>
       </w:r>
     </w:p>
     <w:p>
@@ -1437,7 +1445,7 @@
           <w:color w:val="141414"/>
           <w:sz w:val="22"/>
         </w:rPr>
-        <w:t>（一）第一卷·白昼篇：Suprise贺卡、认荀哥做大哥与除夕送车</w:t>
+        <w:t>（一）第一卷·白昼篇（EP01–EP08）：Suprise贺卡、认荀哥做大哥与除夕送车</w:t>
       </w:r>
     </w:p>
     <w:p>
@@ -1453,7 +1461,7 @@
           <w:color w:val="141414"/>
           <w:sz w:val="21"/>
         </w:rPr>
-        <w:t>2008年1月21日，罗爱文在操场看台陪赵左右偷吃麻辣烫被戴主任抓包，当41岁的荀未来霸气解围并把三千字检讨甩给他时，罗爱文非但不恼，反而一脸崇拜地奉荀未来为大哥；当晚赵左右在卧室拆开书包，发现了罗爱文悄悄塞在里面的《Harry Potter》原版书和拼错英文的“Suprise!”生日贺卡，瞬间泪目。罗爱文在漫画屋参加陈明的数学补习（刚写下“1.解”就趴桌秒睡），并在除夕夜为了帮赵左右运送造雪机，不仅偷偷搞来一辆皮卡车钥匙，还发动全班同学轮流打电话给戴主任拜年占线，助力“暖雪”奇观诞生。</w:t>
+        <w:t>2008年1月21日（EP01），罗爱文在操场看台陪赵左右偷吃麻辣烫被戴主任抓包，当41岁的荀未来霸气解围并把三千字检讨甩给他时，罗爱文非但不恼，反而一脸崇拜地奉荀未来为大哥；当晚赵左右在卧室拆开书包，发现了罗爱文悄悄塞在里面的《Harry Potter》原版书和拼错英文的“Suprise!”生日贺卡，瞬间泪目。在EP03–04中，罗爱文在漫画屋参加陈明的数学补习（刚写下“1.解”就趴桌秒睡），并在除夕夜（EP06）为了帮赵左右运送造雪机，不仅偷偷搞来一辆皮卡车钥匙，还发动全班同学轮流打电话给戴主任拜年占线，助力“暖雪”奇观诞生。</w:t>
       </w:r>
     </w:p>
     <w:p>
@@ -1468,7 +1476,7 @@
           <w:color w:val="141414"/>
           <w:sz w:val="22"/>
         </w:rPr>
-        <w:t>（二）第二卷·黄昏篇：走廊打架护友、汽配厂寻陈明与学工真相</w:t>
+        <w:t>（二）第二卷·黄昏篇（EP09–EP16）：走廊打架护友、汽配厂寻陈明与学工真相</w:t>
       </w:r>
     </w:p>
     <w:p>
@@ -1484,7 +1492,7 @@
           <w:color w:val="141414"/>
           <w:sz w:val="21"/>
         </w:rPr>
-        <w:t>升入文科（10）班后，罗爱文与赵左右、荀未来并排坐在讲台前的“铁三角雅座”。当赵左右因成绩焦虑与他们爆发冲突时，罗爱文始终不离不弃；陈明在广播室自曝偷打CS为赵左右作证退学后，罗爱文顶着严寒陪赵左右和荀未来跑遍金淮汽配厂寻找陈明。罗爱文全力协助创办《三人行》杂志社，并在自家爱荣机械制造厂学工期间，无私配合赵左右拍摄厂区纪录片，勇敢揭露了父亲罗仕强的摆拍作秀，鼓励醉酒老工人说出真心话，并在EP16与众人含泪送别退学的荀未来。</w:t>
+        <w:t>升入文科（10）班后，罗爱文与赵左右、荀未来并排坐在讲台前的“铁三角雅座”。在EP10–12中，当赵左右因成绩焦虑与他们爆发冲突时，罗爱文始终不离不弃；陈明在广播室自曝偷打CS为赵左右作证退学后，罗爱文顶着严寒陪赵左右和荀未来跑遍金淮汽配厂寻找陈明。在EP14–15中，罗爱文全力协助创办《三人行》杂志社，并在自家爱荣机械制造厂学工期间，无私配合赵左右拍摄厂区纪录片，勇敢揭露了父亲罗仕强的摆拍作秀，鼓励醉酒老工人说出真心话，并在EP16与众人含泪送别退学的荀未来。</w:t>
       </w:r>
     </w:p>
     <w:p>
@@ -1515,7 +1523,7 @@
           <w:color w:val="141414"/>
           <w:sz w:val="21"/>
         </w:rPr>
-        <w:t>经历了爱荣机械制造厂的学工实践后，原本整天混日子、自嘲只配坐教室最后一排的罗爱文彻底找到了人生的方向。他在课余时间潜心钻研机械与电路，亲手制作出了一辆精致的太阳能玩具小车，不仅获得了班主任戴娟的欣慰鼓励（支持他拿去五月跳蚤市场售卖挣班费），更展现出了扎实的动手天赋。2008年暑假，当得知挚友陈明因退学而在街头戴着草帽蹬三轮车买菜补贴家用时，重情重义的罗爱文毫无保留地参与到伙伴们的互助行动中，与赵左右、徐图图、王一漫一起将拍探店视频攒下的助学款连同手写字条塞进贴有“答案箱”字样的铁罐里，悄悄留在五元自助快餐店资助陈明重返校园。</w:t>
+        <w:t>到了EP18《一夜剧变》至EP20《涉过夏天》，经历了爱荣机械制造厂的学工实践后，原本整天混日子、自嘲只配坐教室最后一排的罗爱文彻底找到了人生的方向。他在课余时间潜心钻研机械与电路，亲手制作出了一辆精致的太阳能玩具小车，不仅获得了班主任戴娟的欣慰鼓励（支持他拿去五月跳蚤市场售卖挣班费），更展现出了扎实的动手天赋。2008年暑假，当得知挚友陈明因退学而在街头戴着草帽蹬三轮车买菜补贴家用时，重情重义的罗爱文毫无保留地参与到伙伴们的互助行动中，与赵左右、徐图图、王一漫一起将拍探店视频攒下的助学款连同手写字条塞进贴有“答案箱”字样的铁罐里，悄悄留在五元自助快餐店资助陈明重返校园。</w:t>
       </w:r>
     </w:p>
     <w:p>
@@ -1531,7 +1539,7 @@
           <w:color w:val="141414"/>
           <w:sz w:val="21"/>
         </w:rPr>
-        <w:t>升入高二（2）班后，再次被戴主任分到靠窗最后一排“专属雅座”的罗爱文高举双手欢呼“还是戴主任最懂我”；当来历不明的转校生小雪试图用一大包零食收买他时，罗爱文只看了门口赵左右一个警告的眼神便立刻缩回手果断拒收；冬日初雪落下的操场上，他冻得双手通红失去知觉依然陪着徐图图、王一漫和小雪一起滚雪球堆雪人。更关键的是，正是因为罗爱文邀请赵左右去自家翻新的汽配厂剪彩蹭饭、而赵左右推掉了这次邀约，才让荀未来与赵了瞬间想通了“原初时间线左额角月牙疤是在去罗家工厂路上偶遇岁月路银行劫案留下的”这一核心因果闭环！</w:t>
+        <w:t>到了EP21《当雪落下》与EP22《背对背，肩并肩》升入高二（2）班后，再次被戴主任分到靠窗最后一排“专属雅座”的罗爱文高举双手欢呼“还是戴主任最懂我”；当来历不明的转校生小雪试图用一大包零食收买他时，罗爱文只看了门口赵左右一个警告的眼神便立刻缩回手果断拒收；冬日初雪落下的操场上，他冻得双手通红失去知觉依然陪着徐图图、王一漫和小雪一起滚雪球堆雪人。到了EP22《背对背，肩并肩》，正是因为赵左右为了陪荀未来和赵了去卖路虎车而推掉了去罗爱文家工厂翻新剪彩蹭饭的邀约，才让荀未来与赵了在车上瞬间想通了“原初时间线左额角月牙疤是在去罗家工厂剪彩路上经过岁月路偶遇银行劫案留下的、而这一世因陪他们去卖车才错过了劫匪”这一核心因果闭环！</w:t>
       </w:r>
     </w:p>
     <w:p>
@@ -1547,7 +1555,7 @@
           <w:color w:val="141414"/>
           <w:sz w:val="21"/>
         </w:rPr>
-        <w:t>经历2058年局部熵减时空修正后，虽然罗爱文被迫遗忘了“荀哥”，但荀未来和赵左右带给他的成长力量早已融入骨血。2009年秋清晨，罗爱文在八中孔子雕像前与赵左右一起迎回了阳光复学的陈明，激动得当场拜陈明为“明哥”；不久后，罗爱文正式飞往德国留学——他没有顺从父亲罗仕强的安排去读守成的企业管理，而是坚定地向家里争取换专业攻读自己热爱的“新能源汽车制造”，在校园里意气风发地与“赵导”赵左右挥手告别：“说不定我和明哥以后一块儿合作，能研究什么自动驾驶呢！”</w:t>
+        <w:t>到了EP23《不可战胜的敌人》与EP24《独自面对》大结局，经历2058年局部熵减时空修正后，虽然罗爱文被迫遗忘了“荀哥”，但荀未来和赵左右带给他的成长力量早已融入骨血。2009年秋清晨，罗爱文在八中孔子雕像前与赵左右一起迎回了阳光复学的陈明，激动得当场拜陈明为“明哥”；不久后，罗爱文正式飞往德国留学——他没有顺从父亲罗仕强的安排去读守成的企业管理，而是坚定地向家里争取换专业攻读自己热爱的“新能源汽车制造”，在校园里意气风发地与“赵导”赵左右挥手告别：“说不定我和明哥以后一块儿合作，能研究什么自动驾驶呢！”</w:t>
       </w:r>
     </w:p>
     <w:p>
@@ -1854,7 +1862,7 @@
           <w:color w:val="141414"/>
           <w:sz w:val="21"/>
         </w:rPr>
-        <w:t>• “我还有大事要干。好生气呀。但是好喜欢。苟哥！我一定会好好完成任务的！”（EP01第1-19场，罗爱文被荀未来甩了三千字检讨后傲娇又崇拜的喜剧名台词）</w:t>
+        <w:t>• “我还有大事要干。好生气呀。但是好喜欢。苟哥！我一定会好好完成任务的！”（EP01罗爱文被荀未来甩了三千字检讨后傲娇又崇拜的喜剧名台词）</w:t>
       </w:r>
     </w:p>
     <w:p>
@@ -1869,7 +1877,7 @@
           <w:color w:val="141414"/>
           <w:sz w:val="21"/>
         </w:rPr>
-        <w:t>• “赵左右，现在两三万，是解决不了你的问题的。”（EP01第1-13场，2033年41岁成年罗爱文在旧时光咖啡馆点醒赵左右并递出人生有限公司名片）</w:t>
+        <w:t>• “赵左右，现在两三万，是解决不了你的问题的。”（EP012033年41岁成年罗爱文在旧时光咖啡馆点醒赵左右并递出人生有限公司名片）</w:t>
       </w:r>
     </w:p>
     <w:p>
@@ -1884,7 +1892,7 @@
           <w:color w:val="141414"/>
           <w:sz w:val="21"/>
         </w:rPr>
-        <w:t>• “耶！最后一排，还是戴主任最懂我！”（EP21第21-3场，高二开学罗爱文被分到最后一排“雅座”时的欢呼）</w:t>
+        <w:t>• “耶！最后一排，还是戴主任最懂我！”（EP21高二开学罗爱文被分到最后一排“雅座”时的欢呼）</w:t>
       </w:r>
     </w:p>
     <w:p>
@@ -1899,7 +1907,7 @@
           <w:color w:val="141414"/>
           <w:sz w:val="21"/>
         </w:rPr>
-        <w:t>• “好久没人跟我这么说话了。陈明啊，你以后就是我大哥，明哥！”（EP24第24-1场大结局，孔子像前罗爱文迎回阳光复学的陈明时激动拜大哥）</w:t>
+        <w:t>• “好久没人跟我这么说话了。陈明啊，你以后就是我大哥，明哥！”（EP24大结局，孔子像前罗爱文迎回阳光复学的陈明时激动拜大哥）</w:t>
       </w:r>
     </w:p>
     <w:p>
@@ -1914,7 +1922,7 @@
           <w:color w:val="141414"/>
           <w:sz w:val="21"/>
         </w:rPr>
-        <w:t>• “还是学管理。不过我争取过，没准能换专业。我还是想学造新能源汽车！”（EP24第24-2场大结局，罗爱文飞往德国留学前向赵左右道出坚持技术理想的决心）</w:t>
+        <w:t>• “还是学管理。不过我争取过，没准能换专业。我还是想学造新能源汽车！”（EP24大结局，罗爱文飞往德国留学前向赵左右道出坚持技术理想的决心）</w:t>
       </w:r>
     </w:p>
     <w:sectPr>

--- a/01_《三人行》全24集全流程标杆成品库/05_核心人物一人一档/人物07_罗爱文（16—18岁少年死党 ＆ 2033中年企业家）.docx
+++ b/01_《三人行》全24集全流程标杆成品库/05_核心人物一人一档/人物07_罗爱文（16—18岁少年死党 ＆ 2033中年企业家）.docx
@@ -1445,7 +1445,7 @@
           <w:color w:val="141414"/>
           <w:sz w:val="22"/>
         </w:rPr>
-        <w:t>（一）第一卷·白昼篇（EP01–EP08）：Suprise贺卡、认荀哥做大哥与除夕送车</w:t>
+        <w:t>（一）第一卷·白昼篇（EP01—EP08）：看台麻辣烫背锅、拼错的“Suprise”贺卡、认荀哥做大哥与除夕皮卡运造雪机</w:t>
       </w:r>
     </w:p>
     <w:p>
@@ -1461,22 +1461,7 @@
           <w:color w:val="141414"/>
           <w:sz w:val="21"/>
         </w:rPr>
-        <w:t>2008年1月21日（EP01），罗爱文在操场看台陪赵左右偷吃麻辣烫被戴主任抓包，当41岁的荀未来霸气解围并把三千字检讨甩给他时，罗爱文非但不恼，反而一脸崇拜地奉荀未来为大哥；当晚赵左右在卧室拆开书包，发现了罗爱文悄悄塞在里面的《Harry Potter》原版书和拼错英文的“Suprise!”生日贺卡，瞬间泪目。在EP03–04中，罗爱文在漫画屋参加陈明的数学补习（刚写下“1.解”就趴桌秒睡），并在除夕夜（EP06）为了帮赵左右运送造雪机，不仅偷偷搞来一辆皮卡车钥匙，还发动全班同学轮流打电话给戴主任拜年占线，助力“暖雪”奇观诞生。</w:t>
-      </w:r>
-    </w:p>
-    <w:p>
-      <w:pPr>
-        <w:spacing w:before="120" w:after="60" w:line="384" w:lineRule="auto"/>
-        <w:jc w:val="left"/>
-      </w:pPr>
-      <w:r>
-        <w:rPr>
-          <w:rFonts w:ascii="Arial" w:hAnsi="Arial" w:eastAsia="黑体"/>
-          <w:b/>
-          <w:color w:val="141414"/>
-          <w:sz w:val="22"/>
-        </w:rPr>
-        <w:t>（二）第二卷·黄昏篇（EP09–EP16）：走廊打架护友、汽配厂寻陈明与学工真相</w:t>
+        <w:t>到了EP01《夺回人生》（2008年1月21日，赵左右16岁生日当天），身为长林爱荣机械制造厂厂长罗仕强独生子的“富二代学渣”罗爱文，在操场看台折梯转角处陪死党赵左右偷吃砂锅麻辣烫被教导主任戴娟抓个正着。当翻墙进校的41岁转校生荀未来霸气现身替赵左右解围、顺手把三千字检讨甩给罗爱文写时，重义气的罗爱文非但不恼，反而在荀未来数学补考拿满分、食堂五分钟修好刷卡机后五体投地地奉荀未来为“荀哥”；当晚赵左右回到501室卧室拉开书包，惊喜发现了罗爱文悄悄塞在里面的英文原版《Harry Potter》以及一张把英文单词拼错成“Suprise!”的亲手绘制生日贺卡（内夹正版游戏光盘），足见这位少年死党粗中有细的赤诚真心。</w:t>
       </w:r>
     </w:p>
     <w:p>
@@ -1492,22 +1477,7 @@
           <w:color w:val="141414"/>
           <w:sz w:val="21"/>
         </w:rPr>
-        <w:t>升入文科（10）班后，罗爱文与赵左右、荀未来并排坐在讲台前的“铁三角雅座”。在EP10–12中，当赵左右因成绩焦虑与他们爆发冲突时，罗爱文始终不离不弃；陈明在广播室自曝偷打CS为赵左右作证退学后，罗爱文顶着严寒陪赵左右和荀未来跑遍金淮汽配厂寻找陈明。在EP14–15中，罗爱文全力协助创办《三人行》杂志社，并在自家爱荣机械制造厂学工期间，无私配合赵左右拍摄厂区纪录片，勇敢揭露了父亲罗仕强的摆拍作秀，鼓励醉酒老工人说出真心话，并在EP16与众人含泪送别退学的荀未来。</w:t>
-      </w:r>
-    </w:p>
-    <w:p>
-      <w:pPr>
-        <w:spacing w:before="120" w:after="60" w:line="384" w:lineRule="auto"/>
-        <w:jc w:val="left"/>
-      </w:pPr>
-      <w:r>
-        <w:rPr>
-          <w:rFonts w:ascii="Arial" w:hAnsi="Arial" w:eastAsia="黑体"/>
-          <w:b/>
-          <w:color w:val="141414"/>
-          <w:sz w:val="22"/>
-        </w:rPr>
-        <w:t>（三）太阳能小车、“答案箱”铁罐助学与远赴德国的新能源追梦人</w:t>
+        <w:t>到了EP02《第三个雪人》、EP03《少年的决定》与EP04《避风港争夺战》，罗爱文在广播站竞选与分科表风波中全程力挺赵左右；寒假期间在三条鱼漫画屋长桌参加陈明主持的数学补习班时，罗爱文在草稿纸上刚工工整整写下“1. 解：”三个字便倒头趴在桌上呼呼大睡，贡献了全剧最生动的学渣喜剧名场面。</w:t>
       </w:r>
     </w:p>
     <w:p>
@@ -1523,7 +1493,22 @@
           <w:color w:val="141414"/>
           <w:sz w:val="21"/>
         </w:rPr>
-        <w:t>到了EP18《一夜剧变》至EP20《涉过夏天》，经历了爱荣机械制造厂的学工实践后，原本整天混日子、自嘲只配坐教室最后一排的罗爱文彻底找到了人生的方向。他在课余时间潜心钻研机械与电路，亲手制作出了一辆精致的太阳能玩具小车，不仅获得了班主任戴娟的欣慰鼓励（支持他拿去五月跳蚤市场售卖挣班费），更展现出了扎实的动手天赋。2008年暑假，当得知挚友陈明因退学而在街头戴着草帽蹬三轮车买菜补贴家用时，重情重义的罗爱文毫无保留地参与到伙伴们的互助行动中，与赵左右、徐图图、王一漫一起将拍探店视频攒下的助学款连同手写字条塞进贴有“答案箱”字样的铁罐里，悄悄留在五元自助快餐店资助陈明重返校园。</w:t>
+        <w:t>到了EP06《暖雪》除夕跨年之夜，得知赵左右与荀未来要从八中体育馆储藏室借出两台沉重的LM3500造雪机运往东湖公园给心上人下一场“暖雪”，仗义的罗爱文二话不说，不仅从家里偷偷搞来一辆银色皮卡车钥匙帮忙装车运输，更发动全班同学在除夕夜排着队轮流给教导主任戴娟家里打电话拜年占线，成功拖住戴娟，护航东湖公园跨年“暖雪”奇观诞生！</w:t>
+      </w:r>
+    </w:p>
+    <w:p>
+      <w:pPr>
+        <w:spacing w:before="120" w:after="60" w:line="384" w:lineRule="auto"/>
+        <w:jc w:val="left"/>
+      </w:pPr>
+      <w:r>
+        <w:rPr>
+          <w:rFonts w:ascii="Arial" w:hAnsi="Arial" w:eastAsia="黑体"/>
+          <w:b/>
+          <w:color w:val="141414"/>
+          <w:sz w:val="22"/>
+        </w:rPr>
+        <w:t>（二）第二卷·黄昏篇（EP09—EP16）：“铁三角雅座”、拉闸抢笔记护友、汽配厂寻陈明与学工车间的机械觉醒</w:t>
       </w:r>
     </w:p>
     <w:p>
@@ -1539,7 +1524,7 @@
           <w:color w:val="141414"/>
           <w:sz w:val="21"/>
         </w:rPr>
-        <w:t>到了EP21《当雪落下》与EP22《背对背，肩并肩》升入高二（2）班后，再次被戴主任分到靠窗最后一排“专属雅座”的罗爱文高举双手欢呼“还是戴主任最懂我”；当来历不明的转校生小雪试图用一大包零食收买他时，罗爱文只看了门口赵左右一个警告的眼神便立刻缩回手果断拒收；冬日初雪落下的操场上，他冻得双手通红失去知觉依然陪着徐图图、王一漫和小雪一起滚雪球堆雪人。到了EP22《背对背，肩并肩》，正是因为赵左右为了陪荀未来和赵了去卖路虎车而推掉了去罗爱文家工厂翻新剪彩蹭饭的邀约，才让荀未来与赵了在车上瞬间想通了“原初时间线左额角月牙疤是在去罗家工厂剪彩路上经过岁月路偶遇银行劫案留下的、而这一世因陪他们去卖车才错过了劫匪”这一核心因果闭环！</w:t>
+        <w:t>到了EP09《人生失控》与EP10《只要我想》高一下学期文理分科后，罗爱文追随赵左右与荀未来一起进入高一文科（10）班，三人被班主任戴娟并排安排在讲台眼皮子底下的第一排“铁三角重点监控雅座”。看着赵左右立下军令状后吃饭刷题、走路背书的疯魔状态（吓得罗爱文在食堂大喊“活见鬼了，左右变陈明了！”），以及在体育馆低血糖晕倒，心疼死党的罗爱文在EP10听从荀未来指挥，在教学楼男洗手间拉下电闸制造黑暗，配合荀未来抢走了赵左右的《陈明数学答案略集锦》想逼他休息；结果因两人在校服上喷了同款浓烈男士香水被赵左右在走廊当场识破扭打，罗爱文与荀未来在戴娟办公室并排罚站，却始终毫无怨言。</w:t>
       </w:r>
     </w:p>
     <w:p>
@@ -1555,7 +1540,102 @@
           <w:color w:val="141414"/>
           <w:sz w:val="21"/>
         </w:rPr>
-        <w:t>到了EP23《不可战胜的敌人》与EP24《独自面对》大结局，经历2058年局部熵减时空修正后，虽然罗爱文被迫遗忘了“荀哥”，但荀未来和赵左右带给他的成长力量早已融入骨血。2009年秋清晨，罗爱文在八中孔子雕像前与赵左右一起迎回了阳光复学的陈明，激动得当场拜陈明为“明哥”；不久后，罗爱文正式飞往德国留学——他没有顺从父亲罗仕强的安排去读守成的企业管理，而是坚定地向家里争取换专业攻读自己热爱的“新能源汽车制造”，在校园里意气风发地与“赵导”赵左右挥手告别：“说不定我和明哥以后一块儿合作，能研究什么自动驾驶呢！”</w:t>
+        <w:t>到了EP11《YOU WIN》与EP12《寻未来》，当陈明在全校广播室自曝每晚潜入主任办公室打CS游戏为赵左右作证、遭陈父当众掌掴退学后，罗爱文顶着凛冽寒风陪赵左右、荀未来跑遍长林金淮汽配厂与街巷寻找陈明，并在校园里全力支持赵左右成立“梦语心理社”。</w:t>
+      </w:r>
+    </w:p>
+    <w:p>
+      <w:pPr>
+        <w:spacing w:before="40" w:after="100" w:line="384" w:lineRule="auto"/>
+        <w:ind w:firstLine="420"/>
+        <w:jc w:val="left"/>
+      </w:pPr>
+      <w:r>
+        <w:rPr>
+          <w:rFonts w:ascii="Times New Roman" w:hAnsi="Times New Roman" w:eastAsia="宋体"/>
+          <w:b w:val="0"/>
+          <w:color w:val="141414"/>
+          <w:sz w:val="21"/>
+        </w:rPr>
+        <w:t>到了EP13《我与我的宣战》与EP14《继承》，罗爱文不仅把自家别墅宽敞的书房提供给赵左右与荀未来作为《三人行》校园杂志社的秘密创刊基地，更在父亲罗仕强设下天门饭店酒局企图用五百万空头支票收买杂志社时（课前罗爱文在教室第一排眼皮上贴着两张画有假眼珠的白纸片睡觉混过检查），站在挚友赵左右一边。</w:t>
+      </w:r>
+    </w:p>
+    <w:p>
+      <w:pPr>
+        <w:spacing w:before="40" w:after="100" w:line="384" w:lineRule="auto"/>
+        <w:ind w:firstLine="420"/>
+        <w:jc w:val="left"/>
+      </w:pPr>
+      <w:r>
+        <w:rPr>
+          <w:rFonts w:ascii="Times New Roman" w:hAnsi="Times New Roman" w:eastAsia="宋体"/>
+          <w:b w:val="0"/>
+          <w:color w:val="141414"/>
+          <w:sz w:val="21"/>
+        </w:rPr>
+        <w:t>到了EP15《左或右》与EP16《再见，老同学》，高一十班前往罗爱文父亲的爱荣机械制造厂开展学工实践。当罗爱文与赵左右在组装车间窗外亲耳听到父亲罗仕强与总工程师林善才为保住全厂几百名老工人饭碗而不得不做表面宣传的苦衷、又看到醉酒老工人含泪回忆90年代暴风雪夜罗厂长背工友狂奔送医的往事后，这位原本叛逆厌学、看不起父亲的富家少爷彻底读懂了实业父辈的脊梁！他在厂区外雪夜石阶上对着赵左右郑重立誓：“以前我总觉得坐最后一排混日子挺酷，现在我想明白了，我以后要学真技术，当咱们厂真正的罗总工！”并在EP16校门口与伙伴们一起挥泪送别了退学的荀哥。</w:t>
+      </w:r>
+    </w:p>
+    <w:p>
+      <w:pPr>
+        <w:spacing w:before="120" w:after="60" w:line="384" w:lineRule="auto"/>
+        <w:jc w:val="left"/>
+      </w:pPr>
+      <w:r>
+        <w:rPr>
+          <w:rFonts w:ascii="Arial" w:hAnsi="Arial" w:eastAsia="黑体"/>
+          <w:b/>
+          <w:color w:val="141414"/>
+          <w:sz w:val="22"/>
+        </w:rPr>
+        <w:t>（三）第三卷·黑夜篇至终局（EP17—EP24）：太阳能玩具小车、“答案箱”铁罐助学、卖车改写伤疤因果与远赴德国造新能源车</w:t>
+      </w:r>
+    </w:p>
+    <w:p>
+      <w:pPr>
+        <w:spacing w:before="40" w:after="100" w:line="384" w:lineRule="auto"/>
+        <w:ind w:firstLine="420"/>
+        <w:jc w:val="left"/>
+      </w:pPr>
+      <w:r>
+        <w:rPr>
+          <w:rFonts w:ascii="Times New Roman" w:hAnsi="Times New Roman" w:eastAsia="宋体"/>
+          <w:b w:val="0"/>
+          <w:color w:val="141414"/>
+          <w:sz w:val="21"/>
+        </w:rPr>
+        <w:t>到了EP18《一夜剧变》至EP20《涉过夏天》，从学工车间觉醒归来的罗爱文说到做到，利用课余时间潜心钻研机械结构与光电电路，亲手制作出了一辆精致的太阳能玩具小车！当他在高一十班教室门口摆弄太阳能小车被班主任戴娟撞见时（EP18），戴娟非但没有批评他，反而欣慰地夸赞他动手能力强，鼓励他把太阳能小车拿到学校五月跳蚤市场上去义卖为班级挣班费，让这位曾经的“倒数第一”第一次尝到了被师长认可的骄傲。在EP20暑假里，得知挚友陈明退学后戴着草帽蹬三轮车送菜补贴家用，重情重义的罗爱文全力加入伙伴们的互助行动，与赵左右、徐图图、王一漫一起将攒下的助学款塞进贴有“答案箱”字样的铁罐留在5元自助快餐店，助陈明重返校园。</w:t>
+      </w:r>
+    </w:p>
+    <w:p>
+      <w:pPr>
+        <w:spacing w:before="40" w:after="100" w:line="384" w:lineRule="auto"/>
+        <w:ind w:firstLine="420"/>
+        <w:jc w:val="left"/>
+      </w:pPr>
+      <w:r>
+        <w:rPr>
+          <w:rFonts w:ascii="Times New Roman" w:hAnsi="Times New Roman" w:eastAsia="宋体"/>
+          <w:b w:val="0"/>
+          <w:color w:val="141414"/>
+          <w:sz w:val="21"/>
+        </w:rPr>
+        <w:t>到了EP21《当雪落下》与EP22《背对背，肩并肩》高二开学，再次被戴主任分到靠窗最后一排“专属雅座”的罗爱文高举双手欢呼“还是戴主任最懂我”；当转校生小雪试图用一大包零食收买他时，原本伸手去接的罗爱文只看了教室门口赵左右一个警告的眼神，便立刻缩回手果断拒收；而在2008年冬日初雪落下的操场上，他冻得双手通红失去知觉依然陪着徐图图、王一漫和小雪一起滚雪球堆雪人。更关键的是，在EP22决战前夜，罗爱文热情邀请赵左右去自家翻新的工厂参加剪彩蹭饭——正是因为赵左右为了陪荀未来和赵了去卖路虎车而推掉了罗爱文的这次剪彩邀约，才让荀未来与赵了在车上瞬间想通了“原初时间线左额角月牙疤是在去罗家工厂剪彩路上经过岁月路偶遇银行劫案留下的、而这一世因陪他们去卖车才错过了劫匪”这一核心因果闭环！</w:t>
+      </w:r>
+    </w:p>
+    <w:p>
+      <w:pPr>
+        <w:spacing w:before="40" w:after="100" w:line="384" w:lineRule="auto"/>
+        <w:ind w:firstLine="420"/>
+        <w:jc w:val="left"/>
+      </w:pPr>
+      <w:r>
+        <w:rPr>
+          <w:rFonts w:ascii="Times New Roman" w:hAnsi="Times New Roman" w:eastAsia="宋体"/>
+          <w:b w:val="0"/>
+          <w:color w:val="141414"/>
+          <w:sz w:val="21"/>
+        </w:rPr>
+        <w:t>到了EP23《不可战胜的敌人》与EP24《独自面对》（大结局），经历82%局部熵减时空修正后，虽然罗爱文被迫遗忘了“荀哥”，但那颗实业报国的种子早已生根发芽。2009年秋高三开学季清晨（EP24），罗爱文在八中孔子雕像前与赵左右一起惊喜迎回了背着书包阳光复学的陈明，激动得当场冲上去抱住陈明拜其为“明哥”；不久后在教学楼走廊里，即将飞往德国留学的罗爱文意气风发地向“赵导”赵左右道别——他没有顺从父亲罗仕强的安排去读守成的工商管理，而是靠自己的坚持向家里争取换专业攻读“新能源汽车制造”，拍着赵左右的肩膀笑道：“说不定我和明哥以后一块儿合作，能研究什么自动驾驶呢！”最终在2033年成为见证主角团幸福终局的实业家挚友。</w:t>
       </w:r>
     </w:p>
     <w:p>
@@ -1862,7 +1942,7 @@
           <w:color w:val="141414"/>
           <w:sz w:val="21"/>
         </w:rPr>
-        <w:t>• “我还有大事要干。好生气呀。但是好喜欢。苟哥！我一定会好好完成任务的！”（EP01罗爱文被荀未来甩了三千字检讨后傲娇又崇拜的喜剧名台词）</w:t>
+        <w:t>• “我还有大事要干。好生气呀。但是好喜欢。苟哥！我一定会好好完成任务的！”（EP01，罗爱文被荀未来甩了三千字检讨后傲娇又崇拜的喜剧名台词）</w:t>
       </w:r>
     </w:p>
     <w:p>
@@ -1877,7 +1957,7 @@
           <w:color w:val="141414"/>
           <w:sz w:val="21"/>
         </w:rPr>
-        <w:t>• “赵左右，现在两三万，是解决不了你的问题的。”（EP012033年41岁成年罗爱文在旧时光咖啡馆点醒赵左右并递出人生有限公司名片）</w:t>
+        <w:t>• “赵左右，现在两三万，是解决不了你的问题的。”（EP01，2033年41岁成年罗爱文在旧时光咖啡馆点醒赵左右并递出人生有限公司名片）</w:t>
       </w:r>
     </w:p>
     <w:p>
@@ -1892,7 +1972,7 @@
           <w:color w:val="141414"/>
           <w:sz w:val="21"/>
         </w:rPr>
-        <w:t>• “耶！最后一排，还是戴主任最懂我！”（EP21高二开学罗爱文被分到最后一排“雅座”时的欢呼）</w:t>
+        <w:t>• “耶！最后一排，还是戴主任最懂我！”（EP21，高二开学罗爱文被分到最后一排“雅座”时的欢呼）</w:t>
       </w:r>
     </w:p>
     <w:p>

--- a/01_《三人行》全24集全流程标杆成品库/05_核心人物一人一档/人物07_罗爱文（16—18岁少年死党 ＆ 2033中年企业家）.docx
+++ b/01_《三人行》全24集全流程标杆成品库/05_核心人物一人一档/人物07_罗爱文（16—18岁少年死党 ＆ 2033中年企业家）.docx
@@ -124,9 +124,7 @@
         </w:tc>
       </w:tr>
       <w:tr>
-        <w:trPr>
-          <w:cantSplit/>
-        </w:trPr>
+        <w:trPr/>
         <w:tc>
           <w:tcPr>
             <w:tcW w:type="dxa" w:w="2520"/>
@@ -185,9 +183,7 @@
         </w:tc>
       </w:tr>
       <w:tr>
-        <w:trPr>
-          <w:cantSplit/>
-        </w:trPr>
+        <w:trPr/>
         <w:tc>
           <w:tcPr>
             <w:tcW w:type="dxa" w:w="2520"/>
@@ -248,9 +244,7 @@
         </w:tc>
       </w:tr>
       <w:tr>
-        <w:trPr>
-          <w:cantSplit/>
-        </w:trPr>
+        <w:trPr/>
         <w:tc>
           <w:tcPr>
             <w:tcW w:type="dxa" w:w="2520"/>
@@ -309,9 +303,7 @@
         </w:tc>
       </w:tr>
       <w:tr>
-        <w:trPr>
-          <w:cantSplit/>
-        </w:trPr>
+        <w:trPr/>
         <w:tc>
           <w:tcPr>
             <w:tcW w:type="dxa" w:w="2520"/>
@@ -372,9 +364,7 @@
         </w:tc>
       </w:tr>
       <w:tr>
-        <w:trPr>
-          <w:cantSplit/>
-        </w:trPr>
+        <w:trPr/>
         <w:tc>
           <w:tcPr>
             <w:tcW w:type="dxa" w:w="2520"/>
@@ -433,9 +423,7 @@
         </w:tc>
       </w:tr>
       <w:tr>
-        <w:trPr>
-          <w:cantSplit/>
-        </w:trPr>
+        <w:trPr/>
         <w:tc>
           <w:tcPr>
             <w:tcW w:type="dxa" w:w="2520"/>
@@ -496,9 +484,7 @@
         </w:tc>
       </w:tr>
       <w:tr>
-        <w:trPr>
-          <w:cantSplit/>
-        </w:trPr>
+        <w:trPr/>
         <w:tc>
           <w:tcPr>
             <w:tcW w:type="dxa" w:w="2520"/>
@@ -557,9 +543,7 @@
         </w:tc>
       </w:tr>
       <w:tr>
-        <w:trPr>
-          <w:cantSplit/>
-        </w:trPr>
+        <w:trPr/>
         <w:tc>
           <w:tcPr>
             <w:tcW w:type="dxa" w:w="2520"/>
@@ -620,9 +604,7 @@
         </w:tc>
       </w:tr>
       <w:tr>
-        <w:trPr>
-          <w:cantSplit/>
-        </w:trPr>
+        <w:trPr/>
         <w:tc>
           <w:tcPr>
             <w:tcW w:type="dxa" w:w="2520"/>
@@ -681,9 +663,7 @@
         </w:tc>
       </w:tr>
       <w:tr>
-        <w:trPr>
-          <w:cantSplit/>
-        </w:trPr>
+        <w:trPr/>
         <w:tc>
           <w:tcPr>
             <w:tcW w:type="dxa" w:w="2520"/>
@@ -744,9 +724,7 @@
         </w:tc>
       </w:tr>
       <w:tr>
-        <w:trPr>
-          <w:cantSplit/>
-        </w:trPr>
+        <w:trPr/>
         <w:tc>
           <w:tcPr>
             <w:tcW w:type="dxa" w:w="2520"/>
@@ -1053,9 +1031,7 @@
         </w:tc>
       </w:tr>
       <w:tr>
-        <w:trPr>
-          <w:cantSplit/>
-        </w:trPr>
+        <w:trPr/>
         <w:tc>
           <w:tcPr>
             <w:tcW w:type="dxa" w:w="2520"/>
@@ -1120,9 +1096,7 @@
         </w:tc>
       </w:tr>
       <w:tr>
-        <w:trPr>
-          <w:cantSplit/>
-        </w:trPr>
+        <w:trPr/>
         <w:tc>
           <w:tcPr>
             <w:tcW w:type="dxa" w:w="2520"/>
@@ -1189,9 +1163,7 @@
         </w:tc>
       </w:tr>
       <w:tr>
-        <w:trPr>
-          <w:cantSplit/>
-        </w:trPr>
+        <w:trPr/>
         <w:tc>
           <w:tcPr>
             <w:tcW w:type="dxa" w:w="2520"/>
@@ -1256,9 +1228,7 @@
         </w:tc>
       </w:tr>
       <w:tr>
-        <w:trPr>
-          <w:cantSplit/>
-        </w:trPr>
+        <w:trPr/>
         <w:tc>
           <w:tcPr>
             <w:tcW w:type="dxa" w:w="2520"/>
@@ -1730,9 +1700,7 @@
         </w:tc>
       </w:tr>
       <w:tr>
-        <w:trPr>
-          <w:cantSplit/>
-        </w:trPr>
+        <w:trPr/>
         <w:tc>
           <w:tcPr>
             <w:tcW w:type="dxa" w:w="2664"/>
@@ -1791,9 +1759,7 @@
         </w:tc>
       </w:tr>
       <w:tr>
-        <w:trPr>
-          <w:cantSplit/>
-        </w:trPr>
+        <w:trPr/>
         <w:tc>
           <w:tcPr>
             <w:tcW w:type="dxa" w:w="2664"/>
@@ -1854,9 +1820,7 @@
         </w:tc>
       </w:tr>
       <w:tr>
-        <w:trPr>
-          <w:cantSplit/>
-        </w:trPr>
+        <w:trPr/>
         <w:tc>
           <w:tcPr>
             <w:tcW w:type="dxa" w:w="2664"/>
